--- a/FINALREPORT/Cromwell_Pilacan_Project108.docx
+++ b/FINALREPORT/Cromwell_Pilacan_Project108.docx
@@ -28,7 +28,7 @@
       </w:pPr>
       <w:bookmarkStart w:id="0" w:name="_Toc211201373"/>
       <w:bookmarkStart w:id="1" w:name="_Toc211201481"/>
-      <w:bookmarkStart w:id="2" w:name="_Toc211205825"/>
+      <w:bookmarkStart w:id="2" w:name="_Toc211272435"/>
       <w:r>
         <w:t xml:space="preserve">RESEARCH PROJECT </w:t>
       </w:r>
@@ -115,7 +115,7 @@
                       <w:b/>
                       <w:sz w:val="24"/>
                     </w:rPr>
-                    <w:t>PROJECT 108: AUTONOMOUS MOBILE BUOY FOR MONITORING THE HEALTH OF LAKE WAIKARE</w:t>
+                    <w:t>AUTONOMOUS MOBILE BUOY FOR MONITORING THE HEALTH OF LAKE WAIKARE</w:t>
                   </w:r>
                 </w:p>
                 <w:p>
@@ -181,84 +181,99 @@
     <w:p>
       <w:pPr>
         <w:pStyle w:val="BodyText"/>
-        <w:rPr>
-          <w:b/>
-          <w:sz w:val="36"/>
-        </w:rPr>
+        <w:spacing w:before="1" w:line="252" w:lineRule="auto"/>
+        <w:ind w:right="2"/>
+        <w:jc w:val="center"/>
       </w:pPr>
     </w:p>
     <w:p>
       <w:pPr>
         <w:pStyle w:val="BodyText"/>
-        <w:spacing w:before="3"/>
-        <w:rPr>
-          <w:b/>
-          <w:sz w:val="36"/>
-        </w:rPr>
+        <w:spacing w:before="1" w:line="252" w:lineRule="auto"/>
+        <w:ind w:right="2"/>
+        <w:jc w:val="center"/>
       </w:pPr>
     </w:p>
     <w:p>
       <w:pPr>
         <w:pStyle w:val="BodyText"/>
-        <w:tabs>
-          <w:tab w:val="left" w:pos="4395"/>
-        </w:tabs>
-        <w:spacing w:line="564" w:lineRule="auto"/>
-        <w:ind w:left="2127" w:right="2990"/>
+        <w:spacing w:before="1" w:line="252" w:lineRule="auto"/>
+        <w:ind w:right="2"/>
         <w:jc w:val="center"/>
       </w:pPr>
-      <w:r>
-        <w:t>Co-worker:</w:t>
-      </w:r>
-      <w:r>
-        <w:t xml:space="preserve"> </w:t>
-      </w:r>
-      <w:r>
-        <w:t>Connor Dunn</w:t>
-      </w:r>
     </w:p>
     <w:p>
       <w:pPr>
         <w:pStyle w:val="BodyText"/>
-        <w:tabs>
-          <w:tab w:val="left" w:pos="4395"/>
-        </w:tabs>
-        <w:spacing w:line="564" w:lineRule="auto"/>
-        <w:ind w:left="2127" w:right="2990"/>
+        <w:spacing w:before="1" w:line="252" w:lineRule="auto"/>
+        <w:ind w:right="2"/>
         <w:jc w:val="center"/>
       </w:pPr>
       <w:r>
-        <w:t>Supervisor:</w:t>
-      </w:r>
-      <w:r>
-        <w:t xml:space="preserve"> </w:t>
-      </w:r>
-      <w:r>
-        <w:t xml:space="preserve">Dr </w:t>
-      </w:r>
-      <w:r>
-        <w:t>Akshat Bisht</w:t>
+        <w:t>Co-worker: Connor Dunn</w:t>
       </w:r>
     </w:p>
     <w:p>
       <w:pPr>
         <w:pStyle w:val="BodyText"/>
-        <w:tabs>
-          <w:tab w:val="left" w:pos="4395"/>
-        </w:tabs>
-        <w:spacing w:line="564" w:lineRule="auto"/>
-        <w:ind w:left="2127" w:right="2990"/>
+        <w:spacing w:before="1" w:line="252" w:lineRule="auto"/>
+        <w:ind w:right="2"/>
         <w:jc w:val="center"/>
       </w:pPr>
-      <w:r>
-        <w:t>Co-s</w:t>
-      </w:r>
-      <w:r>
-        <w:t xml:space="preserve">upervisor: Dr </w:t>
-      </w:r>
-      <w:r>
-        <w:t>Kevin I-Kai Wang</w:t>
-      </w:r>
+    </w:p>
+    <w:p>
+      <w:pPr>
+        <w:pStyle w:val="BodyText"/>
+        <w:spacing w:before="1" w:line="252" w:lineRule="auto"/>
+        <w:ind w:right="2"/>
+        <w:jc w:val="center"/>
+      </w:pPr>
+      <w:r>
+        <w:t>Supervisor: Dr Akshat Bisht</w:t>
+      </w:r>
+    </w:p>
+    <w:p>
+      <w:pPr>
+        <w:pStyle w:val="BodyText"/>
+        <w:spacing w:before="1" w:line="252" w:lineRule="auto"/>
+        <w:ind w:right="2"/>
+        <w:jc w:val="center"/>
+      </w:pPr>
+    </w:p>
+    <w:p>
+      <w:pPr>
+        <w:pStyle w:val="BodyText"/>
+        <w:spacing w:before="1" w:line="252" w:lineRule="auto"/>
+        <w:ind w:right="2"/>
+        <w:jc w:val="center"/>
+      </w:pPr>
+      <w:r>
+        <w:t>Co-supervisor: Dr Kevin I-Kai Wang</w:t>
+      </w:r>
+    </w:p>
+    <w:p>
+      <w:pPr>
+        <w:pStyle w:val="BodyText"/>
+        <w:rPr>
+          <w:sz w:val="28"/>
+        </w:rPr>
+      </w:pPr>
+    </w:p>
+    <w:p>
+      <w:pPr>
+        <w:pStyle w:val="BodyText"/>
+        <w:rPr>
+          <w:sz w:val="28"/>
+        </w:rPr>
+      </w:pPr>
+    </w:p>
+    <w:p>
+      <w:pPr>
+        <w:pStyle w:val="BodyText"/>
+        <w:rPr>
+          <w:sz w:val="28"/>
+        </w:rPr>
+      </w:pPr>
     </w:p>
     <w:p>
       <w:pPr>
@@ -396,7 +411,7 @@
         <w:pStyle w:val="Heading1"/>
         <w:jc w:val="center"/>
       </w:pPr>
-      <w:bookmarkStart w:id="3" w:name="_Toc211205826"/>
+      <w:bookmarkStart w:id="3" w:name="_Toc211272436"/>
       <w:r>
         <w:lastRenderedPageBreak/>
         <w:t>ABSTRACT</w:t>
@@ -442,7 +457,7 @@
       </w:pPr>
       <w:bookmarkStart w:id="4" w:name="_Toc211201374"/>
       <w:bookmarkStart w:id="5" w:name="_Toc211201482"/>
-      <w:bookmarkStart w:id="6" w:name="_Toc211205827"/>
+      <w:bookmarkStart w:id="6" w:name="_Toc211272437"/>
       <w:r>
         <w:lastRenderedPageBreak/>
         <w:t>DECLARATION</w:t>
@@ -517,49 +532,7 @@
         <w:rPr>
           <w:sz w:val="24"/>
         </w:rPr>
-        <w:t xml:space="preserve">This report is the result of the final year project work carried </w:t>
-      </w:r>
-      <w:proofErr w:type="gramStart"/>
-      <w:r>
-        <w:rPr>
-          <w:sz w:val="24"/>
-        </w:rPr>
-        <w:t>out  by</w:t>
-      </w:r>
-      <w:proofErr w:type="gramEnd"/>
-      <w:r>
-        <w:rPr>
-          <w:sz w:val="24"/>
-        </w:rPr>
-        <w:t xml:space="preserve">  </w:t>
-      </w:r>
-      <w:proofErr w:type="gramStart"/>
-      <w:r>
-        <w:rPr>
-          <w:sz w:val="24"/>
-        </w:rPr>
-        <w:t>my  project</w:t>
-      </w:r>
-      <w:proofErr w:type="gramEnd"/>
-      <w:r>
-        <w:rPr>
-          <w:sz w:val="24"/>
-        </w:rPr>
-        <w:t xml:space="preserve"> partner (see cover page) and I </w:t>
-      </w:r>
-      <w:proofErr w:type="gramStart"/>
-      <w:r>
-        <w:rPr>
-          <w:sz w:val="24"/>
-        </w:rPr>
-        <w:t>under</w:t>
-      </w:r>
-      <w:proofErr w:type="gramEnd"/>
-      <w:r>
-        <w:rPr>
-          <w:sz w:val="24"/>
-        </w:rPr>
-        <w:t xml:space="preserve"> the guidance of our supervisor (see cover </w:t>
+        <w:t xml:space="preserve">This report is the result of the final year project work carried out  by  my  project partner (see cover page) and I under the guidance of our supervisor (see cover </w:t>
       </w:r>
       <w:r>
         <w:rPr>
@@ -578,7 +551,7 @@
         <w:rPr>
           <w:sz w:val="24"/>
         </w:rPr>
-        <w:t>4</w:t>
+        <w:t>5</w:t>
       </w:r>
       <w:r>
         <w:rPr>
@@ -959,7 +932,6 @@
         </w:rPr>
         <w:t xml:space="preserve">This report is not the same as any report, thesis, conference article or journal </w:t>
       </w:r>
-      <w:proofErr w:type="gramStart"/>
       <w:r>
         <w:rPr>
           <w:spacing w:val="-5"/>
@@ -980,7 +952,6 @@
         </w:rPr>
         <w:t>r</w:t>
       </w:r>
-      <w:proofErr w:type="gramEnd"/>
       <w:r>
         <w:rPr>
           <w:spacing w:val="34"/>
@@ -1224,7 +1195,7 @@
           <w:bCs w:val="0"/>
           <w:noProof/>
           <w:kern w:val="2"/>
-          <w:lang w:val="en-NZ" w:eastAsia="en-NZ"/>
+          <w:lang w:val="en-NZ" w:eastAsia="zh-CN"/>
           <w14:ligatures w14:val="standardContextual"/>
         </w:rPr>
       </w:pPr>
@@ -1238,7 +1209,7 @@
       <w:r>
         <w:fldChar w:fldCharType="separate"/>
       </w:r>
-      <w:hyperlink w:anchor="_Toc211205825" w:history="1">
+      <w:hyperlink w:anchor="_Toc211272435" w:history="1">
         <w:r>
           <w:rPr>
             <w:rStyle w:val="Hyperlink"/>
@@ -1252,7 +1223,47 @@
             <w:webHidden/>
           </w:rPr>
           <w:tab/>
-          <w:t>i</w:t>
+        </w:r>
+        <w:r>
+          <w:rPr>
+            <w:noProof/>
+            <w:webHidden/>
+          </w:rPr>
+          <w:fldChar w:fldCharType="begin"/>
+        </w:r>
+        <w:r>
+          <w:rPr>
+            <w:noProof/>
+            <w:webHidden/>
+          </w:rPr>
+          <w:instrText xml:space="preserve"> PAGEREF _Toc211272435 \h </w:instrText>
+        </w:r>
+        <w:r>
+          <w:rPr>
+            <w:noProof/>
+            <w:webHidden/>
+          </w:rPr>
+        </w:r>
+        <w:r>
+          <w:rPr>
+            <w:noProof/>
+            <w:webHidden/>
+          </w:rPr>
+          <w:fldChar w:fldCharType="separate"/>
+        </w:r>
+        <w:r>
+          <w:rPr>
+            <w:noProof/>
+            <w:webHidden/>
+          </w:rPr>
+          <w:t>1</w:t>
+        </w:r>
+        <w:r>
+          <w:rPr>
+            <w:noProof/>
+            <w:webHidden/>
+          </w:rPr>
+          <w:fldChar w:fldCharType="end"/>
         </w:r>
       </w:hyperlink>
     </w:p>
@@ -1268,11 +1279,11 @@
           <w:bCs w:val="0"/>
           <w:noProof/>
           <w:kern w:val="2"/>
-          <w:lang w:val="en-NZ" w:eastAsia="en-NZ"/>
+          <w:lang w:val="en-NZ" w:eastAsia="zh-CN"/>
           <w14:ligatures w14:val="standardContextual"/>
         </w:rPr>
       </w:pPr>
-      <w:hyperlink w:anchor="_Toc211205826" w:history="1">
+      <w:hyperlink w:anchor="_Toc211272436" w:history="1">
         <w:r>
           <w:rPr>
             <w:rStyle w:val="Hyperlink"/>
@@ -1286,7 +1297,47 @@
             <w:webHidden/>
           </w:rPr>
           <w:tab/>
-          <w:t>ii</w:t>
+        </w:r>
+        <w:r>
+          <w:rPr>
+            <w:noProof/>
+            <w:webHidden/>
+          </w:rPr>
+          <w:fldChar w:fldCharType="begin"/>
+        </w:r>
+        <w:r>
+          <w:rPr>
+            <w:noProof/>
+            <w:webHidden/>
+          </w:rPr>
+          <w:instrText xml:space="preserve"> PAGEREF _Toc211272436 \h </w:instrText>
+        </w:r>
+        <w:r>
+          <w:rPr>
+            <w:noProof/>
+            <w:webHidden/>
+          </w:rPr>
+        </w:r>
+        <w:r>
+          <w:rPr>
+            <w:noProof/>
+            <w:webHidden/>
+          </w:rPr>
+          <w:fldChar w:fldCharType="separate"/>
+        </w:r>
+        <w:r>
+          <w:rPr>
+            <w:noProof/>
+            <w:webHidden/>
+          </w:rPr>
+          <w:t>2</w:t>
+        </w:r>
+        <w:r>
+          <w:rPr>
+            <w:noProof/>
+            <w:webHidden/>
+          </w:rPr>
+          <w:fldChar w:fldCharType="end"/>
         </w:r>
       </w:hyperlink>
     </w:p>
@@ -1300,11 +1351,11 @@
           <w:rFonts w:asciiTheme="minorHAnsi" w:eastAsiaTheme="minorEastAsia" w:hAnsiTheme="minorHAnsi" w:cstheme="minorBidi"/>
           <w:noProof/>
           <w:kern w:val="2"/>
-          <w:lang w:val="en-NZ" w:eastAsia="en-NZ"/>
+          <w:lang w:val="en-NZ" w:eastAsia="zh-CN"/>
           <w14:ligatures w14:val="standardContextual"/>
         </w:rPr>
       </w:pPr>
-      <w:hyperlink w:anchor="_Toc211205827" w:history="1">
+      <w:hyperlink w:anchor="_Toc211272437" w:history="1">
         <w:r>
           <w:rPr>
             <w:rStyle w:val="Hyperlink"/>
@@ -1318,7 +1369,47 @@
             <w:webHidden/>
           </w:rPr>
           <w:tab/>
-          <w:t>iii</w:t>
+        </w:r>
+        <w:r>
+          <w:rPr>
+            <w:noProof/>
+            <w:webHidden/>
+          </w:rPr>
+          <w:fldChar w:fldCharType="begin"/>
+        </w:r>
+        <w:r>
+          <w:rPr>
+            <w:noProof/>
+            <w:webHidden/>
+          </w:rPr>
+          <w:instrText xml:space="preserve"> PAGEREF _Toc211272437 \h </w:instrText>
+        </w:r>
+        <w:r>
+          <w:rPr>
+            <w:noProof/>
+            <w:webHidden/>
+          </w:rPr>
+        </w:r>
+        <w:r>
+          <w:rPr>
+            <w:noProof/>
+            <w:webHidden/>
+          </w:rPr>
+          <w:fldChar w:fldCharType="separate"/>
+        </w:r>
+        <w:r>
+          <w:rPr>
+            <w:noProof/>
+            <w:webHidden/>
+          </w:rPr>
+          <w:t>3</w:t>
+        </w:r>
+        <w:r>
+          <w:rPr>
+            <w:noProof/>
+            <w:webHidden/>
+          </w:rPr>
+          <w:fldChar w:fldCharType="end"/>
         </w:r>
       </w:hyperlink>
     </w:p>
@@ -1334,11 +1425,11 @@
           <w:bCs w:val="0"/>
           <w:noProof/>
           <w:kern w:val="2"/>
-          <w:lang w:val="en-NZ" w:eastAsia="en-NZ"/>
+          <w:lang w:val="en-NZ" w:eastAsia="zh-CN"/>
           <w14:ligatures w14:val="standardContextual"/>
         </w:rPr>
       </w:pPr>
-      <w:hyperlink w:anchor="_Toc211205828" w:history="1">
+      <w:hyperlink w:anchor="_Toc211272438" w:history="1">
         <w:r>
           <w:rPr>
             <w:rStyle w:val="Hyperlink"/>
@@ -1352,7 +1443,47 @@
             <w:webHidden/>
           </w:rPr>
           <w:tab/>
-          <w:t>vi</w:t>
+        </w:r>
+        <w:r>
+          <w:rPr>
+            <w:noProof/>
+            <w:webHidden/>
+          </w:rPr>
+          <w:fldChar w:fldCharType="begin"/>
+        </w:r>
+        <w:r>
+          <w:rPr>
+            <w:noProof/>
+            <w:webHidden/>
+          </w:rPr>
+          <w:instrText xml:space="preserve"> PAGEREF _Toc211272438 \h </w:instrText>
+        </w:r>
+        <w:r>
+          <w:rPr>
+            <w:noProof/>
+            <w:webHidden/>
+          </w:rPr>
+        </w:r>
+        <w:r>
+          <w:rPr>
+            <w:noProof/>
+            <w:webHidden/>
+          </w:rPr>
+          <w:fldChar w:fldCharType="separate"/>
+        </w:r>
+        <w:r>
+          <w:rPr>
+            <w:noProof/>
+            <w:webHidden/>
+          </w:rPr>
+          <w:t>5</w:t>
+        </w:r>
+        <w:r>
+          <w:rPr>
+            <w:noProof/>
+            <w:webHidden/>
+          </w:rPr>
+          <w:fldChar w:fldCharType="end"/>
         </w:r>
       </w:hyperlink>
     </w:p>
@@ -1368,11 +1499,11 @@
           <w:bCs w:val="0"/>
           <w:noProof/>
           <w:kern w:val="2"/>
-          <w:lang w:val="en-NZ" w:eastAsia="en-NZ"/>
+          <w:lang w:val="en-NZ" w:eastAsia="zh-CN"/>
           <w14:ligatures w14:val="standardContextual"/>
         </w:rPr>
       </w:pPr>
-      <w:hyperlink w:anchor="_Toc211205829" w:history="1">
+      <w:hyperlink w:anchor="_Toc211272439" w:history="1">
         <w:r>
           <w:rPr>
             <w:rStyle w:val="Hyperlink"/>
@@ -1399,7 +1530,7 @@
             <w:noProof/>
             <w:webHidden/>
           </w:rPr>
-          <w:instrText xml:space="preserve"> PAGEREF _Toc211205829 \h </w:instrText>
+          <w:instrText xml:space="preserve"> PAGEREF _Toc211272439 \h </w:instrText>
         </w:r>
         <w:r>
           <w:rPr>
@@ -1442,11 +1573,11 @@
           <w:bCs w:val="0"/>
           <w:noProof/>
           <w:kern w:val="2"/>
-          <w:lang w:val="en-NZ" w:eastAsia="en-NZ"/>
+          <w:lang w:val="en-NZ" w:eastAsia="zh-CN"/>
           <w14:ligatures w14:val="standardContextual"/>
         </w:rPr>
       </w:pPr>
-      <w:hyperlink w:anchor="_Toc211205830" w:history="1">
+      <w:hyperlink w:anchor="_Toc211272440" w:history="1">
         <w:r>
           <w:rPr>
             <w:rStyle w:val="Hyperlink"/>
@@ -1473,7 +1604,7 @@
             <w:noProof/>
             <w:webHidden/>
           </w:rPr>
-          <w:instrText xml:space="preserve"> PAGEREF _Toc211205830 \h </w:instrText>
+          <w:instrText xml:space="preserve"> PAGEREF _Toc211272440 \h </w:instrText>
         </w:r>
         <w:r>
           <w:rPr>
@@ -1517,11 +1648,11 @@
           <w:bCs w:val="0"/>
           <w:noProof/>
           <w:kern w:val="2"/>
-          <w:lang w:val="en-NZ" w:eastAsia="en-NZ"/>
+          <w:lang w:val="en-NZ" w:eastAsia="zh-CN"/>
           <w14:ligatures w14:val="standardContextual"/>
         </w:rPr>
       </w:pPr>
-      <w:hyperlink w:anchor="_Toc211205831" w:history="1">
+      <w:hyperlink w:anchor="_Toc211272441" w:history="1">
         <w:r>
           <w:rPr>
             <w:rStyle w:val="Hyperlink"/>
@@ -1536,7 +1667,7 @@
             <w:bCs w:val="0"/>
             <w:noProof/>
             <w:kern w:val="2"/>
-            <w:lang w:val="en-NZ" w:eastAsia="en-NZ"/>
+            <w:lang w:val="en-NZ" w:eastAsia="zh-CN"/>
             <w14:ligatures w14:val="standardContextual"/>
           </w:rPr>
           <w:tab/>
@@ -1567,7 +1698,7 @@
             <w:noProof/>
             <w:webHidden/>
           </w:rPr>
-          <w:instrText xml:space="preserve"> PAGEREF _Toc211205831 \h </w:instrText>
+          <w:instrText xml:space="preserve"> PAGEREF _Toc211272441 \h </w:instrText>
         </w:r>
         <w:r>
           <w:rPr>
@@ -1611,11 +1742,11 @@
           <w:bCs w:val="0"/>
           <w:noProof/>
           <w:kern w:val="2"/>
-          <w:lang w:val="en-NZ" w:eastAsia="en-NZ"/>
+          <w:lang w:val="en-NZ" w:eastAsia="zh-CN"/>
           <w14:ligatures w14:val="standardContextual"/>
         </w:rPr>
       </w:pPr>
-      <w:hyperlink w:anchor="_Toc211205832" w:history="1">
+      <w:hyperlink w:anchor="_Toc211272442" w:history="1">
         <w:r>
           <w:rPr>
             <w:rStyle w:val="Hyperlink"/>
@@ -1630,7 +1761,7 @@
             <w:bCs w:val="0"/>
             <w:noProof/>
             <w:kern w:val="2"/>
-            <w:lang w:val="en-NZ" w:eastAsia="en-NZ"/>
+            <w:lang w:val="en-NZ" w:eastAsia="zh-CN"/>
             <w14:ligatures w14:val="standardContextual"/>
           </w:rPr>
           <w:tab/>
@@ -1661,7 +1792,7 @@
             <w:noProof/>
             <w:webHidden/>
           </w:rPr>
-          <w:instrText xml:space="preserve"> PAGEREF _Toc211205832 \h </w:instrText>
+          <w:instrText xml:space="preserve"> PAGEREF _Toc211272442 \h </w:instrText>
         </w:r>
         <w:r>
           <w:rPr>
@@ -1703,11 +1834,11 @@
           <w:rFonts w:asciiTheme="minorHAnsi" w:eastAsiaTheme="minorEastAsia" w:hAnsiTheme="minorHAnsi" w:cstheme="minorBidi"/>
           <w:noProof/>
           <w:kern w:val="2"/>
-          <w:lang w:val="en-NZ" w:eastAsia="en-NZ"/>
+          <w:lang w:val="en-NZ" w:eastAsia="zh-CN"/>
           <w14:ligatures w14:val="standardContextual"/>
         </w:rPr>
       </w:pPr>
-      <w:hyperlink w:anchor="_Toc211205833" w:history="1">
+      <w:hyperlink w:anchor="_Toc211272443" w:history="1">
         <w:r>
           <w:rPr>
             <w:rStyle w:val="Hyperlink"/>
@@ -1720,7 +1851,7 @@
             <w:rFonts w:asciiTheme="minorHAnsi" w:eastAsiaTheme="minorEastAsia" w:hAnsiTheme="minorHAnsi" w:cstheme="minorBidi"/>
             <w:noProof/>
             <w:kern w:val="2"/>
-            <w:lang w:val="en-NZ" w:eastAsia="en-NZ"/>
+            <w:lang w:val="en-NZ" w:eastAsia="zh-CN"/>
             <w14:ligatures w14:val="standardContextual"/>
           </w:rPr>
           <w:tab/>
@@ -1751,7 +1882,7 @@
             <w:noProof/>
             <w:webHidden/>
           </w:rPr>
-          <w:instrText xml:space="preserve"> PAGEREF _Toc211205833 \h </w:instrText>
+          <w:instrText xml:space="preserve"> PAGEREF _Toc211272443 \h </w:instrText>
         </w:r>
         <w:r>
           <w:rPr>
@@ -1793,11 +1924,11 @@
           <w:rFonts w:asciiTheme="minorHAnsi" w:eastAsiaTheme="minorEastAsia" w:hAnsiTheme="minorHAnsi" w:cstheme="minorBidi"/>
           <w:noProof/>
           <w:kern w:val="2"/>
-          <w:lang w:val="en-NZ" w:eastAsia="en-NZ"/>
+          <w:lang w:val="en-NZ" w:eastAsia="zh-CN"/>
           <w14:ligatures w14:val="standardContextual"/>
         </w:rPr>
       </w:pPr>
-      <w:hyperlink w:anchor="_Toc211205834" w:history="1">
+      <w:hyperlink w:anchor="_Toc211272444" w:history="1">
         <w:r>
           <w:rPr>
             <w:rStyle w:val="Hyperlink"/>
@@ -1810,7 +1941,7 @@
             <w:rFonts w:asciiTheme="minorHAnsi" w:eastAsiaTheme="minorEastAsia" w:hAnsiTheme="minorHAnsi" w:cstheme="minorBidi"/>
             <w:noProof/>
             <w:kern w:val="2"/>
-            <w:lang w:val="en-NZ" w:eastAsia="en-NZ"/>
+            <w:lang w:val="en-NZ" w:eastAsia="zh-CN"/>
             <w14:ligatures w14:val="standardContextual"/>
           </w:rPr>
           <w:tab/>
@@ -1841,7 +1972,7 @@
             <w:noProof/>
             <w:webHidden/>
           </w:rPr>
-          <w:instrText xml:space="preserve"> PAGEREF _Toc211205834 \h </w:instrText>
+          <w:instrText xml:space="preserve"> PAGEREF _Toc211272444 \h </w:instrText>
         </w:r>
         <w:r>
           <w:rPr>
@@ -1883,11 +2014,11 @@
           <w:rFonts w:asciiTheme="minorHAnsi" w:eastAsiaTheme="minorEastAsia" w:hAnsiTheme="minorHAnsi" w:cstheme="minorBidi"/>
           <w:noProof/>
           <w:kern w:val="2"/>
-          <w:lang w:val="en-NZ" w:eastAsia="en-NZ"/>
+          <w:lang w:val="en-NZ" w:eastAsia="zh-CN"/>
           <w14:ligatures w14:val="standardContextual"/>
         </w:rPr>
       </w:pPr>
-      <w:hyperlink w:anchor="_Toc211205835" w:history="1">
+      <w:hyperlink w:anchor="_Toc211272445" w:history="1">
         <w:r>
           <w:rPr>
             <w:rStyle w:val="Hyperlink"/>
@@ -1900,7 +2031,7 @@
             <w:rFonts w:asciiTheme="minorHAnsi" w:eastAsiaTheme="minorEastAsia" w:hAnsiTheme="minorHAnsi" w:cstheme="minorBidi"/>
             <w:noProof/>
             <w:kern w:val="2"/>
-            <w:lang w:val="en-NZ" w:eastAsia="en-NZ"/>
+            <w:lang w:val="en-NZ" w:eastAsia="zh-CN"/>
             <w14:ligatures w14:val="standardContextual"/>
           </w:rPr>
           <w:tab/>
@@ -1931,7 +2062,7 @@
             <w:noProof/>
             <w:webHidden/>
           </w:rPr>
-          <w:instrText xml:space="preserve"> PAGEREF _Toc211205835 \h </w:instrText>
+          <w:instrText xml:space="preserve"> PAGEREF _Toc211272445 \h </w:instrText>
         </w:r>
         <w:r>
           <w:rPr>
@@ -1975,11 +2106,11 @@
           <w:bCs w:val="0"/>
           <w:noProof/>
           <w:kern w:val="2"/>
-          <w:lang w:val="en-NZ" w:eastAsia="en-NZ"/>
+          <w:lang w:val="en-NZ" w:eastAsia="zh-CN"/>
           <w14:ligatures w14:val="standardContextual"/>
         </w:rPr>
       </w:pPr>
-      <w:hyperlink w:anchor="_Toc211205836" w:history="1">
+      <w:hyperlink w:anchor="_Toc211272446" w:history="1">
         <w:r>
           <w:rPr>
             <w:rStyle w:val="Hyperlink"/>
@@ -1994,7 +2125,7 @@
             <w:bCs w:val="0"/>
             <w:noProof/>
             <w:kern w:val="2"/>
-            <w:lang w:val="en-NZ" w:eastAsia="en-NZ"/>
+            <w:lang w:val="en-NZ" w:eastAsia="zh-CN"/>
             <w14:ligatures w14:val="standardContextual"/>
           </w:rPr>
           <w:tab/>
@@ -2025,7 +2156,7 @@
             <w:noProof/>
             <w:webHidden/>
           </w:rPr>
-          <w:instrText xml:space="preserve"> PAGEREF _Toc211205836 \h </w:instrText>
+          <w:instrText xml:space="preserve"> PAGEREF _Toc211272446 \h </w:instrText>
         </w:r>
         <w:r>
           <w:rPr>
@@ -2067,11 +2198,11 @@
           <w:rFonts w:asciiTheme="minorHAnsi" w:eastAsiaTheme="minorEastAsia" w:hAnsiTheme="minorHAnsi" w:cstheme="minorBidi"/>
           <w:noProof/>
           <w:kern w:val="2"/>
-          <w:lang w:val="en-NZ" w:eastAsia="en-NZ"/>
+          <w:lang w:val="en-NZ" w:eastAsia="zh-CN"/>
           <w14:ligatures w14:val="standardContextual"/>
         </w:rPr>
       </w:pPr>
-      <w:hyperlink w:anchor="_Toc211205837" w:history="1">
+      <w:hyperlink w:anchor="_Toc211272447" w:history="1">
         <w:r>
           <w:rPr>
             <w:rStyle w:val="Hyperlink"/>
@@ -2084,7 +2215,7 @@
             <w:rFonts w:asciiTheme="minorHAnsi" w:eastAsiaTheme="minorEastAsia" w:hAnsiTheme="minorHAnsi" w:cstheme="minorBidi"/>
             <w:noProof/>
             <w:kern w:val="2"/>
-            <w:lang w:val="en-NZ" w:eastAsia="en-NZ"/>
+            <w:lang w:val="en-NZ" w:eastAsia="zh-CN"/>
             <w14:ligatures w14:val="standardContextual"/>
           </w:rPr>
           <w:tab/>
@@ -2115,7 +2246,7 @@
             <w:noProof/>
             <w:webHidden/>
           </w:rPr>
-          <w:instrText xml:space="preserve"> PAGEREF _Toc211205837 \h </w:instrText>
+          <w:instrText xml:space="preserve"> PAGEREF _Toc211272447 \h </w:instrText>
         </w:r>
         <w:r>
           <w:rPr>
@@ -2157,11 +2288,11 @@
           <w:rFonts w:asciiTheme="minorHAnsi" w:eastAsiaTheme="minorEastAsia" w:hAnsiTheme="minorHAnsi" w:cstheme="minorBidi"/>
           <w:noProof/>
           <w:kern w:val="2"/>
-          <w:lang w:val="en-NZ" w:eastAsia="en-NZ"/>
+          <w:lang w:val="en-NZ" w:eastAsia="zh-CN"/>
           <w14:ligatures w14:val="standardContextual"/>
         </w:rPr>
       </w:pPr>
-      <w:hyperlink w:anchor="_Toc211205838" w:history="1">
+      <w:hyperlink w:anchor="_Toc211272448" w:history="1">
         <w:r>
           <w:rPr>
             <w:rStyle w:val="Hyperlink"/>
@@ -2174,7 +2305,7 @@
             <w:rFonts w:asciiTheme="minorHAnsi" w:eastAsiaTheme="minorEastAsia" w:hAnsiTheme="minorHAnsi" w:cstheme="minorBidi"/>
             <w:noProof/>
             <w:kern w:val="2"/>
-            <w:lang w:val="en-NZ" w:eastAsia="en-NZ"/>
+            <w:lang w:val="en-NZ" w:eastAsia="zh-CN"/>
             <w14:ligatures w14:val="standardContextual"/>
           </w:rPr>
           <w:tab/>
@@ -2205,7 +2336,7 @@
             <w:noProof/>
             <w:webHidden/>
           </w:rPr>
-          <w:instrText xml:space="preserve"> PAGEREF _Toc211205838 \h </w:instrText>
+          <w:instrText xml:space="preserve"> PAGEREF _Toc211272448 \h </w:instrText>
         </w:r>
         <w:r>
           <w:rPr>
@@ -2249,11 +2380,11 @@
           <w:bCs w:val="0"/>
           <w:noProof/>
           <w:kern w:val="2"/>
-          <w:lang w:val="en-NZ" w:eastAsia="en-NZ"/>
+          <w:lang w:val="en-NZ" w:eastAsia="zh-CN"/>
           <w14:ligatures w14:val="standardContextual"/>
         </w:rPr>
       </w:pPr>
-      <w:hyperlink w:anchor="_Toc211205839" w:history="1">
+      <w:hyperlink w:anchor="_Toc211272449" w:history="1">
         <w:r>
           <w:rPr>
             <w:rStyle w:val="Hyperlink"/>
@@ -2268,7 +2399,7 @@
             <w:bCs w:val="0"/>
             <w:noProof/>
             <w:kern w:val="2"/>
-            <w:lang w:val="en-NZ" w:eastAsia="en-NZ"/>
+            <w:lang w:val="en-NZ" w:eastAsia="zh-CN"/>
             <w14:ligatures w14:val="standardContextual"/>
           </w:rPr>
           <w:tab/>
@@ -2278,7 +2409,7 @@
             <w:rStyle w:val="Hyperlink"/>
             <w:noProof/>
           </w:rPr>
-          <w:t>Design and Implementation</w:t>
+          <w:t>System Design Process</w:t>
         </w:r>
         <w:r>
           <w:rPr>
@@ -2299,7 +2430,7 @@
             <w:noProof/>
             <w:webHidden/>
           </w:rPr>
-          <w:instrText xml:space="preserve"> PAGEREF _Toc211205839 \h </w:instrText>
+          <w:instrText xml:space="preserve"> PAGEREF _Toc211272449 \h </w:instrText>
         </w:r>
         <w:r>
           <w:rPr>
@@ -2341,11 +2472,11 @@
           <w:rFonts w:asciiTheme="minorHAnsi" w:eastAsiaTheme="minorEastAsia" w:hAnsiTheme="minorHAnsi" w:cstheme="minorBidi"/>
           <w:noProof/>
           <w:kern w:val="2"/>
-          <w:lang w:val="en-NZ" w:eastAsia="en-NZ"/>
+          <w:lang w:val="en-NZ" w:eastAsia="zh-CN"/>
           <w14:ligatures w14:val="standardContextual"/>
         </w:rPr>
       </w:pPr>
-      <w:hyperlink w:anchor="_Toc211205840" w:history="1">
+      <w:hyperlink w:anchor="_Toc211272450" w:history="1">
         <w:r>
           <w:rPr>
             <w:rStyle w:val="Hyperlink"/>
@@ -2358,7 +2489,7 @@
             <w:rFonts w:asciiTheme="minorHAnsi" w:eastAsiaTheme="minorEastAsia" w:hAnsiTheme="minorHAnsi" w:cstheme="minorBidi"/>
             <w:noProof/>
             <w:kern w:val="2"/>
-            <w:lang w:val="en-NZ" w:eastAsia="en-NZ"/>
+            <w:lang w:val="en-NZ" w:eastAsia="zh-CN"/>
             <w14:ligatures w14:val="standardContextual"/>
           </w:rPr>
           <w:tab/>
@@ -2368,7 +2499,7 @@
             <w:rStyle w:val="Hyperlink"/>
             <w:noProof/>
           </w:rPr>
-          <w:t>Buoy Design</w:t>
+          <w:t>Early Development</w:t>
         </w:r>
         <w:r>
           <w:rPr>
@@ -2389,7 +2520,7 @@
             <w:noProof/>
             <w:webHidden/>
           </w:rPr>
-          <w:instrText xml:space="preserve"> PAGEREF _Toc211205840 \h </w:instrText>
+          <w:instrText xml:space="preserve"> PAGEREF _Toc211272450 \h </w:instrText>
         </w:r>
         <w:r>
           <w:rPr>
@@ -2436,11 +2567,11 @@
           <w:kern w:val="2"/>
           <w:sz w:val="24"/>
           <w:szCs w:val="24"/>
-          <w:lang w:val="en-NZ" w:eastAsia="en-NZ"/>
+          <w:lang w:val="en-NZ" w:eastAsia="zh-CN"/>
           <w14:ligatures w14:val="standardContextual"/>
         </w:rPr>
       </w:pPr>
-      <w:hyperlink w:anchor="_Toc211205841" w:history="1">
+      <w:hyperlink w:anchor="_Toc211272451" w:history="1">
         <w:r>
           <w:rPr>
             <w:rStyle w:val="Hyperlink"/>
@@ -2458,7 +2589,7 @@
             <w:kern w:val="2"/>
             <w:sz w:val="24"/>
             <w:szCs w:val="24"/>
-            <w:lang w:val="en-NZ" w:eastAsia="en-NZ"/>
+            <w:lang w:val="en-NZ" w:eastAsia="zh-CN"/>
             <w14:ligatures w14:val="standardContextual"/>
           </w:rPr>
           <w:tab/>
@@ -2468,7 +2599,7 @@
             <w:rStyle w:val="Hyperlink"/>
             <w:noProof/>
           </w:rPr>
-          <w:t>Physical Design</w:t>
+          <w:t>Hull</w:t>
         </w:r>
         <w:r>
           <w:rPr>
@@ -2489,7 +2620,7 @@
             <w:noProof/>
             <w:webHidden/>
           </w:rPr>
-          <w:instrText xml:space="preserve"> PAGEREF _Toc211205841 \h </w:instrText>
+          <w:instrText xml:space="preserve"> PAGEREF _Toc211272451 \h </w:instrText>
         </w:r>
         <w:r>
           <w:rPr>
@@ -2509,7 +2640,7 @@
             <w:noProof/>
             <w:webHidden/>
           </w:rPr>
-          <w:t>1</w:t>
+          <w:t>2</w:t>
         </w:r>
         <w:r>
           <w:rPr>
@@ -2536,11 +2667,11 @@
           <w:kern w:val="2"/>
           <w:sz w:val="24"/>
           <w:szCs w:val="24"/>
-          <w:lang w:val="en-NZ" w:eastAsia="en-NZ"/>
+          <w:lang w:val="en-NZ" w:eastAsia="zh-CN"/>
           <w14:ligatures w14:val="standardContextual"/>
         </w:rPr>
       </w:pPr>
-      <w:hyperlink w:anchor="_Toc211205842" w:history="1">
+      <w:hyperlink w:anchor="_Toc211272452" w:history="1">
         <w:r>
           <w:rPr>
             <w:rStyle w:val="Hyperlink"/>
@@ -2558,7 +2689,7 @@
             <w:kern w:val="2"/>
             <w:sz w:val="24"/>
             <w:szCs w:val="24"/>
-            <w:lang w:val="en-NZ" w:eastAsia="en-NZ"/>
+            <w:lang w:val="en-NZ" w:eastAsia="zh-CN"/>
             <w14:ligatures w14:val="standardContextual"/>
           </w:rPr>
           <w:tab/>
@@ -2568,7 +2699,7 @@
             <w:rStyle w:val="Hyperlink"/>
             <w:noProof/>
           </w:rPr>
-          <w:t>Electrical Design</w:t>
+          <w:t>Propulsion System</w:t>
         </w:r>
         <w:r>
           <w:rPr>
@@ -2589,7 +2720,7 @@
             <w:noProof/>
             <w:webHidden/>
           </w:rPr>
-          <w:instrText xml:space="preserve"> PAGEREF _Toc211205842 \h </w:instrText>
+          <w:instrText xml:space="preserve"> PAGEREF _Toc211272452 \h </w:instrText>
         </w:r>
         <w:r>
           <w:rPr>
@@ -2609,7 +2740,7 @@
             <w:noProof/>
             <w:webHidden/>
           </w:rPr>
-          <w:t>1</w:t>
+          <w:t>2</w:t>
         </w:r>
         <w:r>
           <w:rPr>
@@ -2636,11 +2767,11 @@
           <w:kern w:val="2"/>
           <w:sz w:val="24"/>
           <w:szCs w:val="24"/>
-          <w:lang w:val="en-NZ" w:eastAsia="en-NZ"/>
+          <w:lang w:val="en-NZ" w:eastAsia="zh-CN"/>
           <w14:ligatures w14:val="standardContextual"/>
         </w:rPr>
       </w:pPr>
-      <w:hyperlink w:anchor="_Toc211205843" w:history="1">
+      <w:hyperlink w:anchor="_Toc211272453" w:history="1">
         <w:r>
           <w:rPr>
             <w:rStyle w:val="Hyperlink"/>
@@ -2658,7 +2789,7 @@
             <w:kern w:val="2"/>
             <w:sz w:val="24"/>
             <w:szCs w:val="24"/>
-            <w:lang w:val="en-NZ" w:eastAsia="en-NZ"/>
+            <w:lang w:val="en-NZ" w:eastAsia="zh-CN"/>
             <w14:ligatures w14:val="standardContextual"/>
           </w:rPr>
           <w:tab/>
@@ -2668,7 +2799,7 @@
             <w:rStyle w:val="Hyperlink"/>
             <w:noProof/>
           </w:rPr>
-          <w:t>PCB Design</w:t>
+          <w:t>Waterproof Box and Mounting</w:t>
         </w:r>
         <w:r>
           <w:rPr>
@@ -2689,7 +2820,7 @@
             <w:noProof/>
             <w:webHidden/>
           </w:rPr>
-          <w:instrText xml:space="preserve"> PAGEREF _Toc211205843 \h </w:instrText>
+          <w:instrText xml:space="preserve"> PAGEREF _Toc211272453 \h </w:instrText>
         </w:r>
         <w:r>
           <w:rPr>
@@ -2709,7 +2840,7 @@
             <w:noProof/>
             <w:webHidden/>
           </w:rPr>
-          <w:t>1</w:t>
+          <w:t>2</w:t>
         </w:r>
         <w:r>
           <w:rPr>
@@ -2731,11 +2862,11 @@
           <w:rFonts w:asciiTheme="minorHAnsi" w:eastAsiaTheme="minorEastAsia" w:hAnsiTheme="minorHAnsi" w:cstheme="minorBidi"/>
           <w:noProof/>
           <w:kern w:val="2"/>
-          <w:lang w:val="en-NZ" w:eastAsia="en-NZ"/>
+          <w:lang w:val="en-NZ" w:eastAsia="zh-CN"/>
           <w14:ligatures w14:val="standardContextual"/>
         </w:rPr>
       </w:pPr>
-      <w:hyperlink w:anchor="_Toc211205844" w:history="1">
+      <w:hyperlink w:anchor="_Toc211272454" w:history="1">
         <w:r>
           <w:rPr>
             <w:rStyle w:val="Hyperlink"/>
@@ -2748,7 +2879,7 @@
             <w:rFonts w:asciiTheme="minorHAnsi" w:eastAsiaTheme="minorEastAsia" w:hAnsiTheme="minorHAnsi" w:cstheme="minorBidi"/>
             <w:noProof/>
             <w:kern w:val="2"/>
-            <w:lang w:val="en-NZ" w:eastAsia="en-NZ"/>
+            <w:lang w:val="en-NZ" w:eastAsia="zh-CN"/>
             <w14:ligatures w14:val="standardContextual"/>
           </w:rPr>
           <w:tab/>
@@ -2756,9 +2887,10 @@
         <w:r>
           <w:rPr>
             <w:rStyle w:val="Hyperlink"/>
-            <w:noProof/>
-          </w:rPr>
-          <w:t>Implementation and Assembly</w:t>
+            <w:rFonts w:eastAsiaTheme="majorEastAsia"/>
+            <w:noProof/>
+          </w:rPr>
+          <w:t>Similar Existing Technologies(REWRITE AFTER LIT REVIEW FOR PROPER REFERENCING) DRONE BOAT DIDN’T HAVE RPI.</w:t>
         </w:r>
         <w:r>
           <w:rPr>
@@ -2779,7 +2911,7 @@
             <w:noProof/>
             <w:webHidden/>
           </w:rPr>
-          <w:instrText xml:space="preserve"> PAGEREF _Toc211205844 \h </w:instrText>
+          <w:instrText xml:space="preserve"> PAGEREF _Toc211272454 \h </w:instrText>
         </w:r>
         <w:r>
           <w:rPr>
@@ -2800,6 +2932,206 @@
             <w:webHidden/>
           </w:rPr>
           <w:t>2</w:t>
+        </w:r>
+        <w:r>
+          <w:rPr>
+            <w:noProof/>
+            <w:webHidden/>
+          </w:rPr>
+          <w:fldChar w:fldCharType="end"/>
+        </w:r>
+      </w:hyperlink>
+    </w:p>
+    <w:p>
+      <w:pPr>
+        <w:pStyle w:val="TOC3"/>
+        <w:tabs>
+          <w:tab w:val="left" w:pos="1440"/>
+          <w:tab w:val="right" w:leader="dot" w:pos="9064"/>
+        </w:tabs>
+        <w:rPr>
+          <w:rFonts w:asciiTheme="minorHAnsi" w:eastAsiaTheme="minorEastAsia" w:hAnsiTheme="minorHAnsi" w:cstheme="minorBidi"/>
+          <w:b w:val="0"/>
+          <w:bCs w:val="0"/>
+          <w:i w:val="0"/>
+          <w:noProof/>
+          <w:kern w:val="2"/>
+          <w:sz w:val="24"/>
+          <w:szCs w:val="24"/>
+          <w:lang w:val="en-NZ" w:eastAsia="zh-CN"/>
+          <w14:ligatures w14:val="standardContextual"/>
+        </w:rPr>
+      </w:pPr>
+      <w:hyperlink w:anchor="_Toc211272455" w:history="1">
+        <w:r>
+          <w:rPr>
+            <w:rStyle w:val="Hyperlink"/>
+            <w:noProof/>
+          </w:rPr>
+          <w:t>4.2.1.</w:t>
+        </w:r>
+        <w:r>
+          <w:rPr>
+            <w:rFonts w:asciiTheme="minorHAnsi" w:eastAsiaTheme="minorEastAsia" w:hAnsiTheme="minorHAnsi" w:cstheme="minorBidi"/>
+            <w:b w:val="0"/>
+            <w:bCs w:val="0"/>
+            <w:i w:val="0"/>
+            <w:noProof/>
+            <w:kern w:val="2"/>
+            <w:sz w:val="24"/>
+            <w:szCs w:val="24"/>
+            <w:lang w:val="en-NZ" w:eastAsia="zh-CN"/>
+            <w14:ligatures w14:val="standardContextual"/>
+          </w:rPr>
+          <w:tab/>
+        </w:r>
+        <w:r>
+          <w:rPr>
+            <w:rStyle w:val="Hyperlink"/>
+            <w:noProof/>
+          </w:rPr>
+          <w:t>Autonomy Hardware and Software  (EDIT)</w:t>
+        </w:r>
+        <w:r>
+          <w:rPr>
+            <w:noProof/>
+            <w:webHidden/>
+          </w:rPr>
+          <w:tab/>
+        </w:r>
+        <w:r>
+          <w:rPr>
+            <w:noProof/>
+            <w:webHidden/>
+          </w:rPr>
+          <w:fldChar w:fldCharType="begin"/>
+        </w:r>
+        <w:r>
+          <w:rPr>
+            <w:noProof/>
+            <w:webHidden/>
+          </w:rPr>
+          <w:instrText xml:space="preserve"> PAGEREF _Toc211272455 \h </w:instrText>
+        </w:r>
+        <w:r>
+          <w:rPr>
+            <w:noProof/>
+            <w:webHidden/>
+          </w:rPr>
+        </w:r>
+        <w:r>
+          <w:rPr>
+            <w:noProof/>
+            <w:webHidden/>
+          </w:rPr>
+          <w:fldChar w:fldCharType="separate"/>
+        </w:r>
+        <w:r>
+          <w:rPr>
+            <w:noProof/>
+            <w:webHidden/>
+          </w:rPr>
+          <w:t>2</w:t>
+        </w:r>
+        <w:r>
+          <w:rPr>
+            <w:noProof/>
+            <w:webHidden/>
+          </w:rPr>
+          <w:fldChar w:fldCharType="end"/>
+        </w:r>
+      </w:hyperlink>
+    </w:p>
+    <w:p>
+      <w:pPr>
+        <w:pStyle w:val="TOC3"/>
+        <w:tabs>
+          <w:tab w:val="left" w:pos="1440"/>
+          <w:tab w:val="right" w:leader="dot" w:pos="9064"/>
+        </w:tabs>
+        <w:rPr>
+          <w:rFonts w:asciiTheme="minorHAnsi" w:eastAsiaTheme="minorEastAsia" w:hAnsiTheme="minorHAnsi" w:cstheme="minorBidi"/>
+          <w:b w:val="0"/>
+          <w:bCs w:val="0"/>
+          <w:i w:val="0"/>
+          <w:noProof/>
+          <w:kern w:val="2"/>
+          <w:sz w:val="24"/>
+          <w:szCs w:val="24"/>
+          <w:lang w:val="en-NZ" w:eastAsia="zh-CN"/>
+          <w14:ligatures w14:val="standardContextual"/>
+        </w:rPr>
+      </w:pPr>
+      <w:hyperlink w:anchor="_Toc211272456" w:history="1">
+        <w:r>
+          <w:rPr>
+            <w:rStyle w:val="Hyperlink"/>
+            <w:noProof/>
+          </w:rPr>
+          <w:t>4.2.2.</w:t>
+        </w:r>
+        <w:r>
+          <w:rPr>
+            <w:rFonts w:asciiTheme="minorHAnsi" w:eastAsiaTheme="minorEastAsia" w:hAnsiTheme="minorHAnsi" w:cstheme="minorBidi"/>
+            <w:b w:val="0"/>
+            <w:bCs w:val="0"/>
+            <w:i w:val="0"/>
+            <w:noProof/>
+            <w:kern w:val="2"/>
+            <w:sz w:val="24"/>
+            <w:szCs w:val="24"/>
+            <w:lang w:val="en-NZ" w:eastAsia="zh-CN"/>
+            <w14:ligatures w14:val="standardContextual"/>
+          </w:rPr>
+          <w:tab/>
+        </w:r>
+        <w:r>
+          <w:rPr>
+            <w:rStyle w:val="Hyperlink"/>
+            <w:noProof/>
+          </w:rPr>
+          <w:t>Final Design</w:t>
+        </w:r>
+        <w:r>
+          <w:rPr>
+            <w:noProof/>
+            <w:webHidden/>
+          </w:rPr>
+          <w:tab/>
+        </w:r>
+        <w:r>
+          <w:rPr>
+            <w:noProof/>
+            <w:webHidden/>
+          </w:rPr>
+          <w:fldChar w:fldCharType="begin"/>
+        </w:r>
+        <w:r>
+          <w:rPr>
+            <w:noProof/>
+            <w:webHidden/>
+          </w:rPr>
+          <w:instrText xml:space="preserve"> PAGEREF _Toc211272456 \h </w:instrText>
+        </w:r>
+        <w:r>
+          <w:rPr>
+            <w:noProof/>
+            <w:webHidden/>
+          </w:rPr>
+        </w:r>
+        <w:r>
+          <w:rPr>
+            <w:noProof/>
+            <w:webHidden/>
+          </w:rPr>
+          <w:fldChar w:fldCharType="separate"/>
+        </w:r>
+        <w:r>
+          <w:rPr>
+            <w:noProof/>
+            <w:webHidden/>
+          </w:rPr>
+          <w:t>3</w:t>
         </w:r>
         <w:r>
           <w:rPr>
@@ -2821,11 +3153,11 @@
           <w:rFonts w:asciiTheme="minorHAnsi" w:eastAsiaTheme="minorEastAsia" w:hAnsiTheme="minorHAnsi" w:cstheme="minorBidi"/>
           <w:noProof/>
           <w:kern w:val="2"/>
-          <w:lang w:val="en-NZ" w:eastAsia="en-NZ"/>
+          <w:lang w:val="en-NZ" w:eastAsia="zh-CN"/>
           <w14:ligatures w14:val="standardContextual"/>
         </w:rPr>
       </w:pPr>
-      <w:hyperlink w:anchor="_Toc211205845" w:history="1">
+      <w:hyperlink w:anchor="_Toc211272457" w:history="1">
         <w:r>
           <w:rPr>
             <w:rStyle w:val="Hyperlink"/>
@@ -2838,7 +3170,7 @@
             <w:rFonts w:asciiTheme="minorHAnsi" w:eastAsiaTheme="minorEastAsia" w:hAnsiTheme="minorHAnsi" w:cstheme="minorBidi"/>
             <w:noProof/>
             <w:kern w:val="2"/>
-            <w:lang w:val="en-NZ" w:eastAsia="en-NZ"/>
+            <w:lang w:val="en-NZ" w:eastAsia="zh-CN"/>
             <w14:ligatures w14:val="standardContextual"/>
           </w:rPr>
           <w:tab/>
@@ -2848,7 +3180,7 @@
             <w:rStyle w:val="Hyperlink"/>
             <w:noProof/>
           </w:rPr>
-          <w:t>Design Validation</w:t>
+          <w:t>Power Supply and Distribution System</w:t>
         </w:r>
         <w:r>
           <w:rPr>
@@ -2869,7 +3201,7 @@
             <w:noProof/>
             <w:webHidden/>
           </w:rPr>
-          <w:instrText xml:space="preserve"> PAGEREF _Toc211205845 \h </w:instrText>
+          <w:instrText xml:space="preserve"> PAGEREF _Toc211272457 \h </w:instrText>
         </w:r>
         <w:r>
           <w:rPr>
@@ -2889,7 +3221,409 @@
             <w:noProof/>
             <w:webHidden/>
           </w:rPr>
-          <w:t>2</w:t>
+          <w:t>3</w:t>
+        </w:r>
+        <w:r>
+          <w:rPr>
+            <w:noProof/>
+            <w:webHidden/>
+          </w:rPr>
+          <w:fldChar w:fldCharType="end"/>
+        </w:r>
+      </w:hyperlink>
+    </w:p>
+    <w:p>
+      <w:pPr>
+        <w:pStyle w:val="TOC3"/>
+        <w:tabs>
+          <w:tab w:val="left" w:pos="1440"/>
+          <w:tab w:val="right" w:leader="dot" w:pos="9064"/>
+        </w:tabs>
+        <w:rPr>
+          <w:rFonts w:asciiTheme="minorHAnsi" w:eastAsiaTheme="minorEastAsia" w:hAnsiTheme="minorHAnsi" w:cstheme="minorBidi"/>
+          <w:b w:val="0"/>
+          <w:bCs w:val="0"/>
+          <w:i w:val="0"/>
+          <w:noProof/>
+          <w:kern w:val="2"/>
+          <w:sz w:val="24"/>
+          <w:szCs w:val="24"/>
+          <w:lang w:val="en-NZ" w:eastAsia="zh-CN"/>
+          <w14:ligatures w14:val="standardContextual"/>
+        </w:rPr>
+      </w:pPr>
+      <w:hyperlink w:anchor="_Toc211272458" w:history="1">
+        <w:r>
+          <w:rPr>
+            <w:rStyle w:val="Hyperlink"/>
+            <w:noProof/>
+          </w:rPr>
+          <w:t>4.3.1.</w:t>
+        </w:r>
+        <w:r>
+          <w:rPr>
+            <w:rFonts w:asciiTheme="minorHAnsi" w:eastAsiaTheme="minorEastAsia" w:hAnsiTheme="minorHAnsi" w:cstheme="minorBidi"/>
+            <w:b w:val="0"/>
+            <w:bCs w:val="0"/>
+            <w:i w:val="0"/>
+            <w:noProof/>
+            <w:kern w:val="2"/>
+            <w:sz w:val="24"/>
+            <w:szCs w:val="24"/>
+            <w:lang w:val="en-NZ" w:eastAsia="zh-CN"/>
+            <w14:ligatures w14:val="standardContextual"/>
+          </w:rPr>
+          <w:tab/>
+        </w:r>
+        <w:r>
+          <w:rPr>
+            <w:rStyle w:val="Hyperlink"/>
+            <w:noProof/>
+          </w:rPr>
+          <w:t>Power Sources</w:t>
+        </w:r>
+        <w:r>
+          <w:rPr>
+            <w:noProof/>
+            <w:webHidden/>
+          </w:rPr>
+          <w:tab/>
+        </w:r>
+        <w:r>
+          <w:rPr>
+            <w:noProof/>
+            <w:webHidden/>
+          </w:rPr>
+          <w:fldChar w:fldCharType="begin"/>
+        </w:r>
+        <w:r>
+          <w:rPr>
+            <w:noProof/>
+            <w:webHidden/>
+          </w:rPr>
+          <w:instrText xml:space="preserve"> PAGEREF _Toc211272458 \h </w:instrText>
+        </w:r>
+        <w:r>
+          <w:rPr>
+            <w:noProof/>
+            <w:webHidden/>
+          </w:rPr>
+        </w:r>
+        <w:r>
+          <w:rPr>
+            <w:noProof/>
+            <w:webHidden/>
+          </w:rPr>
+          <w:fldChar w:fldCharType="separate"/>
+        </w:r>
+        <w:r>
+          <w:rPr>
+            <w:noProof/>
+            <w:webHidden/>
+          </w:rPr>
+          <w:t>3</w:t>
+        </w:r>
+        <w:r>
+          <w:rPr>
+            <w:noProof/>
+            <w:webHidden/>
+          </w:rPr>
+          <w:fldChar w:fldCharType="end"/>
+        </w:r>
+      </w:hyperlink>
+    </w:p>
+    <w:p>
+      <w:pPr>
+        <w:pStyle w:val="TOC3"/>
+        <w:tabs>
+          <w:tab w:val="left" w:pos="1440"/>
+          <w:tab w:val="right" w:leader="dot" w:pos="9064"/>
+        </w:tabs>
+        <w:rPr>
+          <w:rFonts w:asciiTheme="minorHAnsi" w:eastAsiaTheme="minorEastAsia" w:hAnsiTheme="minorHAnsi" w:cstheme="minorBidi"/>
+          <w:b w:val="0"/>
+          <w:bCs w:val="0"/>
+          <w:i w:val="0"/>
+          <w:noProof/>
+          <w:kern w:val="2"/>
+          <w:sz w:val="24"/>
+          <w:szCs w:val="24"/>
+          <w:lang w:val="en-NZ" w:eastAsia="zh-CN"/>
+          <w14:ligatures w14:val="standardContextual"/>
+        </w:rPr>
+      </w:pPr>
+      <w:hyperlink w:anchor="_Toc211272459" w:history="1">
+        <w:r>
+          <w:rPr>
+            <w:rStyle w:val="Hyperlink"/>
+            <w:noProof/>
+          </w:rPr>
+          <w:t>4.3.2.</w:t>
+        </w:r>
+        <w:r>
+          <w:rPr>
+            <w:rFonts w:asciiTheme="minorHAnsi" w:eastAsiaTheme="minorEastAsia" w:hAnsiTheme="minorHAnsi" w:cstheme="minorBidi"/>
+            <w:b w:val="0"/>
+            <w:bCs w:val="0"/>
+            <w:i w:val="0"/>
+            <w:noProof/>
+            <w:kern w:val="2"/>
+            <w:sz w:val="24"/>
+            <w:szCs w:val="24"/>
+            <w:lang w:val="en-NZ" w:eastAsia="zh-CN"/>
+            <w14:ligatures w14:val="standardContextual"/>
+          </w:rPr>
+          <w:tab/>
+        </w:r>
+        <w:r>
+          <w:rPr>
+            <w:rStyle w:val="Hyperlink"/>
+            <w:noProof/>
+          </w:rPr>
+          <w:t>Power Distribution</w:t>
+        </w:r>
+        <w:r>
+          <w:rPr>
+            <w:noProof/>
+            <w:webHidden/>
+          </w:rPr>
+          <w:tab/>
+        </w:r>
+        <w:r>
+          <w:rPr>
+            <w:noProof/>
+            <w:webHidden/>
+          </w:rPr>
+          <w:fldChar w:fldCharType="begin"/>
+        </w:r>
+        <w:r>
+          <w:rPr>
+            <w:noProof/>
+            <w:webHidden/>
+          </w:rPr>
+          <w:instrText xml:space="preserve"> PAGEREF _Toc211272459 \h </w:instrText>
+        </w:r>
+        <w:r>
+          <w:rPr>
+            <w:noProof/>
+            <w:webHidden/>
+          </w:rPr>
+        </w:r>
+        <w:r>
+          <w:rPr>
+            <w:noProof/>
+            <w:webHidden/>
+          </w:rPr>
+          <w:fldChar w:fldCharType="separate"/>
+        </w:r>
+        <w:r>
+          <w:rPr>
+            <w:noProof/>
+            <w:webHidden/>
+          </w:rPr>
+          <w:t>3</w:t>
+        </w:r>
+        <w:r>
+          <w:rPr>
+            <w:noProof/>
+            <w:webHidden/>
+          </w:rPr>
+          <w:fldChar w:fldCharType="end"/>
+        </w:r>
+      </w:hyperlink>
+    </w:p>
+    <w:p>
+      <w:pPr>
+        <w:pStyle w:val="TOC3"/>
+        <w:tabs>
+          <w:tab w:val="left" w:pos="1440"/>
+          <w:tab w:val="right" w:leader="dot" w:pos="9064"/>
+        </w:tabs>
+        <w:rPr>
+          <w:rFonts w:asciiTheme="minorHAnsi" w:eastAsiaTheme="minorEastAsia" w:hAnsiTheme="minorHAnsi" w:cstheme="minorBidi"/>
+          <w:b w:val="0"/>
+          <w:bCs w:val="0"/>
+          <w:i w:val="0"/>
+          <w:noProof/>
+          <w:kern w:val="2"/>
+          <w:sz w:val="24"/>
+          <w:szCs w:val="24"/>
+          <w:lang w:val="en-NZ" w:eastAsia="zh-CN"/>
+          <w14:ligatures w14:val="standardContextual"/>
+        </w:rPr>
+      </w:pPr>
+      <w:hyperlink w:anchor="_Toc211272460" w:history="1">
+        <w:r>
+          <w:rPr>
+            <w:rStyle w:val="Hyperlink"/>
+            <w:noProof/>
+          </w:rPr>
+          <w:t>4.3.3.</w:t>
+        </w:r>
+        <w:r>
+          <w:rPr>
+            <w:rFonts w:asciiTheme="minorHAnsi" w:eastAsiaTheme="minorEastAsia" w:hAnsiTheme="minorHAnsi" w:cstheme="minorBidi"/>
+            <w:b w:val="0"/>
+            <w:bCs w:val="0"/>
+            <w:i w:val="0"/>
+            <w:noProof/>
+            <w:kern w:val="2"/>
+            <w:sz w:val="24"/>
+            <w:szCs w:val="24"/>
+            <w:lang w:val="en-NZ" w:eastAsia="zh-CN"/>
+            <w14:ligatures w14:val="standardContextual"/>
+          </w:rPr>
+          <w:tab/>
+        </w:r>
+        <w:r>
+          <w:rPr>
+            <w:rStyle w:val="Hyperlink"/>
+            <w:noProof/>
+          </w:rPr>
+          <w:t>PCB Design</w:t>
+        </w:r>
+        <w:r>
+          <w:rPr>
+            <w:noProof/>
+            <w:webHidden/>
+          </w:rPr>
+          <w:tab/>
+        </w:r>
+        <w:r>
+          <w:rPr>
+            <w:noProof/>
+            <w:webHidden/>
+          </w:rPr>
+          <w:fldChar w:fldCharType="begin"/>
+        </w:r>
+        <w:r>
+          <w:rPr>
+            <w:noProof/>
+            <w:webHidden/>
+          </w:rPr>
+          <w:instrText xml:space="preserve"> PAGEREF _Toc211272460 \h </w:instrText>
+        </w:r>
+        <w:r>
+          <w:rPr>
+            <w:noProof/>
+            <w:webHidden/>
+          </w:rPr>
+        </w:r>
+        <w:r>
+          <w:rPr>
+            <w:noProof/>
+            <w:webHidden/>
+          </w:rPr>
+          <w:fldChar w:fldCharType="separate"/>
+        </w:r>
+        <w:r>
+          <w:rPr>
+            <w:noProof/>
+            <w:webHidden/>
+          </w:rPr>
+          <w:t>3</w:t>
+        </w:r>
+        <w:r>
+          <w:rPr>
+            <w:noProof/>
+            <w:webHidden/>
+          </w:rPr>
+          <w:fldChar w:fldCharType="end"/>
+        </w:r>
+      </w:hyperlink>
+    </w:p>
+    <w:p>
+      <w:pPr>
+        <w:pStyle w:val="TOC3"/>
+        <w:tabs>
+          <w:tab w:val="left" w:pos="1440"/>
+          <w:tab w:val="right" w:leader="dot" w:pos="9064"/>
+        </w:tabs>
+        <w:rPr>
+          <w:rFonts w:asciiTheme="minorHAnsi" w:eastAsiaTheme="minorEastAsia" w:hAnsiTheme="minorHAnsi" w:cstheme="minorBidi"/>
+          <w:b w:val="0"/>
+          <w:bCs w:val="0"/>
+          <w:i w:val="0"/>
+          <w:noProof/>
+          <w:kern w:val="2"/>
+          <w:sz w:val="24"/>
+          <w:szCs w:val="24"/>
+          <w:lang w:val="en-NZ" w:eastAsia="zh-CN"/>
+          <w14:ligatures w14:val="standardContextual"/>
+        </w:rPr>
+      </w:pPr>
+      <w:hyperlink w:anchor="_Toc211272461" w:history="1">
+        <w:r>
+          <w:rPr>
+            <w:rStyle w:val="Hyperlink"/>
+            <w:noProof/>
+            <w:lang w:val="en-NZ"/>
+          </w:rPr>
+          <w:t>4.3.4.</w:t>
+        </w:r>
+        <w:r>
+          <w:rPr>
+            <w:rFonts w:asciiTheme="minorHAnsi" w:eastAsiaTheme="minorEastAsia" w:hAnsiTheme="minorHAnsi" w:cstheme="minorBidi"/>
+            <w:b w:val="0"/>
+            <w:bCs w:val="0"/>
+            <w:i w:val="0"/>
+            <w:noProof/>
+            <w:kern w:val="2"/>
+            <w:sz w:val="24"/>
+            <w:szCs w:val="24"/>
+            <w:lang w:val="en-NZ" w:eastAsia="zh-CN"/>
+            <w14:ligatures w14:val="standardContextual"/>
+          </w:rPr>
+          <w:tab/>
+        </w:r>
+        <w:r>
+          <w:rPr>
+            <w:rStyle w:val="Hyperlink"/>
+            <w:noProof/>
+            <w:lang w:val="en-NZ"/>
+          </w:rPr>
+          <w:t>Final Electrical Design</w:t>
+        </w:r>
+        <w:r>
+          <w:rPr>
+            <w:noProof/>
+            <w:webHidden/>
+          </w:rPr>
+          <w:tab/>
+        </w:r>
+        <w:r>
+          <w:rPr>
+            <w:noProof/>
+            <w:webHidden/>
+          </w:rPr>
+          <w:fldChar w:fldCharType="begin"/>
+        </w:r>
+        <w:r>
+          <w:rPr>
+            <w:noProof/>
+            <w:webHidden/>
+          </w:rPr>
+          <w:instrText xml:space="preserve"> PAGEREF _Toc211272461 \h </w:instrText>
+        </w:r>
+        <w:r>
+          <w:rPr>
+            <w:noProof/>
+            <w:webHidden/>
+          </w:rPr>
+        </w:r>
+        <w:r>
+          <w:rPr>
+            <w:noProof/>
+            <w:webHidden/>
+          </w:rPr>
+          <w:fldChar w:fldCharType="separate"/>
+        </w:r>
+        <w:r>
+          <w:rPr>
+            <w:noProof/>
+            <w:webHidden/>
+          </w:rPr>
+          <w:t>3</w:t>
         </w:r>
         <w:r>
           <w:rPr>
@@ -2911,11 +3645,11 @@
           <w:rFonts w:asciiTheme="minorHAnsi" w:eastAsiaTheme="minorEastAsia" w:hAnsiTheme="minorHAnsi" w:cstheme="minorBidi"/>
           <w:noProof/>
           <w:kern w:val="2"/>
-          <w:lang w:val="en-NZ" w:eastAsia="en-NZ"/>
+          <w:lang w:val="en-NZ" w:eastAsia="zh-CN"/>
           <w14:ligatures w14:val="standardContextual"/>
         </w:rPr>
       </w:pPr>
-      <w:hyperlink w:anchor="_Toc211205846" w:history="1">
+      <w:hyperlink w:anchor="_Toc211272462" w:history="1">
         <w:r>
           <w:rPr>
             <w:rStyle w:val="Hyperlink"/>
@@ -2928,7 +3662,7 @@
             <w:rFonts w:asciiTheme="minorHAnsi" w:eastAsiaTheme="minorEastAsia" w:hAnsiTheme="minorHAnsi" w:cstheme="minorBidi"/>
             <w:noProof/>
             <w:kern w:val="2"/>
-            <w:lang w:val="en-NZ" w:eastAsia="en-NZ"/>
+            <w:lang w:val="en-NZ" w:eastAsia="zh-CN"/>
             <w14:ligatures w14:val="standardContextual"/>
           </w:rPr>
           <w:tab/>
@@ -2938,7 +3672,7 @@
             <w:rStyle w:val="Hyperlink"/>
             <w:noProof/>
           </w:rPr>
-          <w:t>Mobility(RC).</w:t>
+          <w:t>Implementation and Assembly</w:t>
         </w:r>
         <w:r>
           <w:rPr>
@@ -2959,7 +3693,7 @@
             <w:noProof/>
             <w:webHidden/>
           </w:rPr>
-          <w:instrText xml:space="preserve"> PAGEREF _Toc211205846 \h </w:instrText>
+          <w:instrText xml:space="preserve"> PAGEREF _Toc211272462 \h </w:instrText>
         </w:r>
         <w:r>
           <w:rPr>
@@ -2979,7 +3713,7 @@
             <w:noProof/>
             <w:webHidden/>
           </w:rPr>
-          <w:t>2</w:t>
+          <w:t>3</w:t>
         </w:r>
         <w:r>
           <w:rPr>
@@ -3001,11 +3735,11 @@
           <w:rFonts w:asciiTheme="minorHAnsi" w:eastAsiaTheme="minorEastAsia" w:hAnsiTheme="minorHAnsi" w:cstheme="minorBidi"/>
           <w:noProof/>
           <w:kern w:val="2"/>
-          <w:lang w:val="en-NZ" w:eastAsia="en-NZ"/>
+          <w:lang w:val="en-NZ" w:eastAsia="zh-CN"/>
           <w14:ligatures w14:val="standardContextual"/>
         </w:rPr>
       </w:pPr>
-      <w:hyperlink w:anchor="_Toc211205847" w:history="1">
+      <w:hyperlink w:anchor="_Toc211272463" w:history="1">
         <w:r>
           <w:rPr>
             <w:rStyle w:val="Hyperlink"/>
@@ -3018,7 +3752,7 @@
             <w:rFonts w:asciiTheme="minorHAnsi" w:eastAsiaTheme="minorEastAsia" w:hAnsiTheme="minorHAnsi" w:cstheme="minorBidi"/>
             <w:noProof/>
             <w:kern w:val="2"/>
-            <w:lang w:val="en-NZ" w:eastAsia="en-NZ"/>
+            <w:lang w:val="en-NZ" w:eastAsia="zh-CN"/>
             <w14:ligatures w14:val="standardContextual"/>
           </w:rPr>
           <w:tab/>
@@ -3028,7 +3762,7 @@
             <w:rStyle w:val="Hyperlink"/>
             <w:noProof/>
           </w:rPr>
-          <w:t>Autonomy(AUTO, RTL, LOITER &amp; GUIDED).</w:t>
+          <w:t>Design Validation</w:t>
         </w:r>
         <w:r>
           <w:rPr>
@@ -3049,7 +3783,7 @@
             <w:noProof/>
             <w:webHidden/>
           </w:rPr>
-          <w:instrText xml:space="preserve"> PAGEREF _Toc211205847 \h </w:instrText>
+          <w:instrText xml:space="preserve"> PAGEREF _Toc211272463 \h </w:instrText>
         </w:r>
         <w:r>
           <w:rPr>
@@ -3069,7 +3803,301 @@
             <w:noProof/>
             <w:webHidden/>
           </w:rPr>
-          <w:t>2</w:t>
+          <w:t>3</w:t>
+        </w:r>
+        <w:r>
+          <w:rPr>
+            <w:noProof/>
+            <w:webHidden/>
+          </w:rPr>
+          <w:fldChar w:fldCharType="end"/>
+        </w:r>
+      </w:hyperlink>
+    </w:p>
+    <w:p>
+      <w:pPr>
+        <w:pStyle w:val="TOC3"/>
+        <w:tabs>
+          <w:tab w:val="left" w:pos="1440"/>
+          <w:tab w:val="right" w:leader="dot" w:pos="9064"/>
+        </w:tabs>
+        <w:rPr>
+          <w:rFonts w:asciiTheme="minorHAnsi" w:eastAsiaTheme="minorEastAsia" w:hAnsiTheme="minorHAnsi" w:cstheme="minorBidi"/>
+          <w:b w:val="0"/>
+          <w:bCs w:val="0"/>
+          <w:i w:val="0"/>
+          <w:noProof/>
+          <w:kern w:val="2"/>
+          <w:sz w:val="24"/>
+          <w:szCs w:val="24"/>
+          <w:lang w:val="en-NZ" w:eastAsia="zh-CN"/>
+          <w14:ligatures w14:val="standardContextual"/>
+        </w:rPr>
+      </w:pPr>
+      <w:hyperlink w:anchor="_Toc211272464" w:history="1">
+        <w:r>
+          <w:rPr>
+            <w:rStyle w:val="Hyperlink"/>
+            <w:noProof/>
+          </w:rPr>
+          <w:t>4.5.1.</w:t>
+        </w:r>
+        <w:r>
+          <w:rPr>
+            <w:rFonts w:asciiTheme="minorHAnsi" w:eastAsiaTheme="minorEastAsia" w:hAnsiTheme="minorHAnsi" w:cstheme="minorBidi"/>
+            <w:b w:val="0"/>
+            <w:bCs w:val="0"/>
+            <w:i w:val="0"/>
+            <w:noProof/>
+            <w:kern w:val="2"/>
+            <w:sz w:val="24"/>
+            <w:szCs w:val="24"/>
+            <w:lang w:val="en-NZ" w:eastAsia="zh-CN"/>
+            <w14:ligatures w14:val="standardContextual"/>
+          </w:rPr>
+          <w:tab/>
+        </w:r>
+        <w:r>
+          <w:rPr>
+            <w:rStyle w:val="Hyperlink"/>
+            <w:noProof/>
+          </w:rPr>
+          <w:t>Mobility &amp; Autonomy</w:t>
+        </w:r>
+        <w:r>
+          <w:rPr>
+            <w:noProof/>
+            <w:webHidden/>
+          </w:rPr>
+          <w:tab/>
+        </w:r>
+        <w:r>
+          <w:rPr>
+            <w:noProof/>
+            <w:webHidden/>
+          </w:rPr>
+          <w:fldChar w:fldCharType="begin"/>
+        </w:r>
+        <w:r>
+          <w:rPr>
+            <w:noProof/>
+            <w:webHidden/>
+          </w:rPr>
+          <w:instrText xml:space="preserve"> PAGEREF _Toc211272464 \h </w:instrText>
+        </w:r>
+        <w:r>
+          <w:rPr>
+            <w:noProof/>
+            <w:webHidden/>
+          </w:rPr>
+        </w:r>
+        <w:r>
+          <w:rPr>
+            <w:noProof/>
+            <w:webHidden/>
+          </w:rPr>
+          <w:fldChar w:fldCharType="separate"/>
+        </w:r>
+        <w:r>
+          <w:rPr>
+            <w:noProof/>
+            <w:webHidden/>
+          </w:rPr>
+          <w:t>3</w:t>
+        </w:r>
+        <w:r>
+          <w:rPr>
+            <w:noProof/>
+            <w:webHidden/>
+          </w:rPr>
+          <w:fldChar w:fldCharType="end"/>
+        </w:r>
+      </w:hyperlink>
+    </w:p>
+    <w:p>
+      <w:pPr>
+        <w:pStyle w:val="TOC3"/>
+        <w:tabs>
+          <w:tab w:val="left" w:pos="1440"/>
+          <w:tab w:val="right" w:leader="dot" w:pos="9064"/>
+        </w:tabs>
+        <w:rPr>
+          <w:rFonts w:asciiTheme="minorHAnsi" w:eastAsiaTheme="minorEastAsia" w:hAnsiTheme="minorHAnsi" w:cstheme="minorBidi"/>
+          <w:b w:val="0"/>
+          <w:bCs w:val="0"/>
+          <w:i w:val="0"/>
+          <w:noProof/>
+          <w:kern w:val="2"/>
+          <w:sz w:val="24"/>
+          <w:szCs w:val="24"/>
+          <w:lang w:val="en-NZ" w:eastAsia="zh-CN"/>
+          <w14:ligatures w14:val="standardContextual"/>
+        </w:rPr>
+      </w:pPr>
+      <w:hyperlink w:anchor="_Toc211272465" w:history="1">
+        <w:r>
+          <w:rPr>
+            <w:rStyle w:val="Hyperlink"/>
+            <w:noProof/>
+          </w:rPr>
+          <w:t>4.5.2.</w:t>
+        </w:r>
+        <w:r>
+          <w:rPr>
+            <w:rFonts w:asciiTheme="minorHAnsi" w:eastAsiaTheme="minorEastAsia" w:hAnsiTheme="minorHAnsi" w:cstheme="minorBidi"/>
+            <w:b w:val="0"/>
+            <w:bCs w:val="0"/>
+            <w:i w:val="0"/>
+            <w:noProof/>
+            <w:kern w:val="2"/>
+            <w:sz w:val="24"/>
+            <w:szCs w:val="24"/>
+            <w:lang w:val="en-NZ" w:eastAsia="zh-CN"/>
+            <w14:ligatures w14:val="standardContextual"/>
+          </w:rPr>
+          <w:tab/>
+        </w:r>
+        <w:r>
+          <w:rPr>
+            <w:rStyle w:val="Hyperlink"/>
+            <w:noProof/>
+          </w:rPr>
+          <w:t>Solar Testing</w:t>
+        </w:r>
+        <w:r>
+          <w:rPr>
+            <w:noProof/>
+            <w:webHidden/>
+          </w:rPr>
+          <w:tab/>
+        </w:r>
+        <w:r>
+          <w:rPr>
+            <w:noProof/>
+            <w:webHidden/>
+          </w:rPr>
+          <w:fldChar w:fldCharType="begin"/>
+        </w:r>
+        <w:r>
+          <w:rPr>
+            <w:noProof/>
+            <w:webHidden/>
+          </w:rPr>
+          <w:instrText xml:space="preserve"> PAGEREF _Toc211272465 \h </w:instrText>
+        </w:r>
+        <w:r>
+          <w:rPr>
+            <w:noProof/>
+            <w:webHidden/>
+          </w:rPr>
+        </w:r>
+        <w:r>
+          <w:rPr>
+            <w:noProof/>
+            <w:webHidden/>
+          </w:rPr>
+          <w:fldChar w:fldCharType="separate"/>
+        </w:r>
+        <w:r>
+          <w:rPr>
+            <w:noProof/>
+            <w:webHidden/>
+          </w:rPr>
+          <w:t>3</w:t>
+        </w:r>
+        <w:r>
+          <w:rPr>
+            <w:noProof/>
+            <w:webHidden/>
+          </w:rPr>
+          <w:fldChar w:fldCharType="end"/>
+        </w:r>
+      </w:hyperlink>
+    </w:p>
+    <w:p>
+      <w:pPr>
+        <w:pStyle w:val="TOC1"/>
+        <w:tabs>
+          <w:tab w:val="left" w:pos="960"/>
+          <w:tab w:val="right" w:leader="dot" w:pos="9064"/>
+        </w:tabs>
+        <w:rPr>
+          <w:rFonts w:asciiTheme="minorHAnsi" w:eastAsiaTheme="minorEastAsia" w:hAnsiTheme="minorHAnsi" w:cstheme="minorBidi"/>
+          <w:b w:val="0"/>
+          <w:bCs w:val="0"/>
+          <w:noProof/>
+          <w:kern w:val="2"/>
+          <w:lang w:val="en-NZ" w:eastAsia="zh-CN"/>
+          <w14:ligatures w14:val="standardContextual"/>
+        </w:rPr>
+      </w:pPr>
+      <w:hyperlink w:anchor="_Toc211272466" w:history="1">
+        <w:r>
+          <w:rPr>
+            <w:rStyle w:val="Hyperlink"/>
+            <w:noProof/>
+          </w:rPr>
+          <w:t>5.</w:t>
+        </w:r>
+        <w:r>
+          <w:rPr>
+            <w:rFonts w:asciiTheme="minorHAnsi" w:eastAsiaTheme="minorEastAsia" w:hAnsiTheme="minorHAnsi" w:cstheme="minorBidi"/>
+            <w:b w:val="0"/>
+            <w:bCs w:val="0"/>
+            <w:noProof/>
+            <w:kern w:val="2"/>
+            <w:lang w:val="en-NZ" w:eastAsia="zh-CN"/>
+            <w14:ligatures w14:val="standardContextual"/>
+          </w:rPr>
+          <w:tab/>
+        </w:r>
+        <w:r>
+          <w:rPr>
+            <w:rStyle w:val="Hyperlink"/>
+            <w:noProof/>
+          </w:rPr>
+          <w:t>Methodology</w:t>
+        </w:r>
+        <w:r>
+          <w:rPr>
+            <w:noProof/>
+            <w:webHidden/>
+          </w:rPr>
+          <w:tab/>
+        </w:r>
+        <w:r>
+          <w:rPr>
+            <w:noProof/>
+            <w:webHidden/>
+          </w:rPr>
+          <w:fldChar w:fldCharType="begin"/>
+        </w:r>
+        <w:r>
+          <w:rPr>
+            <w:noProof/>
+            <w:webHidden/>
+          </w:rPr>
+          <w:instrText xml:space="preserve"> PAGEREF _Toc211272466 \h </w:instrText>
+        </w:r>
+        <w:r>
+          <w:rPr>
+            <w:noProof/>
+            <w:webHidden/>
+          </w:rPr>
+        </w:r>
+        <w:r>
+          <w:rPr>
+            <w:noProof/>
+            <w:webHidden/>
+          </w:rPr>
+          <w:fldChar w:fldCharType="separate"/>
+        </w:r>
+        <w:r>
+          <w:rPr>
+            <w:noProof/>
+            <w:webHidden/>
+          </w:rPr>
+          <w:t>3</w:t>
         </w:r>
         <w:r>
           <w:rPr>
@@ -3091,24 +4119,24 @@
           <w:rFonts w:asciiTheme="minorHAnsi" w:eastAsiaTheme="minorEastAsia" w:hAnsiTheme="minorHAnsi" w:cstheme="minorBidi"/>
           <w:noProof/>
           <w:kern w:val="2"/>
-          <w:lang w:val="en-NZ" w:eastAsia="en-NZ"/>
+          <w:lang w:val="en-NZ" w:eastAsia="zh-CN"/>
           <w14:ligatures w14:val="standardContextual"/>
         </w:rPr>
       </w:pPr>
-      <w:hyperlink w:anchor="_Toc211205848" w:history="1">
+      <w:hyperlink w:anchor="_Toc211272467" w:history="1">
         <w:r>
           <w:rPr>
             <w:rStyle w:val="Hyperlink"/>
             <w:noProof/>
           </w:rPr>
-          <w:t>4.6.</w:t>
+          <w:t>5.1.</w:t>
         </w:r>
         <w:r>
           <w:rPr>
             <w:rFonts w:asciiTheme="minorHAnsi" w:eastAsiaTheme="minorEastAsia" w:hAnsiTheme="minorHAnsi" w:cstheme="minorBidi"/>
             <w:noProof/>
             <w:kern w:val="2"/>
-            <w:lang w:val="en-NZ" w:eastAsia="en-NZ"/>
+            <w:lang w:val="en-NZ" w:eastAsia="zh-CN"/>
             <w14:ligatures w14:val="standardContextual"/>
           </w:rPr>
           <w:tab/>
@@ -3118,7 +4146,7 @@
             <w:rStyle w:val="Hyperlink"/>
             <w:noProof/>
           </w:rPr>
-          <w:t>PCB Testing. (done later for power reading autonomy)</w:t>
+          <w:t>How lab test. (Current readings)</w:t>
         </w:r>
         <w:r>
           <w:rPr>
@@ -3139,7 +4167,7 @@
             <w:noProof/>
             <w:webHidden/>
           </w:rPr>
-          <w:instrText xml:space="preserve"> PAGEREF _Toc211205848 \h </w:instrText>
+          <w:instrText xml:space="preserve"> PAGEREF _Toc211272467 \h </w:instrText>
         </w:r>
         <w:r>
           <w:rPr>
@@ -3159,7 +4187,7 @@
             <w:noProof/>
             <w:webHidden/>
           </w:rPr>
-          <w:t>2</w:t>
+          <w:t>3</w:t>
         </w:r>
         <w:r>
           <w:rPr>
@@ -3181,24 +4209,24 @@
           <w:rFonts w:asciiTheme="minorHAnsi" w:eastAsiaTheme="minorEastAsia" w:hAnsiTheme="minorHAnsi" w:cstheme="minorBidi"/>
           <w:noProof/>
           <w:kern w:val="2"/>
-          <w:lang w:val="en-NZ" w:eastAsia="en-NZ"/>
+          <w:lang w:val="en-NZ" w:eastAsia="zh-CN"/>
           <w14:ligatures w14:val="standardContextual"/>
         </w:rPr>
       </w:pPr>
-      <w:hyperlink w:anchor="_Toc211205849" w:history="1">
+      <w:hyperlink w:anchor="_Toc211272468" w:history="1">
         <w:r>
           <w:rPr>
             <w:rStyle w:val="Hyperlink"/>
             <w:noProof/>
           </w:rPr>
-          <w:t>4.7.</w:t>
+          <w:t>5.2.</w:t>
         </w:r>
         <w:r>
           <w:rPr>
             <w:rFonts w:asciiTheme="minorHAnsi" w:eastAsiaTheme="minorEastAsia" w:hAnsiTheme="minorHAnsi" w:cstheme="minorBidi"/>
             <w:noProof/>
             <w:kern w:val="2"/>
-            <w:lang w:val="en-NZ" w:eastAsia="en-NZ"/>
+            <w:lang w:val="en-NZ" w:eastAsia="zh-CN"/>
             <w14:ligatures w14:val="standardContextual"/>
           </w:rPr>
           <w:tab/>
@@ -3208,7 +4236,7 @@
             <w:rStyle w:val="Hyperlink"/>
             <w:noProof/>
           </w:rPr>
-          <w:t>Solar Testing. (done later because not important)</w:t>
+          <w:t>How field test. (Current readings)</w:t>
         </w:r>
         <w:r>
           <w:rPr>
@@ -3229,7 +4257,7 @@
             <w:noProof/>
             <w:webHidden/>
           </w:rPr>
-          <w:instrText xml:space="preserve"> PAGEREF _Toc211205849 \h </w:instrText>
+          <w:instrText xml:space="preserve"> PAGEREF _Toc211272468 \h </w:instrText>
         </w:r>
         <w:r>
           <w:rPr>
@@ -3249,7 +4277,7 @@
             <w:noProof/>
             <w:webHidden/>
           </w:rPr>
-          <w:t>2</w:t>
+          <w:t>3</w:t>
         </w:r>
         <w:r>
           <w:rPr>
@@ -3273,17 +4301,17 @@
           <w:bCs w:val="0"/>
           <w:noProof/>
           <w:kern w:val="2"/>
-          <w:lang w:val="en-NZ" w:eastAsia="en-NZ"/>
+          <w:lang w:val="en-NZ" w:eastAsia="zh-CN"/>
           <w14:ligatures w14:val="standardContextual"/>
         </w:rPr>
       </w:pPr>
-      <w:hyperlink w:anchor="_Toc211205850" w:history="1">
+      <w:hyperlink w:anchor="_Toc211272469" w:history="1">
         <w:r>
           <w:rPr>
             <w:rStyle w:val="Hyperlink"/>
             <w:noProof/>
           </w:rPr>
-          <w:t>5.</w:t>
+          <w:t>6.</w:t>
         </w:r>
         <w:r>
           <w:rPr>
@@ -3292,7 +4320,7 @@
             <w:bCs w:val="0"/>
             <w:noProof/>
             <w:kern w:val="2"/>
-            <w:lang w:val="en-NZ" w:eastAsia="en-NZ"/>
+            <w:lang w:val="en-NZ" w:eastAsia="zh-CN"/>
             <w14:ligatures w14:val="standardContextual"/>
           </w:rPr>
           <w:tab/>
@@ -3302,7 +4330,7 @@
             <w:rStyle w:val="Hyperlink"/>
             <w:noProof/>
           </w:rPr>
-          <w:t>Methodology</w:t>
+          <w:t>Power Results</w:t>
         </w:r>
         <w:r>
           <w:rPr>
@@ -3323,7 +4351,7 @@
             <w:noProof/>
             <w:webHidden/>
           </w:rPr>
-          <w:instrText xml:space="preserve"> PAGEREF _Toc211205850 \h </w:instrText>
+          <w:instrText xml:space="preserve"> PAGEREF _Toc211272469 \h </w:instrText>
         </w:r>
         <w:r>
           <w:rPr>
@@ -3343,7 +4371,7 @@
             <w:noProof/>
             <w:webHidden/>
           </w:rPr>
-          <w:t>2</w:t>
+          <w:t>3</w:t>
         </w:r>
         <w:r>
           <w:rPr>
@@ -3365,24 +4393,24 @@
           <w:rFonts w:asciiTheme="minorHAnsi" w:eastAsiaTheme="minorEastAsia" w:hAnsiTheme="minorHAnsi" w:cstheme="minorBidi"/>
           <w:noProof/>
           <w:kern w:val="2"/>
-          <w:lang w:val="en-NZ" w:eastAsia="en-NZ"/>
+          <w:lang w:val="en-NZ" w:eastAsia="zh-CN"/>
           <w14:ligatures w14:val="standardContextual"/>
         </w:rPr>
       </w:pPr>
-      <w:hyperlink w:anchor="_Toc211205851" w:history="1">
+      <w:hyperlink w:anchor="_Toc211272470" w:history="1">
         <w:r>
           <w:rPr>
             <w:rStyle w:val="Hyperlink"/>
             <w:noProof/>
           </w:rPr>
-          <w:t>5.1.</w:t>
+          <w:t>6.1.</w:t>
         </w:r>
         <w:r>
           <w:rPr>
             <w:rFonts w:asciiTheme="minorHAnsi" w:eastAsiaTheme="minorEastAsia" w:hAnsiTheme="minorHAnsi" w:cstheme="minorBidi"/>
             <w:noProof/>
             <w:kern w:val="2"/>
-            <w:lang w:val="en-NZ" w:eastAsia="en-NZ"/>
+            <w:lang w:val="en-NZ" w:eastAsia="zh-CN"/>
             <w14:ligatures w14:val="standardContextual"/>
           </w:rPr>
           <w:tab/>
@@ -3392,7 +4420,7 @@
             <w:rStyle w:val="Hyperlink"/>
             <w:noProof/>
           </w:rPr>
-          <w:t>How lab test. (Current readings)</w:t>
+          <w:t>Lab test results. Is this important to mention? Used in poster because hadn’t field tested yet.</w:t>
         </w:r>
         <w:r>
           <w:rPr>
@@ -3413,7 +4441,7 @@
             <w:noProof/>
             <w:webHidden/>
           </w:rPr>
-          <w:instrText xml:space="preserve"> PAGEREF _Toc211205851 \h </w:instrText>
+          <w:instrText xml:space="preserve"> PAGEREF _Toc211272470 \h </w:instrText>
         </w:r>
         <w:r>
           <w:rPr>
@@ -3433,7 +4461,7 @@
             <w:noProof/>
             <w:webHidden/>
           </w:rPr>
-          <w:t>2</w:t>
+          <w:t>3</w:t>
         </w:r>
         <w:r>
           <w:rPr>
@@ -3455,24 +4483,24 @@
           <w:rFonts w:asciiTheme="minorHAnsi" w:eastAsiaTheme="minorEastAsia" w:hAnsiTheme="minorHAnsi" w:cstheme="minorBidi"/>
           <w:noProof/>
           <w:kern w:val="2"/>
-          <w:lang w:val="en-NZ" w:eastAsia="en-NZ"/>
+          <w:lang w:val="en-NZ" w:eastAsia="zh-CN"/>
           <w14:ligatures w14:val="standardContextual"/>
         </w:rPr>
       </w:pPr>
-      <w:hyperlink w:anchor="_Toc211205852" w:history="1">
+      <w:hyperlink w:anchor="_Toc211272471" w:history="1">
         <w:r>
           <w:rPr>
             <w:rStyle w:val="Hyperlink"/>
             <w:noProof/>
           </w:rPr>
-          <w:t>5.2.</w:t>
+          <w:t>6.2.</w:t>
         </w:r>
         <w:r>
           <w:rPr>
             <w:rFonts w:asciiTheme="minorHAnsi" w:eastAsiaTheme="minorEastAsia" w:hAnsiTheme="minorHAnsi" w:cstheme="minorBidi"/>
             <w:noProof/>
             <w:kern w:val="2"/>
-            <w:lang w:val="en-NZ" w:eastAsia="en-NZ"/>
+            <w:lang w:val="en-NZ" w:eastAsia="zh-CN"/>
             <w14:ligatures w14:val="standardContextual"/>
           </w:rPr>
           <w:tab/>
@@ -3482,7 +4510,7 @@
             <w:rStyle w:val="Hyperlink"/>
             <w:noProof/>
           </w:rPr>
-          <w:t>How field test. (Current readings)</w:t>
+          <w:t>Field test results.</w:t>
         </w:r>
         <w:r>
           <w:rPr>
@@ -3503,7 +4531,7 @@
             <w:noProof/>
             <w:webHidden/>
           </w:rPr>
-          <w:instrText xml:space="preserve"> PAGEREF _Toc211205852 \h </w:instrText>
+          <w:instrText xml:space="preserve"> PAGEREF _Toc211272471 \h </w:instrText>
         </w:r>
         <w:r>
           <w:rPr>
@@ -3523,7 +4551,7 @@
             <w:noProof/>
             <w:webHidden/>
           </w:rPr>
-          <w:t>2</w:t>
+          <w:t>3</w:t>
         </w:r>
         <w:r>
           <w:rPr>
@@ -3547,17 +4575,17 @@
           <w:bCs w:val="0"/>
           <w:noProof/>
           <w:kern w:val="2"/>
-          <w:lang w:val="en-NZ" w:eastAsia="en-NZ"/>
+          <w:lang w:val="en-NZ" w:eastAsia="zh-CN"/>
           <w14:ligatures w14:val="standardContextual"/>
         </w:rPr>
       </w:pPr>
-      <w:hyperlink w:anchor="_Toc211205853" w:history="1">
+      <w:hyperlink w:anchor="_Toc211272472" w:history="1">
         <w:r>
           <w:rPr>
             <w:rStyle w:val="Hyperlink"/>
             <w:noProof/>
           </w:rPr>
-          <w:t>6.</w:t>
+          <w:t>7.</w:t>
         </w:r>
         <w:r>
           <w:rPr>
@@ -3566,7 +4594,7 @@
             <w:bCs w:val="0"/>
             <w:noProof/>
             <w:kern w:val="2"/>
-            <w:lang w:val="en-NZ" w:eastAsia="en-NZ"/>
+            <w:lang w:val="en-NZ" w:eastAsia="zh-CN"/>
             <w14:ligatures w14:val="standardContextual"/>
           </w:rPr>
           <w:tab/>
@@ -3576,7 +4604,7 @@
             <w:rStyle w:val="Hyperlink"/>
             <w:noProof/>
           </w:rPr>
-          <w:t>Power Results</w:t>
+          <w:t>Results Analysis</w:t>
         </w:r>
         <w:r>
           <w:rPr>
@@ -3597,7 +4625,7 @@
             <w:noProof/>
             <w:webHidden/>
           </w:rPr>
-          <w:instrText xml:space="preserve"> PAGEREF _Toc211205853 \h </w:instrText>
+          <w:instrText xml:space="preserve"> PAGEREF _Toc211272472 \h </w:instrText>
         </w:r>
         <w:r>
           <w:rPr>
@@ -3617,7 +4645,7 @@
             <w:noProof/>
             <w:webHidden/>
           </w:rPr>
-          <w:t>2</w:t>
+          <w:t>3</w:t>
         </w:r>
         <w:r>
           <w:rPr>
@@ -3639,24 +4667,24 @@
           <w:rFonts w:asciiTheme="minorHAnsi" w:eastAsiaTheme="minorEastAsia" w:hAnsiTheme="minorHAnsi" w:cstheme="minorBidi"/>
           <w:noProof/>
           <w:kern w:val="2"/>
-          <w:lang w:val="en-NZ" w:eastAsia="en-NZ"/>
+          <w:lang w:val="en-NZ" w:eastAsia="zh-CN"/>
           <w14:ligatures w14:val="standardContextual"/>
         </w:rPr>
       </w:pPr>
-      <w:hyperlink w:anchor="_Toc211205854" w:history="1">
+      <w:hyperlink w:anchor="_Toc211272473" w:history="1">
         <w:r>
           <w:rPr>
             <w:rStyle w:val="Hyperlink"/>
             <w:noProof/>
           </w:rPr>
-          <w:t>6.1.</w:t>
+          <w:t>7.1.</w:t>
         </w:r>
         <w:r>
           <w:rPr>
             <w:rFonts w:asciiTheme="minorHAnsi" w:eastAsiaTheme="minorEastAsia" w:hAnsiTheme="minorHAnsi" w:cstheme="minorBidi"/>
             <w:noProof/>
             <w:kern w:val="2"/>
-            <w:lang w:val="en-NZ" w:eastAsia="en-NZ"/>
+            <w:lang w:val="en-NZ" w:eastAsia="zh-CN"/>
             <w14:ligatures w14:val="standardContextual"/>
           </w:rPr>
           <w:tab/>
@@ -3666,7 +4694,7 @@
             <w:rStyle w:val="Hyperlink"/>
             <w:noProof/>
           </w:rPr>
-          <w:t>Lab test results. Is this important to mention? Used in poster because hadn’t field tested yet.</w:t>
+          <w:t>What testing meant.</w:t>
         </w:r>
         <w:r>
           <w:rPr>
@@ -3687,7 +4715,7 @@
             <w:noProof/>
             <w:webHidden/>
           </w:rPr>
-          <w:instrText xml:space="preserve"> PAGEREF _Toc211205854 \h </w:instrText>
+          <w:instrText xml:space="preserve"> PAGEREF _Toc211272473 \h </w:instrText>
         </w:r>
         <w:r>
           <w:rPr>
@@ -3707,97 +4735,7 @@
             <w:noProof/>
             <w:webHidden/>
           </w:rPr>
-          <w:t>2</w:t>
-        </w:r>
-        <w:r>
-          <w:rPr>
-            <w:noProof/>
-            <w:webHidden/>
-          </w:rPr>
-          <w:fldChar w:fldCharType="end"/>
-        </w:r>
-      </w:hyperlink>
-    </w:p>
-    <w:p>
-      <w:pPr>
-        <w:pStyle w:val="TOC2"/>
-        <w:tabs>
-          <w:tab w:val="left" w:pos="1200"/>
-          <w:tab w:val="right" w:leader="dot" w:pos="9064"/>
-        </w:tabs>
-        <w:rPr>
-          <w:rFonts w:asciiTheme="minorHAnsi" w:eastAsiaTheme="minorEastAsia" w:hAnsiTheme="minorHAnsi" w:cstheme="minorBidi"/>
-          <w:noProof/>
-          <w:kern w:val="2"/>
-          <w:lang w:val="en-NZ" w:eastAsia="en-NZ"/>
-          <w14:ligatures w14:val="standardContextual"/>
-        </w:rPr>
-      </w:pPr>
-      <w:hyperlink w:anchor="_Toc211205855" w:history="1">
-        <w:r>
-          <w:rPr>
-            <w:rStyle w:val="Hyperlink"/>
-            <w:noProof/>
-          </w:rPr>
-          <w:t>6.2.</w:t>
-        </w:r>
-        <w:r>
-          <w:rPr>
-            <w:rFonts w:asciiTheme="minorHAnsi" w:eastAsiaTheme="minorEastAsia" w:hAnsiTheme="minorHAnsi" w:cstheme="minorBidi"/>
-            <w:noProof/>
-            <w:kern w:val="2"/>
-            <w:lang w:val="en-NZ" w:eastAsia="en-NZ"/>
-            <w14:ligatures w14:val="standardContextual"/>
-          </w:rPr>
-          <w:tab/>
-        </w:r>
-        <w:r>
-          <w:rPr>
-            <w:rStyle w:val="Hyperlink"/>
-            <w:noProof/>
-          </w:rPr>
-          <w:t>Field test results.</w:t>
-        </w:r>
-        <w:r>
-          <w:rPr>
-            <w:noProof/>
-            <w:webHidden/>
-          </w:rPr>
-          <w:tab/>
-        </w:r>
-        <w:r>
-          <w:rPr>
-            <w:noProof/>
-            <w:webHidden/>
-          </w:rPr>
-          <w:fldChar w:fldCharType="begin"/>
-        </w:r>
-        <w:r>
-          <w:rPr>
-            <w:noProof/>
-            <w:webHidden/>
-          </w:rPr>
-          <w:instrText xml:space="preserve"> PAGEREF _Toc211205855 \h </w:instrText>
-        </w:r>
-        <w:r>
-          <w:rPr>
-            <w:noProof/>
-            <w:webHidden/>
-          </w:rPr>
-        </w:r>
-        <w:r>
-          <w:rPr>
-            <w:noProof/>
-            <w:webHidden/>
-          </w:rPr>
-          <w:fldChar w:fldCharType="separate"/>
-        </w:r>
-        <w:r>
-          <w:rPr>
-            <w:noProof/>
-            <w:webHidden/>
-          </w:rPr>
-          <w:t>2</w:t>
+          <w:t>4</w:t>
         </w:r>
         <w:r>
           <w:rPr>
@@ -3821,17 +4759,17 @@
           <w:bCs w:val="0"/>
           <w:noProof/>
           <w:kern w:val="2"/>
-          <w:lang w:val="en-NZ" w:eastAsia="en-NZ"/>
+          <w:lang w:val="en-NZ" w:eastAsia="zh-CN"/>
           <w14:ligatures w14:val="standardContextual"/>
         </w:rPr>
       </w:pPr>
-      <w:hyperlink w:anchor="_Toc211205856" w:history="1">
+      <w:hyperlink w:anchor="_Toc211272474" w:history="1">
         <w:r>
           <w:rPr>
             <w:rStyle w:val="Hyperlink"/>
             <w:noProof/>
           </w:rPr>
-          <w:t>7.</w:t>
+          <w:t>8.</w:t>
         </w:r>
         <w:r>
           <w:rPr>
@@ -3840,7 +4778,7 @@
             <w:bCs w:val="0"/>
             <w:noProof/>
             <w:kern w:val="2"/>
-            <w:lang w:val="en-NZ" w:eastAsia="en-NZ"/>
+            <w:lang w:val="en-NZ" w:eastAsia="zh-CN"/>
             <w14:ligatures w14:val="standardContextual"/>
           </w:rPr>
           <w:tab/>
@@ -3850,7 +4788,7 @@
             <w:rStyle w:val="Hyperlink"/>
             <w:noProof/>
           </w:rPr>
-          <w:t>Results Analysis</w:t>
+          <w:t>Conclusion</w:t>
         </w:r>
         <w:r>
           <w:rPr>
@@ -3871,7 +4809,7 @@
             <w:noProof/>
             <w:webHidden/>
           </w:rPr>
-          <w:instrText xml:space="preserve"> PAGEREF _Toc211205856 \h </w:instrText>
+          <w:instrText xml:space="preserve"> PAGEREF _Toc211272474 \h </w:instrText>
         </w:r>
         <w:r>
           <w:rPr>
@@ -3891,97 +4829,7 @@
             <w:noProof/>
             <w:webHidden/>
           </w:rPr>
-          <w:t>2</w:t>
-        </w:r>
-        <w:r>
-          <w:rPr>
-            <w:noProof/>
-            <w:webHidden/>
-          </w:rPr>
-          <w:fldChar w:fldCharType="end"/>
-        </w:r>
-      </w:hyperlink>
-    </w:p>
-    <w:p>
-      <w:pPr>
-        <w:pStyle w:val="TOC2"/>
-        <w:tabs>
-          <w:tab w:val="left" w:pos="1200"/>
-          <w:tab w:val="right" w:leader="dot" w:pos="9064"/>
-        </w:tabs>
-        <w:rPr>
-          <w:rFonts w:asciiTheme="minorHAnsi" w:eastAsiaTheme="minorEastAsia" w:hAnsiTheme="minorHAnsi" w:cstheme="minorBidi"/>
-          <w:noProof/>
-          <w:kern w:val="2"/>
-          <w:lang w:val="en-NZ" w:eastAsia="en-NZ"/>
-          <w14:ligatures w14:val="standardContextual"/>
-        </w:rPr>
-      </w:pPr>
-      <w:hyperlink w:anchor="_Toc211205857" w:history="1">
-        <w:r>
-          <w:rPr>
-            <w:rStyle w:val="Hyperlink"/>
-            <w:noProof/>
-          </w:rPr>
-          <w:t>7.1.</w:t>
-        </w:r>
-        <w:r>
-          <w:rPr>
-            <w:rFonts w:asciiTheme="minorHAnsi" w:eastAsiaTheme="minorEastAsia" w:hAnsiTheme="minorHAnsi" w:cstheme="minorBidi"/>
-            <w:noProof/>
-            <w:kern w:val="2"/>
-            <w:lang w:val="en-NZ" w:eastAsia="en-NZ"/>
-            <w14:ligatures w14:val="standardContextual"/>
-          </w:rPr>
-          <w:tab/>
-        </w:r>
-        <w:r>
-          <w:rPr>
-            <w:rStyle w:val="Hyperlink"/>
-            <w:noProof/>
-          </w:rPr>
-          <w:t>What testing meant.</w:t>
-        </w:r>
-        <w:r>
-          <w:rPr>
-            <w:noProof/>
-            <w:webHidden/>
-          </w:rPr>
-          <w:tab/>
-        </w:r>
-        <w:r>
-          <w:rPr>
-            <w:noProof/>
-            <w:webHidden/>
-          </w:rPr>
-          <w:fldChar w:fldCharType="begin"/>
-        </w:r>
-        <w:r>
-          <w:rPr>
-            <w:noProof/>
-            <w:webHidden/>
-          </w:rPr>
-          <w:instrText xml:space="preserve"> PAGEREF _Toc211205857 \h </w:instrText>
-        </w:r>
-        <w:r>
-          <w:rPr>
-            <w:noProof/>
-            <w:webHidden/>
-          </w:rPr>
-        </w:r>
-        <w:r>
-          <w:rPr>
-            <w:noProof/>
-            <w:webHidden/>
-          </w:rPr>
-          <w:fldChar w:fldCharType="separate"/>
-        </w:r>
-        <w:r>
-          <w:rPr>
-            <w:noProof/>
-            <w:webHidden/>
-          </w:rPr>
-          <w:t>2</w:t>
+          <w:t>4</w:t>
         </w:r>
         <w:r>
           <w:rPr>
@@ -3996,7 +4844,6 @@
       <w:pPr>
         <w:pStyle w:val="TOC1"/>
         <w:tabs>
-          <w:tab w:val="left" w:pos="960"/>
           <w:tab w:val="right" w:leader="dot" w:pos="9064"/>
         </w:tabs>
         <w:rPr>
@@ -4005,46 +4852,27 @@
           <w:bCs w:val="0"/>
           <w:noProof/>
           <w:kern w:val="2"/>
-          <w:lang w:val="en-NZ" w:eastAsia="en-NZ"/>
+          <w:lang w:val="en-NZ" w:eastAsia="zh-CN"/>
           <w14:ligatures w14:val="standardContextual"/>
         </w:rPr>
       </w:pPr>
-      <w:hyperlink w:anchor="_Toc211205858" w:history="1">
+      <w:hyperlink w:anchor="_Toc211272475" w:history="1">
         <w:r>
           <w:rPr>
             <w:rStyle w:val="Hyperlink"/>
             <w:noProof/>
           </w:rPr>
-          <w:t>8.</w:t>
-        </w:r>
-        <w:r>
-          <w:rPr>
-            <w:rFonts w:asciiTheme="minorHAnsi" w:eastAsiaTheme="minorEastAsia" w:hAnsiTheme="minorHAnsi" w:cstheme="minorBidi"/>
-            <w:b w:val="0"/>
-            <w:bCs w:val="0"/>
-            <w:noProof/>
-            <w:kern w:val="2"/>
-            <w:lang w:val="en-NZ" w:eastAsia="en-NZ"/>
-            <w14:ligatures w14:val="standardContextual"/>
+          <w:t>References</w:t>
+        </w:r>
+        <w:r>
+          <w:rPr>
+            <w:noProof/>
+            <w:webHidden/>
           </w:rPr>
           <w:tab/>
         </w:r>
         <w:r>
           <w:rPr>
-            <w:rStyle w:val="Hyperlink"/>
-            <w:noProof/>
-          </w:rPr>
-          <w:t>Conclusion</w:t>
-        </w:r>
-        <w:r>
-          <w:rPr>
-            <w:noProof/>
-            <w:webHidden/>
-          </w:rPr>
-          <w:tab/>
-        </w:r>
-        <w:r>
-          <w:rPr>
             <w:noProof/>
             <w:webHidden/>
           </w:rPr>
@@ -4055,7 +4883,7 @@
             <w:noProof/>
             <w:webHidden/>
           </w:rPr>
-          <w:instrText xml:space="preserve"> PAGEREF _Toc211205858 \h </w:instrText>
+          <w:instrText xml:space="preserve"> PAGEREF _Toc211272475 \h </w:instrText>
         </w:r>
         <w:r>
           <w:rPr>
@@ -4075,7 +4903,7 @@
             <w:noProof/>
             <w:webHidden/>
           </w:rPr>
-          <w:t>2</w:t>
+          <w:t>4</w:t>
         </w:r>
         <w:r>
           <w:rPr>
@@ -4090,6 +4918,7 @@
       <w:pPr>
         <w:pStyle w:val="TOC1"/>
         <w:tabs>
+          <w:tab w:val="left" w:pos="1986"/>
           <w:tab w:val="right" w:leader="dot" w:pos="9064"/>
         </w:tabs>
         <w:rPr>
@@ -4098,27 +4927,76 @@
           <w:bCs w:val="0"/>
           <w:noProof/>
           <w:kern w:val="2"/>
-          <w:lang w:val="en-NZ" w:eastAsia="en-NZ"/>
+          <w:lang w:val="en-NZ" w:eastAsia="zh-CN"/>
           <w14:ligatures w14:val="standardContextual"/>
         </w:rPr>
       </w:pPr>
-      <w:hyperlink w:anchor="_Toc211205859" w:history="1">
+      <w:hyperlink w:anchor="_Toc211272476" w:history="1">
         <w:r>
           <w:rPr>
             <w:rStyle w:val="Hyperlink"/>
             <w:noProof/>
           </w:rPr>
-          <w:t>References</w:t>
-        </w:r>
-        <w:r>
-          <w:rPr>
-            <w:noProof/>
-            <w:webHidden/>
+          <w:t>Appendix</w:t>
+        </w:r>
+        <w:r>
+          <w:rPr>
+            <w:rStyle w:val="Hyperlink"/>
+            <w:noProof/>
+            <w:spacing w:val="35"/>
+          </w:rPr>
+          <w:t xml:space="preserve"> </w:t>
+        </w:r>
+        <w:r>
+          <w:rPr>
+            <w:rStyle w:val="Hyperlink"/>
+            <w:noProof/>
+          </w:rPr>
+          <w:t>A</w:t>
+        </w:r>
+        <w:r>
+          <w:rPr>
+            <w:rFonts w:asciiTheme="minorHAnsi" w:eastAsiaTheme="minorEastAsia" w:hAnsiTheme="minorHAnsi" w:cstheme="minorBidi"/>
+            <w:b w:val="0"/>
+            <w:bCs w:val="0"/>
+            <w:noProof/>
+            <w:kern w:val="2"/>
+            <w:lang w:val="en-NZ" w:eastAsia="zh-CN"/>
+            <w14:ligatures w14:val="standardContextual"/>
           </w:rPr>
           <w:tab/>
         </w:r>
         <w:r>
           <w:rPr>
+            <w:rStyle w:val="Hyperlink"/>
+            <w:noProof/>
+          </w:rPr>
+          <w:t>The First</w:t>
+        </w:r>
+        <w:r>
+          <w:rPr>
+            <w:rStyle w:val="Hyperlink"/>
+            <w:noProof/>
+            <w:spacing w:val="12"/>
+          </w:rPr>
+          <w:t xml:space="preserve"> </w:t>
+        </w:r>
+        <w:r>
+          <w:rPr>
+            <w:rStyle w:val="Hyperlink"/>
+            <w:noProof/>
+          </w:rPr>
+          <w:t>Appendix</w:t>
+        </w:r>
+        <w:r>
+          <w:rPr>
+            <w:noProof/>
+            <w:webHidden/>
+          </w:rPr>
+          <w:tab/>
+        </w:r>
+        <w:r>
+          <w:rPr>
             <w:noProof/>
             <w:webHidden/>
           </w:rPr>
@@ -4129,7 +5007,7 @@
             <w:noProof/>
             <w:webHidden/>
           </w:rPr>
-          <w:instrText xml:space="preserve"> PAGEREF _Toc211205859 \h </w:instrText>
+          <w:instrText xml:space="preserve"> PAGEREF _Toc211272476 \h </w:instrText>
         </w:r>
         <w:r>
           <w:rPr>
@@ -4149,7 +5027,7 @@
             <w:noProof/>
             <w:webHidden/>
           </w:rPr>
-          <w:t>2</w:t>
+          <w:t>5</w:t>
         </w:r>
         <w:r>
           <w:rPr>
@@ -4164,7 +5042,7 @@
       <w:pPr>
         <w:pStyle w:val="TOC1"/>
         <w:tabs>
-          <w:tab w:val="left" w:pos="1986"/>
+          <w:tab w:val="left" w:pos="1974"/>
           <w:tab w:val="right" w:leader="dot" w:pos="9064"/>
         </w:tabs>
         <w:rPr>
@@ -4173,11 +5051,11 @@
           <w:bCs w:val="0"/>
           <w:noProof/>
           <w:kern w:val="2"/>
-          <w:lang w:val="en-NZ" w:eastAsia="en-NZ"/>
+          <w:lang w:val="en-NZ" w:eastAsia="zh-CN"/>
           <w14:ligatures w14:val="standardContextual"/>
         </w:rPr>
       </w:pPr>
-      <w:hyperlink w:anchor="_Toc211205860" w:history="1">
+      <w:hyperlink w:anchor="_Toc211272477" w:history="1">
         <w:r>
           <w:rPr>
             <w:rStyle w:val="Hyperlink"/>
@@ -4189,7 +5067,7 @@
           <w:rPr>
             <w:rStyle w:val="Hyperlink"/>
             <w:noProof/>
-            <w:spacing w:val="35"/>
+            <w:spacing w:val="36"/>
           </w:rPr>
           <w:t xml:space="preserve"> </w:t>
         </w:r>
@@ -4198,7 +5076,7 @@
             <w:rStyle w:val="Hyperlink"/>
             <w:noProof/>
           </w:rPr>
-          <w:t>A</w:t>
+          <w:t>B</w:t>
         </w:r>
         <w:r>
           <w:rPr>
@@ -4207,7 +5085,7 @@
             <w:bCs w:val="0"/>
             <w:noProof/>
             <w:kern w:val="2"/>
-            <w:lang w:val="en-NZ" w:eastAsia="en-NZ"/>
+            <w:lang w:val="en-NZ" w:eastAsia="zh-CN"/>
             <w14:ligatures w14:val="standardContextual"/>
           </w:rPr>
           <w:tab/>
@@ -4217,13 +5095,13 @@
             <w:rStyle w:val="Hyperlink"/>
             <w:noProof/>
           </w:rPr>
-          <w:t>The First</w:t>
+          <w:t>Second</w:t>
         </w:r>
         <w:r>
           <w:rPr>
             <w:rStyle w:val="Hyperlink"/>
             <w:noProof/>
-            <w:spacing w:val="12"/>
+            <w:spacing w:val="40"/>
           </w:rPr>
           <w:t xml:space="preserve"> </w:t>
         </w:r>
@@ -4253,7 +5131,7 @@
             <w:noProof/>
             <w:webHidden/>
           </w:rPr>
-          <w:instrText xml:space="preserve"> PAGEREF _Toc211205860 \h </w:instrText>
+          <w:instrText xml:space="preserve"> PAGEREF _Toc211272477 \h </w:instrText>
         </w:r>
         <w:r>
           <w:rPr>
@@ -4273,131 +5151,7 @@
             <w:noProof/>
             <w:webHidden/>
           </w:rPr>
-          <w:t>3</w:t>
-        </w:r>
-        <w:r>
-          <w:rPr>
-            <w:noProof/>
-            <w:webHidden/>
-          </w:rPr>
-          <w:fldChar w:fldCharType="end"/>
-        </w:r>
-      </w:hyperlink>
-    </w:p>
-    <w:p>
-      <w:pPr>
-        <w:pStyle w:val="TOC1"/>
-        <w:tabs>
-          <w:tab w:val="left" w:pos="1974"/>
-          <w:tab w:val="right" w:leader="dot" w:pos="9064"/>
-        </w:tabs>
-        <w:rPr>
-          <w:rFonts w:asciiTheme="minorHAnsi" w:eastAsiaTheme="minorEastAsia" w:hAnsiTheme="minorHAnsi" w:cstheme="minorBidi"/>
-          <w:b w:val="0"/>
-          <w:bCs w:val="0"/>
-          <w:noProof/>
-          <w:kern w:val="2"/>
-          <w:lang w:val="en-NZ" w:eastAsia="en-NZ"/>
-          <w14:ligatures w14:val="standardContextual"/>
-        </w:rPr>
-      </w:pPr>
-      <w:hyperlink w:anchor="_Toc211205861" w:history="1">
-        <w:r>
-          <w:rPr>
-            <w:rStyle w:val="Hyperlink"/>
-            <w:noProof/>
-          </w:rPr>
-          <w:t>Appendix</w:t>
-        </w:r>
-        <w:r>
-          <w:rPr>
-            <w:rStyle w:val="Hyperlink"/>
-            <w:noProof/>
-            <w:spacing w:val="36"/>
-          </w:rPr>
-          <w:t xml:space="preserve"> </w:t>
-        </w:r>
-        <w:r>
-          <w:rPr>
-            <w:rStyle w:val="Hyperlink"/>
-            <w:noProof/>
-          </w:rPr>
-          <w:t>B</w:t>
-        </w:r>
-        <w:r>
-          <w:rPr>
-            <w:rFonts w:asciiTheme="minorHAnsi" w:eastAsiaTheme="minorEastAsia" w:hAnsiTheme="minorHAnsi" w:cstheme="minorBidi"/>
-            <w:b w:val="0"/>
-            <w:bCs w:val="0"/>
-            <w:noProof/>
-            <w:kern w:val="2"/>
-            <w:lang w:val="en-NZ" w:eastAsia="en-NZ"/>
-            <w14:ligatures w14:val="standardContextual"/>
-          </w:rPr>
-          <w:tab/>
-        </w:r>
-        <w:r>
-          <w:rPr>
-            <w:rStyle w:val="Hyperlink"/>
-            <w:noProof/>
-          </w:rPr>
-          <w:t>Second</w:t>
-        </w:r>
-        <w:r>
-          <w:rPr>
-            <w:rStyle w:val="Hyperlink"/>
-            <w:noProof/>
-            <w:spacing w:val="40"/>
-          </w:rPr>
-          <w:t xml:space="preserve"> </w:t>
-        </w:r>
-        <w:r>
-          <w:rPr>
-            <w:rStyle w:val="Hyperlink"/>
-            <w:noProof/>
-          </w:rPr>
-          <w:t>Appendix</w:t>
-        </w:r>
-        <w:r>
-          <w:rPr>
-            <w:noProof/>
-            <w:webHidden/>
-          </w:rPr>
-          <w:tab/>
-        </w:r>
-        <w:r>
-          <w:rPr>
-            <w:noProof/>
-            <w:webHidden/>
-          </w:rPr>
-          <w:fldChar w:fldCharType="begin"/>
-        </w:r>
-        <w:r>
-          <w:rPr>
-            <w:noProof/>
-            <w:webHidden/>
-          </w:rPr>
-          <w:instrText xml:space="preserve"> PAGEREF _Toc211205861 \h </w:instrText>
-        </w:r>
-        <w:r>
-          <w:rPr>
-            <w:noProof/>
-            <w:webHidden/>
-          </w:rPr>
-        </w:r>
-        <w:r>
-          <w:rPr>
-            <w:noProof/>
-            <w:webHidden/>
-          </w:rPr>
-          <w:fldChar w:fldCharType="separate"/>
-        </w:r>
-        <w:r>
-          <w:rPr>
-            <w:noProof/>
-            <w:webHidden/>
-          </w:rPr>
-          <w:t>4</w:t>
+          <w:t>6</w:t>
         </w:r>
         <w:r>
           <w:rPr>
@@ -4427,7 +5181,7 @@
       </w:pPr>
       <w:bookmarkStart w:id="10" w:name="_Toc211201376"/>
       <w:bookmarkStart w:id="11" w:name="_Toc211201483"/>
-      <w:bookmarkStart w:id="12" w:name="_Toc211205828"/>
+      <w:bookmarkStart w:id="12" w:name="_Toc211272438"/>
       <w:r>
         <w:lastRenderedPageBreak/>
         <w:t>Acknowledgements</w:t>
@@ -4448,6 +5202,14 @@
         <w:t xml:space="preserve">  Be sure to thank your mum.</w:t>
       </w:r>
     </w:p>
+    <w:p/>
+    <w:p/>
+    <w:p>
+      <w:r>
+        <w:t>Lake owners.</w:t>
+      </w:r>
+    </w:p>
+    <w:p/>
     <w:p>
       <w:pPr>
         <w:sectPr>
@@ -4458,6 +5220,9 @@
           <w:cols w:space="720"/>
         </w:sectPr>
       </w:pPr>
+      <w:r>
+        <w:t>Drone boat designer.</w:t>
+      </w:r>
     </w:p>
     <w:p>
       <w:pPr>
@@ -4465,7 +5230,7 @@
       </w:pPr>
       <w:bookmarkStart w:id="13" w:name="_Toc211201377"/>
       <w:bookmarkStart w:id="14" w:name="_Toc211201484"/>
-      <w:bookmarkStart w:id="15" w:name="_Toc211205829"/>
+      <w:bookmarkStart w:id="15" w:name="_Toc211272439"/>
       <w:r>
         <w:lastRenderedPageBreak/>
         <w:t>Glossary of Terms</w:t>
@@ -4517,7 +5282,7 @@
       </w:pPr>
       <w:bookmarkStart w:id="18" w:name="_Toc211201378"/>
       <w:bookmarkStart w:id="19" w:name="_Toc211201485"/>
-      <w:bookmarkStart w:id="20" w:name="_Toc211205830"/>
+      <w:bookmarkStart w:id="20" w:name="_Toc211272440"/>
       <w:r>
         <w:t>Abbreviations</w:t>
       </w:r>
@@ -4597,7 +5362,7 @@
       <w:bookmarkStart w:id="22" w:name="_bookmark2"/>
       <w:bookmarkStart w:id="23" w:name="_Toc211201379"/>
       <w:bookmarkStart w:id="24" w:name="_Toc211201486"/>
-      <w:bookmarkStart w:id="25" w:name="_Toc211205831"/>
+      <w:bookmarkStart w:id="25" w:name="_Toc211272441"/>
       <w:bookmarkEnd w:id="21"/>
       <w:bookmarkEnd w:id="22"/>
       <w:r>
@@ -4613,15 +5378,7 @@
         <w:pStyle w:val="ReportBody"/>
       </w:pPr>
       <w:r>
-        <w:t xml:space="preserve">Idk what </w:t>
-      </w:r>
-      <w:proofErr w:type="gramStart"/>
-      <w:r>
-        <w:t>goes</w:t>
-      </w:r>
-      <w:proofErr w:type="gramEnd"/>
-      <w:r>
-        <w:t xml:space="preserve"> here.</w:t>
+        <w:t>Idk what goes here.</w:t>
       </w:r>
     </w:p>
     <w:p>
@@ -4632,7 +5389,7 @@
           <w:numId w:val="5"/>
         </w:numPr>
       </w:pPr>
-      <w:bookmarkStart w:id="26" w:name="_Toc211205832"/>
+      <w:bookmarkStart w:id="26" w:name="_Toc211272442"/>
       <w:r>
         <w:t>Project Scope and Objectives</w:t>
       </w:r>
@@ -4642,13 +5399,8 @@
       <w:pPr>
         <w:pStyle w:val="ReportBody"/>
       </w:pPr>
-      <w:proofErr w:type="spellStart"/>
-      <w:r>
-        <w:t>mhmmm</w:t>
-      </w:r>
-      <w:proofErr w:type="spellEnd"/>
-      <w:r>
-        <w:t xml:space="preserve"> project.</w:t>
+      <w:r>
+        <w:t>mhmmm project.</w:t>
       </w:r>
     </w:p>
     <w:p>
@@ -4659,7 +5411,7 @@
           <w:numId w:val="5"/>
         </w:numPr>
       </w:pPr>
-      <w:bookmarkStart w:id="27" w:name="_Toc211205833"/>
+      <w:bookmarkStart w:id="27" w:name="_Toc211272443"/>
       <w:r>
         <w:t>Project Scope</w:t>
       </w:r>
@@ -4681,7 +5433,7 @@
           <w:numId w:val="5"/>
         </w:numPr>
       </w:pPr>
-      <w:bookmarkStart w:id="28" w:name="_Toc211205834"/>
+      <w:bookmarkStart w:id="28" w:name="_Toc211272444"/>
       <w:r>
         <w:t>Objectives and Deliverables</w:t>
       </w:r>
@@ -4703,7 +5455,7 @@
           <w:numId w:val="5"/>
         </w:numPr>
       </w:pPr>
-      <w:bookmarkStart w:id="29" w:name="_Toc211205835"/>
+      <w:bookmarkStart w:id="29" w:name="_Toc211272445"/>
       <w:r>
         <w:t>Constraints and Assumptions</w:t>
       </w:r>
@@ -4714,15 +5466,7 @@
         <w:pStyle w:val="ReportBody"/>
       </w:pPr>
       <w:r>
-        <w:t xml:space="preserve">I am </w:t>
-      </w:r>
-      <w:proofErr w:type="gramStart"/>
-      <w:r>
-        <w:t>assume</w:t>
-      </w:r>
-      <w:proofErr w:type="gramEnd"/>
-      <w:r>
-        <w:t xml:space="preserve"> this.</w:t>
+        <w:t>I am assume this.</w:t>
       </w:r>
     </w:p>
     <w:p>
@@ -4734,7 +5478,7 @@
         </w:numPr>
       </w:pPr>
       <w:bookmarkStart w:id="30" w:name="_Toc211201489"/>
-      <w:bookmarkStart w:id="31" w:name="_Toc211205836"/>
+      <w:bookmarkStart w:id="31" w:name="_Toc211272446"/>
       <w:r>
         <w:t>Literature Review</w:t>
       </w:r>
@@ -4757,7 +5501,7 @@
           <w:numId w:val="5"/>
         </w:numPr>
       </w:pPr>
-      <w:bookmarkStart w:id="32" w:name="_Toc211205837"/>
+      <w:bookmarkStart w:id="32" w:name="_Toc211272447"/>
       <w:r>
         <w:t>Existing Solutions</w:t>
       </w:r>
@@ -4768,15 +5512,7 @@
         <w:pStyle w:val="ReportBody"/>
       </w:pPr>
       <w:r>
-        <w:t xml:space="preserve">Existing </w:t>
-      </w:r>
-      <w:proofErr w:type="gramStart"/>
-      <w:r>
-        <w:t>stuff</w:t>
-      </w:r>
-      <w:proofErr w:type="gramEnd"/>
-      <w:r>
-        <w:t>.</w:t>
+        <w:t>Existing stuff.</w:t>
       </w:r>
     </w:p>
     <w:p>
@@ -4787,7 +5523,7 @@
           <w:numId w:val="5"/>
         </w:numPr>
       </w:pPr>
-      <w:bookmarkStart w:id="33" w:name="_Toc211205838"/>
+      <w:bookmarkStart w:id="33" w:name="_Toc211272448"/>
       <w:r>
         <w:t>Identified Research Gaps</w:t>
       </w:r>
@@ -4809,12 +5545,15 @@
           <w:numId w:val="5"/>
         </w:numPr>
       </w:pPr>
-      <w:bookmarkStart w:id="34" w:name="_Toc211205839"/>
+      <w:bookmarkStart w:id="34" w:name="_Toc211272449"/>
       <w:r>
         <w:t xml:space="preserve">System </w:t>
       </w:r>
       <w:r>
-        <w:t>Design and Implementation</w:t>
+        <w:t xml:space="preserve">Design </w:t>
+      </w:r>
+      <w:r>
+        <w:t>Process</w:t>
       </w:r>
       <w:bookmarkEnd w:id="34"/>
     </w:p>
@@ -4823,7 +5562,77 @@
         <w:pStyle w:val="ReportBody"/>
       </w:pPr>
       <w:r>
-        <w:t>We needed a buoy.</w:t>
+        <w:t xml:space="preserve">Design process: Commercial solutions suck </w:t>
+      </w:r>
+      <w:r>
+        <w:sym w:font="Wingdings" w:char="F0E0"/>
+      </w:r>
+      <w:r>
+        <w:t xml:space="preserve"> We want x, y, z </w:t>
+      </w:r>
+      <w:r>
+        <w:sym w:font="Wingdings" w:char="F0E0"/>
+      </w:r>
+      <w:r>
+        <w:t xml:space="preserve"> We found droneboat.</w:t>
+      </w:r>
+    </w:p>
+    <w:p>
+      <w:pPr>
+        <w:pStyle w:val="ReportBody"/>
+      </w:pPr>
+      <w:r>
+        <w:t xml:space="preserve">The buoy was designed to provide a low-cost, reliable platform </w:t>
+      </w:r>
+      <w:r>
+        <w:t xml:space="preserve">to </w:t>
+      </w:r>
+      <w:r>
+        <w:t>support</w:t>
+      </w:r>
+      <w:r>
+        <w:t xml:space="preserve"> </w:t>
+      </w:r>
+      <w:r>
+        <w:t xml:space="preserve">research </w:t>
+      </w:r>
+      <w:r>
+        <w:t xml:space="preserve">and development </w:t>
+      </w:r>
+      <w:r>
+        <w:t>into autonomous navigation and extended operational uptime in lake environments.</w:t>
+      </w:r>
+      <w:r>
+        <w:t xml:space="preserve"> </w:t>
+      </w:r>
+      <w:r>
+        <w:t xml:space="preserve">The design prioritises reliability and affordability by using proven, commercially available components. Early development focused on selecting an appropriate hull and propulsion layout to serve as the foundation of the system, </w:t>
+      </w:r>
+      <w:r>
+        <w:t xml:space="preserve">after which </w:t>
+      </w:r>
+      <w:r>
+        <w:t>a review of existing autonomous surface vehicles (ASVs) to identify proven configurations that could inform and validate our approach</w:t>
+      </w:r>
+      <w:r>
+        <w:t xml:space="preserve"> to designing an autonomous mobile buoy</w:t>
+      </w:r>
+      <w:r>
+        <w:t>.</w:t>
+      </w:r>
+    </w:p>
+    <w:p>
+      <w:pPr>
+        <w:pStyle w:val="ReportBody"/>
+      </w:pPr>
+      <w:r>
+        <w:t>This section outlines the design process and component selection for each subsystem, including the physical structure</w:t>
+      </w:r>
+      <w:r>
+        <w:t xml:space="preserve"> including the </w:t>
+      </w:r>
+      <w:r>
+        <w:t>autonomy hardware and software, and the power supply and distribution system.</w:t>
       </w:r>
     </w:p>
     <w:p>
@@ -4834,23 +5643,52 @@
           <w:numId w:val="5"/>
         </w:numPr>
       </w:pPr>
-      <w:bookmarkStart w:id="35" w:name="_Toc211205840"/>
-      <w:proofErr w:type="gramStart"/>
-      <w:r>
-        <w:t>Buoy</w:t>
-      </w:r>
-      <w:proofErr w:type="gramEnd"/>
-      <w:r>
-        <w:t xml:space="preserve"> Design</w:t>
+      <w:bookmarkStart w:id="35" w:name="_Toc211272450"/>
+      <w:r>
+        <w:t>Early Development</w:t>
       </w:r>
       <w:bookmarkEnd w:id="35"/>
+      <w:r>
+        <w:t xml:space="preserve"> </w:t>
+      </w:r>
     </w:p>
     <w:p>
       <w:pPr>
         <w:pStyle w:val="ReportBody"/>
       </w:pPr>
       <w:r>
-        <w:t>We designed a buoy. (we copied someone)</w:t>
+        <w:lastRenderedPageBreak/>
+        <w:t>Th</w:t>
+      </w:r>
+      <w:r>
+        <w:t>e physical design of the buoy provides the stru</w:t>
+      </w:r>
+      <w:r>
+        <w:t>ctural foundation for all onboard systems, supporting electronics, propulsion and sensors whilst maintaining stability in lake environments.</w:t>
+      </w:r>
+      <w:r>
+        <w:t xml:space="preserve"> Key considerations included</w:t>
+      </w:r>
+      <w:r>
+        <w:t xml:space="preserve"> stability</w:t>
+      </w:r>
+      <w:r>
+        <w:t xml:space="preserve">, </w:t>
+      </w:r>
+      <w:r>
+        <w:t>maintenance</w:t>
+      </w:r>
+      <w:r>
+        <w:t xml:space="preserve">, </w:t>
+      </w:r>
+      <w:r>
+        <w:t xml:space="preserve">and </w:t>
+      </w:r>
+      <w:r>
+        <w:t>structural complexity</w:t>
+      </w:r>
+      <w:r>
+        <w:t>.</w:t>
       </w:r>
     </w:p>
     <w:p>
@@ -4861,9 +5699,9 @@
           <w:numId w:val="5"/>
         </w:numPr>
       </w:pPr>
-      <w:bookmarkStart w:id="36" w:name="_Toc211205841"/>
-      <w:r>
-        <w:t>Physical Design</w:t>
+      <w:bookmarkStart w:id="36" w:name="_Toc211272451"/>
+      <w:r>
+        <w:t>Hull</w:t>
       </w:r>
       <w:bookmarkEnd w:id="36"/>
     </w:p>
@@ -4872,7 +5710,91 @@
         <w:pStyle w:val="ReportBody"/>
       </w:pPr>
       <w:r>
-        <w:t>The buoy was physical.</w:t>
+        <w:t xml:space="preserve">Several hull configurations were evaluated to determine a suitable </w:t>
+      </w:r>
+      <w:r>
+        <w:t>bas</w:t>
+      </w:r>
+      <w:r>
+        <w:t xml:space="preserve">e for our buoy design. </w:t>
+      </w:r>
+      <w:r>
+        <w:t xml:space="preserve">Options such as monohull, catamaran, trimaran, horseshoe buoy, life buoy and </w:t>
+      </w:r>
+      <w:r>
+        <w:t xml:space="preserve">spar buoys were considered. </w:t>
+      </w:r>
+      <w:r>
+        <w:t>Canoe-like</w:t>
+      </w:r>
+      <w:r>
+        <w:t xml:space="preserve"> builds such as </w:t>
+      </w:r>
+      <w:r>
+        <w:t xml:space="preserve">a monohull, </w:t>
+      </w:r>
+      <w:r>
+        <w:t>catamaran</w:t>
+      </w:r>
+      <w:r>
+        <w:t xml:space="preserve"> or trimaran designs were </w:t>
+      </w:r>
+      <w:r>
+        <w:t>dismissed due to their structural complexity</w:t>
+      </w:r>
+      <w:r>
+        <w:t xml:space="preserve">, </w:t>
+      </w:r>
+      <w:r>
+        <w:t xml:space="preserve">which was </w:t>
+      </w:r>
+      <w:r>
+        <w:t xml:space="preserve">undesirable given the one-year time frame and the </w:t>
+      </w:r>
+      <w:r>
+        <w:t xml:space="preserve">lack of mechanical design background within the team. </w:t>
+      </w:r>
+      <w:r>
+        <w:t>C</w:t>
+      </w:r>
+      <w:r>
+        <w:t xml:space="preserve">ircular </w:t>
+      </w:r>
+      <w:r>
+        <w:t xml:space="preserve">and </w:t>
+      </w:r>
+      <w:r>
+        <w:t xml:space="preserve">spar </w:t>
+      </w:r>
+      <w:r>
+        <w:t xml:space="preserve">buoy designs were excluded </w:t>
+      </w:r>
+      <w:r>
+        <w:t>due to their rotation symmetry</w:t>
+      </w:r>
+      <w:r>
+        <w:t>,</w:t>
+      </w:r>
+      <w:r>
+        <w:t xml:space="preserve"> </w:t>
+      </w:r>
+      <w:r>
+        <w:t>causing unwanted spinning and harder directional control. Horseshoe buoys</w:t>
+      </w:r>
+      <w:r>
+        <w:t xml:space="preserve">, while more stable, were </w:t>
+      </w:r>
+      <w:r>
+        <w:t xml:space="preserve">eliminated due to </w:t>
+      </w:r>
+      <w:r>
+        <w:t xml:space="preserve">their limited flat surface area for secure mounting of </w:t>
+      </w:r>
+      <w:r>
+        <w:t>electronics and propulsion systems. Ultimately, a simple boogie board design selected for its simplicity, stability, ease of integration</w:t>
+      </w:r>
+      <w:r>
+        <w:t>, their low cost and high availability.</w:t>
       </w:r>
     </w:p>
     <w:p>
@@ -4883,9 +5805,9 @@
           <w:numId w:val="5"/>
         </w:numPr>
       </w:pPr>
-      <w:bookmarkStart w:id="37" w:name="_Toc211205842"/>
-      <w:r>
-        <w:t>Electrical Design</w:t>
+      <w:bookmarkStart w:id="37" w:name="_Toc211272452"/>
+      <w:r>
+        <w:t>Propulsion System</w:t>
       </w:r>
       <w:bookmarkEnd w:id="37"/>
     </w:p>
@@ -4894,10 +5816,19 @@
         <w:pStyle w:val="ReportBody"/>
       </w:pPr>
       <w:r>
-        <w:t>The buoy was electrical.</w:t>
-      </w:r>
-      <w:r>
-        <w:t xml:space="preserve"> </w:t>
+        <w:t>Multiple propulsion configurations were considered to achieve efficient and reliable mobility for the buoy. The options included single or dual azimuth motors, a motor and rudder combination, and twin fixed motors. Azimuth systems were dismissed due to the added control requirements associated with motor rotation. The motor and rudder configuration was excluded as the rudder introduced additional drag and moving parts, reducing overall efficiency. Ultimately, a twin fixed motor setup was selected for its simplicity</w:t>
+      </w:r>
+      <w:r>
+        <w:t xml:space="preserve"> and </w:t>
+      </w:r>
+      <w:r>
+        <w:t>low drag</w:t>
+      </w:r>
+      <w:r>
+        <w:t xml:space="preserve"> </w:t>
+      </w:r>
+      <w:r>
+        <w:t>making it the most suitable choice for our flat-hull platform.</w:t>
       </w:r>
     </w:p>
     <w:p>
@@ -4908,9 +5839,12 @@
           <w:numId w:val="5"/>
         </w:numPr>
       </w:pPr>
-      <w:bookmarkStart w:id="38" w:name="_Toc211205843"/>
-      <w:r>
-        <w:t>PCB Design</w:t>
+      <w:bookmarkStart w:id="38" w:name="_Toc211272453"/>
+      <w:r>
+        <w:t>Waterproof Box</w:t>
+      </w:r>
+      <w:r>
+        <w:t xml:space="preserve"> and Mounting</w:t>
       </w:r>
       <w:bookmarkEnd w:id="38"/>
     </w:p>
@@ -4918,6 +5852,17 @@
       <w:pPr>
         <w:pStyle w:val="ReportBody"/>
       </w:pPr>
+      <w:r>
+        <w:t>The waterproof housing for the electronics was provided by our supervisor and follows the same design used in a previous project, where it was successfully deployed in lake-side sensor installations. Using this proven enclosure design ensures both durability and effective waterproofing.</w:t>
+      </w:r>
+    </w:p>
+    <w:p>
+      <w:pPr>
+        <w:pStyle w:val="ReportBody"/>
+      </w:pPr>
+      <w:r>
+        <w:t>The enclosure was mounted using 3D-printed brackets based on open-source designs from similar projects. These brackets secured the box firmly in place, while a fishing line tether at the hinges maintained downward tension to prevent movement during operation.</w:t>
+      </w:r>
     </w:p>
     <w:p>
       <w:pPr>
@@ -4927,10 +5872,24 @@
           <w:numId w:val="5"/>
         </w:numPr>
       </w:pPr>
-      <w:bookmarkStart w:id="39" w:name="_Toc211205844"/>
-      <w:r>
-        <w:lastRenderedPageBreak/>
-        <w:t>Implementation and Assembly</w:t>
+      <w:bookmarkStart w:id="39" w:name="_Toc211272454"/>
+      <w:r>
+        <w:rPr>
+          <w:rFonts w:eastAsiaTheme="majorEastAsia"/>
+        </w:rPr>
+        <w:t>Similar Existing Technologies</w:t>
+      </w:r>
+      <w:r>
+        <w:rPr>
+          <w:rFonts w:eastAsiaTheme="majorEastAsia"/>
+        </w:rPr>
+        <w:t>(REWRITE AFTER LIT REVIEW FOR PROPER REFERENCING)</w:t>
+      </w:r>
+      <w:r>
+        <w:rPr>
+          <w:rFonts w:eastAsiaTheme="majorEastAsia"/>
+        </w:rPr>
+        <w:t xml:space="preserve"> DRONE BOAT DIDN’T HAVE RPI.</w:t>
       </w:r>
       <w:bookmarkEnd w:id="39"/>
     </w:p>
@@ -4939,7 +5898,13 @@
         <w:pStyle w:val="ReportBody"/>
       </w:pPr>
       <w:r>
-        <w:t>The buoy was together.</w:t>
+        <w:t xml:space="preserve">As discussed in the literature review, several existing autonomous surface vehicle (ASV) projects demonstrated the feasibility of ArduPilot-based platforms using commercially available components. Among these, Sakamoto Dam’s Drone Boat design showed </w:t>
+      </w:r>
+      <w:r>
+        <w:t>relevance</w:t>
+      </w:r>
+      <w:r>
+        <w:t>, utilising a boogie board hull and providing open-source documentation including a bill of materials and parameter files. These examples informed our approach to implementing autonomy, highlighting the effectiveness of pairing a flight controller with a companion computer to manage both low-level control and high-level navigation. Based on these findings, our system design incorporated this dual-computer architecture as the foundation for autonomous operation.</w:t>
       </w:r>
     </w:p>
     <w:p>
@@ -4950,9 +5915,12 @@
           <w:numId w:val="5"/>
         </w:numPr>
       </w:pPr>
-      <w:bookmarkStart w:id="40" w:name="_Toc211205845"/>
-      <w:r>
-        <w:t>Design Validation</w:t>
+      <w:bookmarkStart w:id="40" w:name="_Toc211272455"/>
+      <w:r>
+        <w:t>Autonomy Hardware and Software</w:t>
+      </w:r>
+      <w:r>
+        <w:t xml:space="preserve">  (EDIT)</w:t>
       </w:r>
       <w:bookmarkEnd w:id="40"/>
     </w:p>
@@ -4961,8 +5929,29 @@
         <w:pStyle w:val="ReportBody"/>
       </w:pPr>
       <w:r>
-        <w:t>The buoy was tested.</w:t>
-      </w:r>
+        <w:t>Important criteria for selecting a</w:t>
+      </w:r>
+      <w:r>
+        <w:t xml:space="preserve"> flight controller and computer companion included built in </w:t>
+      </w:r>
+      <w:r>
+        <w:lastRenderedPageBreak/>
+        <w:t>functionality, base power draw and future expansion.</w:t>
+      </w:r>
+    </w:p>
+    <w:p>
+      <w:pPr>
+        <w:pStyle w:val="Heading2"/>
+        <w:numPr>
+          <w:ilvl w:val="1"/>
+          <w:numId w:val="5"/>
+        </w:numPr>
+      </w:pPr>
+      <w:bookmarkStart w:id="41" w:name="_Toc211272457"/>
+      <w:r>
+        <w:t>Power Supply and Distribution System</w:t>
+      </w:r>
+      <w:bookmarkEnd w:id="41"/>
     </w:p>
     <w:p>
       <w:pPr>
@@ -4972,35 +5961,22 @@
           <w:numId w:val="5"/>
         </w:numPr>
       </w:pPr>
-      <w:bookmarkStart w:id="41" w:name="_Toc211205846"/>
-      <w:proofErr w:type="gramStart"/>
-      <w:r>
-        <w:t>Mobility(</w:t>
-      </w:r>
-      <w:proofErr w:type="gramEnd"/>
-      <w:r>
-        <w:t>RC)</w:t>
-      </w:r>
-      <w:bookmarkStart w:id="42" w:name="_Toc211205847"/>
-      <w:bookmarkEnd w:id="41"/>
-      <w:r>
-        <w:t xml:space="preserve"> &amp; </w:t>
-      </w:r>
-      <w:proofErr w:type="gramStart"/>
-      <w:r>
-        <w:t>Autonomy(</w:t>
-      </w:r>
-      <w:proofErr w:type="gramEnd"/>
-      <w:r>
-        <w:t>AUTO</w:t>
-      </w:r>
-      <w:r>
-        <w:t>, RTL, LOITER</w:t>
-      </w:r>
-      <w:r>
-        <w:t xml:space="preserve"> &amp; GUIDED).</w:t>
+      <w:bookmarkStart w:id="42" w:name="_Toc211272458"/>
+      <w:r>
+        <w:t>Power Sources</w:t>
       </w:r>
       <w:bookmarkEnd w:id="42"/>
+    </w:p>
+    <w:p>
+      <w:pPr>
+        <w:pStyle w:val="ReportBody"/>
+      </w:pPr>
+      <w:r>
+        <w:t>Batteries, solar panel</w:t>
+      </w:r>
+      <w:r>
+        <w:t>, charge controller, cell balancing.</w:t>
+      </w:r>
     </w:p>
     <w:p>
       <w:pPr>
@@ -5010,11 +5986,28 @@
           <w:numId w:val="5"/>
         </w:numPr>
       </w:pPr>
-      <w:bookmarkStart w:id="43" w:name="_Toc211205848"/>
-      <w:r>
-        <w:t>PCB Testing. (done later for power reading autonomy)</w:t>
+      <w:bookmarkStart w:id="43" w:name="_Toc211272459"/>
+      <w:r>
+        <w:t xml:space="preserve">Power </w:t>
+      </w:r>
+      <w:r>
+        <w:t>Distribution</w:t>
       </w:r>
       <w:bookmarkEnd w:id="43"/>
+    </w:p>
+    <w:p>
+      <w:pPr>
+        <w:pStyle w:val="ReportBody"/>
+      </w:pPr>
+      <w:r>
+        <w:t>Power module</w:t>
+      </w:r>
+      <w:r>
+        <w:t>, ESCs.</w:t>
+      </w:r>
+      <w:r>
+        <w:t xml:space="preserve"> </w:t>
+      </w:r>
     </w:p>
     <w:p>
       <w:pPr>
@@ -5024,11 +6017,169 @@
           <w:numId w:val="5"/>
         </w:numPr>
       </w:pPr>
-      <w:bookmarkStart w:id="44" w:name="_Toc211205849"/>
-      <w:r>
-        <w:t>Solar Testing. (done later because not important)</w:t>
+      <w:bookmarkStart w:id="44" w:name="_Toc211272460"/>
+      <w:r>
+        <w:t>PCB Design</w:t>
       </w:r>
       <w:bookmarkEnd w:id="44"/>
+    </w:p>
+    <w:p>
+      <w:pPr>
+        <w:pStyle w:val="ReportBody"/>
+        <w:rPr>
+          <w:lang w:val="en-NZ"/>
+        </w:rPr>
+      </w:pPr>
+      <w:r>
+        <w:rPr>
+          <w:lang w:val="en-NZ"/>
+        </w:rPr>
+        <w:t xml:space="preserve">Microcontroller communications, power distribution, </w:t>
+      </w:r>
+      <w:r>
+        <w:rPr>
+          <w:lang w:val="en-NZ"/>
+        </w:rPr>
+        <w:t>sonar integration, status leds, ESP motor co</w:t>
+      </w:r>
+      <w:r>
+        <w:rPr>
+          <w:lang w:val="en-NZ"/>
+        </w:rPr>
+        <w:t>ntrol.</w:t>
+      </w:r>
+    </w:p>
+    <w:p>
+      <w:pPr>
+        <w:pStyle w:val="Heading3"/>
+        <w:numPr>
+          <w:ilvl w:val="2"/>
+          <w:numId w:val="5"/>
+        </w:numPr>
+        <w:rPr>
+          <w:lang w:val="en-NZ"/>
+        </w:rPr>
+      </w:pPr>
+      <w:bookmarkStart w:id="45" w:name="_Toc211272461"/>
+      <w:r>
+        <w:rPr>
+          <w:lang w:val="en-NZ"/>
+        </w:rPr>
+        <w:t>Final Electrical Design</w:t>
+      </w:r>
+      <w:bookmarkEnd w:id="45"/>
+    </w:p>
+    <w:p>
+      <w:pPr>
+        <w:pStyle w:val="ReportBody"/>
+        <w:rPr>
+          <w:lang w:val="en-NZ"/>
+        </w:rPr>
+      </w:pPr>
+      <w:r>
+        <w:rPr>
+          <w:lang w:val="en-NZ"/>
+        </w:rPr>
+        <w:t>INSERT PHOTO OF TESTING INTERNALS.</w:t>
+      </w:r>
+    </w:p>
+    <w:p>
+      <w:pPr>
+        <w:pStyle w:val="Heading2"/>
+        <w:numPr>
+          <w:ilvl w:val="1"/>
+          <w:numId w:val="5"/>
+        </w:numPr>
+      </w:pPr>
+      <w:bookmarkStart w:id="46" w:name="_Toc211272462"/>
+      <w:r>
+        <w:t>Implementation and Assembly</w:t>
+      </w:r>
+      <w:bookmarkEnd w:id="46"/>
+    </w:p>
+    <w:p>
+      <w:pPr>
+        <w:pStyle w:val="ReportBody"/>
+      </w:pPr>
+      <w:r>
+        <w:t>The buoy was together.</w:t>
+      </w:r>
+    </w:p>
+    <w:p>
+      <w:pPr>
+        <w:pStyle w:val="Heading2"/>
+        <w:numPr>
+          <w:ilvl w:val="1"/>
+          <w:numId w:val="5"/>
+        </w:numPr>
+      </w:pPr>
+      <w:r>
+        <w:t>Final Design</w:t>
+      </w:r>
+    </w:p>
+    <w:p>
+      <w:pPr>
+        <w:pStyle w:val="ReportBody"/>
+      </w:pPr>
+      <w:r>
+        <w:t>The final hardware system comprised of a Pixhawk6C flight controller including the M10 GPS module, Raspberry Zero Pi 2W as a computer companion and ESP32 as power controller. The motors selected were the T200 motors from BlueRobotics.</w:t>
+      </w:r>
+    </w:p>
+    <w:p>
+      <w:pPr>
+        <w:pStyle w:val="Heading2"/>
+        <w:numPr>
+          <w:ilvl w:val="1"/>
+          <w:numId w:val="5"/>
+        </w:numPr>
+      </w:pPr>
+      <w:bookmarkStart w:id="47" w:name="_Toc211272463"/>
+      <w:r>
+        <w:t>Design Validation</w:t>
+      </w:r>
+      <w:bookmarkEnd w:id="47"/>
+    </w:p>
+    <w:p>
+      <w:pPr>
+        <w:pStyle w:val="ReportBody"/>
+      </w:pPr>
+      <w:r>
+        <w:t>The buoy was tested.</w:t>
+      </w:r>
+    </w:p>
+    <w:p>
+      <w:pPr>
+        <w:pStyle w:val="Heading3"/>
+        <w:numPr>
+          <w:ilvl w:val="2"/>
+          <w:numId w:val="5"/>
+        </w:numPr>
+      </w:pPr>
+      <w:bookmarkStart w:id="48" w:name="_Toc211272464"/>
+      <w:r>
+        <w:t>Mobility</w:t>
+      </w:r>
+      <w:r>
+        <w:t xml:space="preserve"> &amp; </w:t>
+      </w:r>
+      <w:r>
+        <w:t>Autonomy</w:t>
+      </w:r>
+      <w:bookmarkEnd w:id="48"/>
+    </w:p>
+    <w:p>
+      <w:pPr>
+        <w:pStyle w:val="Heading3"/>
+        <w:numPr>
+          <w:ilvl w:val="2"/>
+          <w:numId w:val="5"/>
+        </w:numPr>
+      </w:pPr>
+      <w:bookmarkStart w:id="49" w:name="_Toc211272465"/>
+      <w:r>
+        <w:t>Solar Testing</w:t>
+      </w:r>
+      <w:bookmarkEnd w:id="49"/>
     </w:p>
     <w:p>
       <w:pPr>
@@ -5041,11 +6192,11 @@
           <w:tab w:val="clear" w:pos="567"/>
         </w:tabs>
       </w:pPr>
-      <w:bookmarkStart w:id="45" w:name="_Toc211205850"/>
+      <w:bookmarkStart w:id="50" w:name="_Toc211272466"/>
       <w:r>
         <w:t>Methodology</w:t>
       </w:r>
-      <w:bookmarkEnd w:id="45"/>
+      <w:bookmarkEnd w:id="50"/>
     </w:p>
     <w:p>
       <w:pPr>
@@ -5055,16 +6206,11 @@
           <w:numId w:val="5"/>
         </w:numPr>
       </w:pPr>
-      <w:bookmarkStart w:id="46" w:name="_Toc211205851"/>
-      <w:proofErr w:type="gramStart"/>
-      <w:r>
-        <w:t>How</w:t>
-      </w:r>
-      <w:proofErr w:type="gramEnd"/>
-      <w:r>
-        <w:t xml:space="preserve"> lab test. (Current readings)</w:t>
-      </w:r>
-      <w:bookmarkEnd w:id="46"/>
+      <w:bookmarkStart w:id="51" w:name="_Toc211272467"/>
+      <w:r>
+        <w:t>How lab test. (Current readings)</w:t>
+      </w:r>
+      <w:bookmarkEnd w:id="51"/>
       <w:r>
         <w:t xml:space="preserve"> </w:t>
       </w:r>
@@ -5077,11 +6223,11 @@
           <w:numId w:val="5"/>
         </w:numPr>
       </w:pPr>
-      <w:bookmarkStart w:id="47" w:name="_Toc211205852"/>
+      <w:bookmarkStart w:id="52" w:name="_Toc211272468"/>
       <w:r>
         <w:t>How field test. (Current readings)</w:t>
       </w:r>
-      <w:bookmarkEnd w:id="47"/>
+      <w:bookmarkEnd w:id="52"/>
     </w:p>
     <w:p>
       <w:pPr>
@@ -5094,11 +6240,11 @@
           <w:tab w:val="clear" w:pos="567"/>
         </w:tabs>
       </w:pPr>
-      <w:bookmarkStart w:id="48" w:name="_Toc211205853"/>
+      <w:bookmarkStart w:id="53" w:name="_Toc211272469"/>
       <w:r>
         <w:t>Power Results</w:t>
       </w:r>
-      <w:bookmarkEnd w:id="48"/>
+      <w:bookmarkEnd w:id="53"/>
     </w:p>
     <w:p>
       <w:pPr>
@@ -5108,11 +6254,11 @@
           <w:numId w:val="5"/>
         </w:numPr>
       </w:pPr>
-      <w:bookmarkStart w:id="49" w:name="_Toc211205854"/>
+      <w:bookmarkStart w:id="54" w:name="_Toc211272470"/>
       <w:r>
         <w:t>Lab test results. Is this important to mention? Used in poster because hadn’t field tested yet.</w:t>
       </w:r>
-      <w:bookmarkEnd w:id="49"/>
+      <w:bookmarkEnd w:id="54"/>
     </w:p>
     <w:p>
       <w:pPr>
@@ -5122,11 +6268,11 @@
           <w:numId w:val="5"/>
         </w:numPr>
       </w:pPr>
-      <w:bookmarkStart w:id="50" w:name="_Toc211205855"/>
+      <w:bookmarkStart w:id="55" w:name="_Toc211272471"/>
       <w:r>
         <w:t>Field test results.</w:t>
       </w:r>
-      <w:bookmarkEnd w:id="50"/>
+      <w:bookmarkEnd w:id="55"/>
     </w:p>
     <w:p>
       <w:pPr>
@@ -5139,14 +6285,14 @@
           <w:tab w:val="clear" w:pos="567"/>
         </w:tabs>
       </w:pPr>
-      <w:bookmarkStart w:id="51" w:name="_Toc211205856"/>
+      <w:bookmarkStart w:id="56" w:name="_Toc211272472"/>
       <w:r>
         <w:t>Results</w:t>
       </w:r>
       <w:r>
         <w:t xml:space="preserve"> Analysis</w:t>
       </w:r>
-      <w:bookmarkEnd w:id="51"/>
+      <w:bookmarkEnd w:id="56"/>
     </w:p>
     <w:p>
       <w:pPr>
@@ -5156,26 +6302,19 @@
           <w:numId w:val="5"/>
         </w:numPr>
       </w:pPr>
-      <w:bookmarkStart w:id="52" w:name="_Toc211205857"/>
-      <w:r>
+      <w:bookmarkStart w:id="57" w:name="_Toc211272473"/>
+      <w:r>
+        <w:lastRenderedPageBreak/>
         <w:t>What testing meant.</w:t>
       </w:r>
-      <w:bookmarkEnd w:id="52"/>
+      <w:bookmarkEnd w:id="57"/>
     </w:p>
     <w:p>
       <w:pPr>
         <w:pStyle w:val="ReportBody"/>
       </w:pPr>
       <w:r>
-        <w:t xml:space="preserve">Net energy expenditure, focus on our system and how it </w:t>
-      </w:r>
-      <w:proofErr w:type="spellStart"/>
-      <w:r>
-        <w:t>kinda</w:t>
-      </w:r>
-      <w:proofErr w:type="spellEnd"/>
-      <w:r>
-        <w:t xml:space="preserve"> sucks.</w:t>
+        <w:t>Net energy expenditure, focus on our system and how it kinda sucks.</w:t>
       </w:r>
     </w:p>
     <w:p>
@@ -5189,11 +6328,11 @@
           <w:tab w:val="clear" w:pos="567"/>
         </w:tabs>
       </w:pPr>
-      <w:bookmarkStart w:id="53" w:name="_Toc211205858"/>
+      <w:bookmarkStart w:id="58" w:name="_Toc211272474"/>
       <w:r>
         <w:t>Conclusion</w:t>
       </w:r>
-      <w:bookmarkEnd w:id="53"/>
+      <w:bookmarkEnd w:id="58"/>
     </w:p>
     <w:p>
       <w:pPr>
@@ -5208,47 +6347,18 @@
         <w:pStyle w:val="ReportBody"/>
       </w:pPr>
       <w:r>
-        <w:t xml:space="preserve">Future </w:t>
-      </w:r>
-      <w:proofErr w:type="gramStart"/>
-      <w:r>
-        <w:t>improvements.(</w:t>
-      </w:r>
-      <w:proofErr w:type="gramEnd"/>
-      <w:r>
-        <w:t>do we mention we failed to get sonar working)</w:t>
+        <w:t>Future improvements.(do we mention we failed to get sonar working)</w:t>
       </w:r>
     </w:p>
     <w:p>
       <w:pPr>
         <w:pStyle w:val="ReportBody"/>
       </w:pPr>
-      <w:proofErr w:type="gramStart"/>
-      <w:r>
-        <w:t>OA(</w:t>
-      </w:r>
-      <w:proofErr w:type="gramEnd"/>
-      <w:r>
-        <w:t xml:space="preserve">sonar), </w:t>
-      </w:r>
-      <w:proofErr w:type="spellStart"/>
-      <w:r>
-        <w:t>ArduPilot</w:t>
-      </w:r>
-      <w:proofErr w:type="spellEnd"/>
-      <w:r>
-        <w:t xml:space="preserve"> function </w:t>
-      </w:r>
-      <w:proofErr w:type="gramStart"/>
-      <w:r>
-        <w:t>porting</w:t>
-      </w:r>
-      <w:r>
-        <w:t>(</w:t>
-      </w:r>
-      <w:proofErr w:type="gramEnd"/>
-      <w:r>
-        <w:t>including motor control)</w:t>
+      <w:r>
+        <w:t>OA(sonar), ArduPilot function porting</w:t>
+      </w:r>
+      <w:r>
+        <w:t>(including motor control)</w:t>
       </w:r>
       <w:r>
         <w:t>, 2 x ESPs,</w:t>
@@ -5261,22 +6371,22 @@
       <w:pPr>
         <w:pStyle w:val="Heading1"/>
       </w:pPr>
-      <w:bookmarkStart w:id="54" w:name="_Toc211201383"/>
-      <w:bookmarkStart w:id="55" w:name="_Toc211201491"/>
-      <w:bookmarkStart w:id="56" w:name="_Toc211205859"/>
+      <w:bookmarkStart w:id="59" w:name="_Toc211201383"/>
+      <w:bookmarkStart w:id="60" w:name="_Toc211201491"/>
+      <w:bookmarkStart w:id="61" w:name="_Toc211272475"/>
       <w:r>
         <w:t>References</w:t>
       </w:r>
-      <w:bookmarkEnd w:id="54"/>
-      <w:bookmarkEnd w:id="55"/>
-      <w:bookmarkEnd w:id="56"/>
+      <w:bookmarkEnd w:id="59"/>
+      <w:bookmarkEnd w:id="60"/>
+      <w:bookmarkEnd w:id="61"/>
     </w:p>
     <w:p>
       <w:pPr>
         <w:pStyle w:val="ReportBody"/>
       </w:pPr>
-      <w:bookmarkStart w:id="57" w:name="_bookmark4"/>
-      <w:bookmarkEnd w:id="57"/>
+      <w:bookmarkStart w:id="62" w:name="_bookmark4"/>
+      <w:bookmarkEnd w:id="62"/>
       <w:r>
         <w:t xml:space="preserve">[1] M. J. Balas, Y. J. Lee, and L. Kendall, “Disturbance tracking control theory with application to horizontal axis wind turbines,” in </w:t>
       </w:r>
@@ -5313,13 +6423,13 @@
           <w:tab w:val="left" w:pos="2224"/>
         </w:tabs>
       </w:pPr>
-      <w:bookmarkStart w:id="58" w:name="Appendix_A_The_First_Appendix"/>
-      <w:bookmarkStart w:id="59" w:name="_bookmark5"/>
-      <w:bookmarkStart w:id="60" w:name="_Toc211201384"/>
-      <w:bookmarkStart w:id="61" w:name="_Toc211201492"/>
-      <w:bookmarkStart w:id="62" w:name="_Toc211205860"/>
-      <w:bookmarkEnd w:id="58"/>
-      <w:bookmarkEnd w:id="59"/>
+      <w:bookmarkStart w:id="63" w:name="Appendix_A_The_First_Appendix"/>
+      <w:bookmarkStart w:id="64" w:name="_bookmark5"/>
+      <w:bookmarkStart w:id="65" w:name="_Toc211201384"/>
+      <w:bookmarkStart w:id="66" w:name="_Toc211201492"/>
+      <w:bookmarkStart w:id="67" w:name="_Toc211272476"/>
+      <w:bookmarkEnd w:id="63"/>
+      <w:bookmarkEnd w:id="64"/>
       <w:r>
         <w:lastRenderedPageBreak/>
         <w:t>Appendix</w:t>
@@ -5346,9 +6456,9 @@
       <w:r>
         <w:t>Appendix</w:t>
       </w:r>
-      <w:bookmarkEnd w:id="60"/>
-      <w:bookmarkEnd w:id="61"/>
-      <w:bookmarkEnd w:id="62"/>
+      <w:bookmarkEnd w:id="65"/>
+      <w:bookmarkEnd w:id="66"/>
+      <w:bookmarkEnd w:id="67"/>
     </w:p>
     <w:p>
       <w:pPr>
@@ -5482,7 +6592,6 @@
         </w:rPr>
         <w:t xml:space="preserve"> </w:t>
       </w:r>
-      <w:proofErr w:type="spellStart"/>
       <w:r>
         <w:rPr>
           <w:color w:val="007F00"/>
@@ -5600,7 +6709,6 @@
         </w:rPr>
         <w:t>t</w:t>
       </w:r>
-      <w:proofErr w:type="spellEnd"/>
       <w:r>
         <w:rPr>
           <w:color w:val="007F00"/>
@@ -6661,7 +7769,6 @@
         </w:rPr>
         <w:t xml:space="preserve"> </w:t>
       </w:r>
-      <w:proofErr w:type="spellStart"/>
       <w:r>
         <w:rPr>
           <w:color w:val="007F00"/>
@@ -6751,7 +7858,6 @@
         </w:rPr>
         <w:t>y</w:t>
       </w:r>
-      <w:proofErr w:type="spellEnd"/>
       <w:r>
         <w:rPr>
           <w:color w:val="007F00"/>
@@ -7013,7 +8119,6 @@
         </w:rPr>
         <w:t xml:space="preserve">% </w:t>
       </w:r>
-      <w:proofErr w:type="gramStart"/>
       <w:r>
         <w:rPr>
           <w:color w:val="007F00"/>
@@ -7040,7 +8145,6 @@
         </w:rPr>
         <w:t>.</w:t>
       </w:r>
-      <w:proofErr w:type="gramEnd"/>
     </w:p>
     <w:p>
       <w:pPr>
@@ -7275,7 +8379,6 @@
         </w:rPr>
         <w:t xml:space="preserve"> </w:t>
       </w:r>
-      <w:proofErr w:type="gramStart"/>
       <w:r>
         <w:rPr>
           <w:color w:val="007F00"/>
@@ -7345,7 +8448,6 @@
         </w:rPr>
         <w:t>:</w:t>
       </w:r>
-      <w:proofErr w:type="gramEnd"/>
       <w:r>
         <w:rPr>
           <w:color w:val="007F00"/>
@@ -7479,8 +8581,6 @@
         </w:rPr>
         <w:tab/>
       </w:r>
-      <w:proofErr w:type="spellStart"/>
-      <w:proofErr w:type="gramStart"/>
       <w:r>
         <w:rPr>
           <w:color w:val="0000FF"/>
@@ -7490,7 +8590,6 @@
         </w:rPr>
         <w:t>clc</w:t>
       </w:r>
-      <w:proofErr w:type="spellEnd"/>
       <w:r>
         <w:rPr>
           <w:spacing w:val="14"/>
@@ -7499,7 +8598,6 @@
         </w:rPr>
         <w:t>;</w:t>
       </w:r>
-      <w:proofErr w:type="gramEnd"/>
     </w:p>
     <w:p>
       <w:pPr>
@@ -8095,8 +9193,6 @@
         </w:rPr>
         <w:t xml:space="preserve"> </w:t>
       </w:r>
-      <w:proofErr w:type="spellStart"/>
-      <w:proofErr w:type="gramStart"/>
       <w:r>
         <w:rPr>
           <w:spacing w:val="16"/>
@@ -8152,7 +9248,6 @@
         </w:rPr>
         <w:t>e</w:t>
       </w:r>
-      <w:proofErr w:type="spellEnd"/>
       <w:r>
         <w:rPr>
           <w:spacing w:val="-6"/>
@@ -8167,7 +9262,6 @@
         </w:rPr>
         <w:t>,</w:t>
       </w:r>
-      <w:proofErr w:type="gramEnd"/>
       <w:r>
         <w:rPr>
           <w:spacing w:val="-22"/>
@@ -8175,8 +9269,6 @@
         </w:rPr>
         <w:t xml:space="preserve"> </w:t>
       </w:r>
-      <w:proofErr w:type="spellStart"/>
-      <w:proofErr w:type="gramStart"/>
       <w:r>
         <w:rPr>
           <w:spacing w:val="18"/>
@@ -8232,7 +9324,6 @@
         </w:rPr>
         <w:t>h</w:t>
       </w:r>
-      <w:proofErr w:type="spellEnd"/>
       <w:r>
         <w:rPr>
           <w:spacing w:val="-21"/>
@@ -8247,7 +9338,6 @@
         </w:rPr>
         <w:t>]</w:t>
       </w:r>
-      <w:proofErr w:type="gramEnd"/>
       <w:r>
         <w:rPr>
           <w:sz w:val="20"/>
@@ -8281,8 +9371,6 @@
         </w:rPr>
         <w:t xml:space="preserve"> </w:t>
       </w:r>
-      <w:proofErr w:type="spellStart"/>
-      <w:proofErr w:type="gramStart"/>
       <w:r>
         <w:rPr>
           <w:color w:val="0000FF"/>
@@ -8346,7 +9434,6 @@
         </w:rPr>
         <w:t>e</w:t>
       </w:r>
-      <w:proofErr w:type="spellEnd"/>
       <w:r>
         <w:rPr>
           <w:spacing w:val="24"/>
@@ -8355,7 +9442,6 @@
         </w:rPr>
         <w:t>(</w:t>
       </w:r>
-      <w:proofErr w:type="gramEnd"/>
       <w:r>
         <w:rPr>
           <w:color w:val="BF003F"/>
@@ -8541,7 +9627,6 @@
         </w:rPr>
         <w:t xml:space="preserve"> </w:t>
       </w:r>
-      <w:proofErr w:type="gramStart"/>
       <w:r>
         <w:rPr>
           <w:color w:val="BF003F"/>
@@ -8609,7 +9694,6 @@
         </w:rPr>
         <w:t>;</w:t>
       </w:r>
-      <w:proofErr w:type="gramEnd"/>
     </w:p>
     <w:p>
       <w:pPr>
@@ -8971,7 +10055,6 @@
           <w:sz w:val="20"/>
         </w:rPr>
       </w:pPr>
-      <w:proofErr w:type="gramStart"/>
       <w:r>
         <w:rPr>
           <w:color w:val="0000FF"/>
@@ -9020,7 +10103,6 @@
         </w:rPr>
         <w:t xml:space="preserve"> </w:t>
       </w:r>
-      <w:proofErr w:type="spellStart"/>
       <w:r>
         <w:rPr>
           <w:spacing w:val="17"/>
@@ -9069,7 +10151,6 @@
         </w:rPr>
         <w:t>r</w:t>
       </w:r>
-      <w:proofErr w:type="spellEnd"/>
       <w:r>
         <w:rPr>
           <w:w w:val="157"/>
@@ -9084,7 +10165,6 @@
         </w:rPr>
         <w:t xml:space="preserve"> </w:t>
       </w:r>
-      <w:proofErr w:type="spellStart"/>
       <w:r>
         <w:rPr>
           <w:spacing w:val="18"/>
@@ -9141,8 +10221,6 @@
         </w:rPr>
         <w:t>e</w:t>
       </w:r>
-      <w:proofErr w:type="spellEnd"/>
-      <w:proofErr w:type="gramEnd"/>
       <w:r>
         <w:rPr>
           <w:spacing w:val="24"/>
@@ -9179,8 +10257,6 @@
         </w:rPr>
         <w:t xml:space="preserve"> </w:t>
       </w:r>
-      <w:proofErr w:type="spellStart"/>
-      <w:proofErr w:type="gramStart"/>
       <w:r>
         <w:rPr>
           <w:spacing w:val="17"/>
@@ -9229,7 +10305,6 @@
         </w:rPr>
         <w:t>r</w:t>
       </w:r>
-      <w:proofErr w:type="spellEnd"/>
       <w:r>
         <w:rPr>
           <w:w w:val="157"/>
@@ -9244,7 +10319,6 @@
         </w:rPr>
         <w:t xml:space="preserve"> </w:t>
       </w:r>
-      <w:proofErr w:type="spellStart"/>
       <w:r>
         <w:rPr>
           <w:spacing w:val="18"/>
@@ -9300,8 +10374,6 @@
         </w:rPr>
         <w:t>h</w:t>
       </w:r>
-      <w:proofErr w:type="spellEnd"/>
-      <w:proofErr w:type="gramEnd"/>
       <w:r>
         <w:rPr>
           <w:spacing w:val="-21"/>
@@ -9341,7 +10413,6 @@
           <w:sz w:val="20"/>
         </w:rPr>
       </w:pPr>
-      <w:proofErr w:type="spellStart"/>
       <w:r>
         <w:rPr>
           <w:color w:val="0000FF"/>
@@ -9377,7 +10448,6 @@
         </w:rPr>
         <w:t>p</w:t>
       </w:r>
-      <w:proofErr w:type="spellEnd"/>
       <w:r>
         <w:rPr>
           <w:color w:val="0000FF"/>
@@ -9410,7 +10480,6 @@
         </w:rPr>
         <w:t xml:space="preserve"> </w:t>
       </w:r>
-      <w:proofErr w:type="gramStart"/>
       <w:r>
         <w:rPr>
           <w:color w:val="BF003F"/>
@@ -9489,7 +10558,6 @@
         </w:rPr>
         <w:t>.</w:t>
       </w:r>
-      <w:proofErr w:type="gramEnd"/>
       <w:r>
         <w:rPr>
           <w:color w:val="BF003F"/>
@@ -9628,7 +10696,6 @@
         </w:rPr>
         <w:t xml:space="preserve"> </w:t>
       </w:r>
-      <w:proofErr w:type="gramStart"/>
       <w:r>
         <w:rPr>
           <w:color w:val="BF003F"/>
@@ -9690,7 +10757,6 @@
         </w:rPr>
         <w:t>.</w:t>
       </w:r>
-      <w:proofErr w:type="gramEnd"/>
       <w:r>
         <w:rPr>
           <w:color w:val="BF003F"/>
@@ -9700,7 +10766,6 @@
         </w:rPr>
         <w:t>’</w:t>
       </w:r>
-      <w:proofErr w:type="gramStart"/>
       <w:r>
         <w:rPr>
           <w:spacing w:val="20"/>
@@ -9716,7 +10781,6 @@
         </w:rPr>
         <w:t>;</w:t>
       </w:r>
-      <w:proofErr w:type="gramEnd"/>
     </w:p>
     <w:p>
       <w:pPr>
@@ -10231,7 +11295,6 @@
         </w:rPr>
         <w:t>e</w:t>
       </w:r>
-      <w:proofErr w:type="gramStart"/>
       <w:r>
         <w:rPr>
           <w:color w:val="0000FF"/>
@@ -10255,7 +11318,6 @@
         </w:rPr>
         <w:t>(</w:t>
       </w:r>
-      <w:proofErr w:type="gramEnd"/>
       <w:r>
         <w:rPr>
           <w:w w:val="157"/>
@@ -10270,8 +11332,6 @@
         </w:rPr>
         <w:t xml:space="preserve"> </w:t>
       </w:r>
-      <w:proofErr w:type="spellStart"/>
-      <w:proofErr w:type="gramStart"/>
       <w:r>
         <w:rPr>
           <w:spacing w:val="16"/>
@@ -10327,7 +11387,6 @@
         </w:rPr>
         <w:t>h</w:t>
       </w:r>
-      <w:proofErr w:type="spellEnd"/>
       <w:r>
         <w:rPr>
           <w:spacing w:val="-6"/>
@@ -10342,7 +11401,6 @@
         </w:rPr>
         <w:t>,</w:t>
       </w:r>
-      <w:proofErr w:type="gramEnd"/>
       <w:r>
         <w:rPr>
           <w:spacing w:val="-22"/>
@@ -10350,7 +11408,6 @@
         </w:rPr>
         <w:t xml:space="preserve"> </w:t>
       </w:r>
-      <w:proofErr w:type="spellStart"/>
       <w:r>
         <w:rPr>
           <w:spacing w:val="18"/>
@@ -10407,7 +11464,6 @@
         </w:rPr>
         <w:t>e</w:t>
       </w:r>
-      <w:proofErr w:type="spellEnd"/>
       <w:r>
         <w:rPr>
           <w:spacing w:val="20"/>
@@ -10440,7 +11496,6 @@
         </w:rPr>
         <w:t xml:space="preserve"> </w:t>
       </w:r>
-      <w:proofErr w:type="spellStart"/>
       <w:r>
         <w:rPr>
           <w:color w:val="BF003F"/>
@@ -10530,7 +11585,6 @@
         </w:rPr>
         <w:t>p</w:t>
       </w:r>
-      <w:proofErr w:type="spellEnd"/>
       <w:r>
         <w:rPr>
           <w:color w:val="BF003F"/>
@@ -10539,7 +11593,6 @@
         </w:rPr>
         <w:t xml:space="preserve"> </w:t>
       </w:r>
-      <w:proofErr w:type="gramStart"/>
       <w:r>
         <w:rPr>
           <w:color w:val="BF003F"/>
@@ -10601,7 +11654,6 @@
         </w:rPr>
         <w:t>’</w:t>
       </w:r>
-      <w:proofErr w:type="gramEnd"/>
       <w:r>
         <w:rPr>
           <w:w w:val="209"/>
@@ -10613,14 +11665,7 @@
         <w:rPr>
           <w:sz w:val="20"/>
         </w:rPr>
-        <w:t xml:space="preserve"> </w:t>
-      </w:r>
-      <w:proofErr w:type="gramStart"/>
-      <w:r>
-        <w:rPr>
-          <w:sz w:val="20"/>
-        </w:rPr>
-        <w:t xml:space="preserve"> </w:t>
+        <w:t xml:space="preserve">  </w:t>
       </w:r>
       <w:r>
         <w:rPr>
@@ -10637,7 +11682,6 @@
         </w:rPr>
         <w:t>’</w:t>
       </w:r>
-      <w:proofErr w:type="gramEnd"/>
       <w:r>
         <w:rPr>
           <w:color w:val="BF003F"/>
@@ -10646,8 +11690,6 @@
         </w:rPr>
         <w:t xml:space="preserve"> </w:t>
       </w:r>
-      <w:proofErr w:type="spellStart"/>
-      <w:proofErr w:type="gramStart"/>
       <w:r>
         <w:rPr>
           <w:color w:val="BF003F"/>
@@ -10737,7 +11779,6 @@
         </w:rPr>
         <w:t>r</w:t>
       </w:r>
-      <w:proofErr w:type="spellEnd"/>
       <w:r>
         <w:rPr>
           <w:color w:val="BF003F"/>
@@ -10755,7 +11796,6 @@
         </w:rPr>
         <w:t>’</w:t>
       </w:r>
-      <w:proofErr w:type="gramEnd"/>
       <w:r>
         <w:rPr>
           <w:w w:val="209"/>
@@ -10767,14 +11807,7 @@
         <w:rPr>
           <w:sz w:val="20"/>
         </w:rPr>
-        <w:t xml:space="preserve"> </w:t>
-      </w:r>
-      <w:proofErr w:type="gramStart"/>
-      <w:r>
-        <w:rPr>
-          <w:sz w:val="20"/>
-        </w:rPr>
-        <w:t xml:space="preserve"> </w:t>
+        <w:t xml:space="preserve">  </w:t>
       </w:r>
       <w:r>
         <w:rPr>
@@ -10789,16 +11822,7 @@
           <w:w w:val="157"/>
           <w:sz w:val="20"/>
         </w:rPr>
-        <w:t>’</w:t>
-      </w:r>
-      <w:proofErr w:type="gramEnd"/>
-      <w:r>
-        <w:rPr>
-          <w:color w:val="BF003F"/>
-          <w:w w:val="157"/>
-          <w:sz w:val="20"/>
-        </w:rPr>
-        <w:t xml:space="preserve"> </w:t>
+        <w:t xml:space="preserve">’ </w:t>
       </w:r>
       <w:r>
         <w:rPr>
@@ -10843,8 +11867,6 @@
         </w:rPr>
         <w:t xml:space="preserve"> </w:t>
       </w:r>
-      <w:proofErr w:type="spellStart"/>
-      <w:proofErr w:type="gramStart"/>
       <w:r>
         <w:rPr>
           <w:color w:val="BF003F"/>
@@ -10916,7 +11938,6 @@
         </w:rPr>
         <w:t>l</w:t>
       </w:r>
-      <w:proofErr w:type="spellEnd"/>
       <w:r>
         <w:rPr>
           <w:color w:val="BF003F"/>
@@ -10934,7 +11955,6 @@
         </w:rPr>
         <w:t>’</w:t>
       </w:r>
-      <w:proofErr w:type="gramEnd"/>
       <w:r>
         <w:rPr>
           <w:w w:val="209"/>
@@ -10946,14 +11966,7 @@
         <w:rPr>
           <w:sz w:val="20"/>
         </w:rPr>
-        <w:t xml:space="preserve"> </w:t>
-      </w:r>
-      <w:proofErr w:type="gramStart"/>
-      <w:r>
-        <w:rPr>
-          <w:sz w:val="20"/>
-        </w:rPr>
-        <w:t xml:space="preserve"> </w:t>
+        <w:t xml:space="preserve">  </w:t>
       </w:r>
       <w:r>
         <w:rPr>
@@ -10970,7 +11983,6 @@
         </w:rPr>
         <w:t>’</w:t>
       </w:r>
-      <w:proofErr w:type="gramEnd"/>
       <w:r>
         <w:rPr>
           <w:color w:val="BF003F"/>
@@ -11056,7 +12068,6 @@
         </w:rPr>
         <w:t xml:space="preserve"> </w:t>
       </w:r>
-      <w:proofErr w:type="gramStart"/>
       <w:r>
         <w:rPr>
           <w:color w:val="BF003F"/>
@@ -11118,7 +12129,6 @@
         </w:rPr>
         <w:t>’</w:t>
       </w:r>
-      <w:proofErr w:type="gramEnd"/>
       <w:r>
         <w:rPr>
           <w:w w:val="209"/>
@@ -11130,14 +12140,7 @@
         <w:rPr>
           <w:sz w:val="20"/>
         </w:rPr>
-        <w:t xml:space="preserve"> </w:t>
-      </w:r>
-      <w:proofErr w:type="gramStart"/>
-      <w:r>
-        <w:rPr>
-          <w:sz w:val="20"/>
-        </w:rPr>
-        <w:t xml:space="preserve"> </w:t>
+        <w:t xml:space="preserve">  </w:t>
       </w:r>
       <w:r>
         <w:rPr>
@@ -11154,7 +12157,6 @@
         </w:rPr>
         <w:t>’</w:t>
       </w:r>
-      <w:proofErr w:type="gramEnd"/>
       <w:r>
         <w:rPr>
           <w:color w:val="BF003F"/>
@@ -11197,7 +12199,6 @@
         </w:rPr>
         <w:t xml:space="preserve"> </w:t>
       </w:r>
-      <w:proofErr w:type="gramStart"/>
       <w:r>
         <w:rPr>
           <w:color w:val="BF003F"/>
@@ -11265,7 +12266,6 @@
         </w:rPr>
         <w:t>;</w:t>
       </w:r>
-      <w:proofErr w:type="gramEnd"/>
     </w:p>
     <w:p>
       <w:pPr>
@@ -11287,13 +12287,13 @@
           <w:tab w:val="left" w:pos="2209"/>
         </w:tabs>
       </w:pPr>
-      <w:bookmarkStart w:id="63" w:name="Appendix_B_Second_Appendix"/>
-      <w:bookmarkStart w:id="64" w:name="_bookmark6"/>
-      <w:bookmarkStart w:id="65" w:name="_Toc211201385"/>
-      <w:bookmarkStart w:id="66" w:name="_Toc211201493"/>
-      <w:bookmarkStart w:id="67" w:name="_Toc211205861"/>
-      <w:bookmarkEnd w:id="63"/>
-      <w:bookmarkEnd w:id="64"/>
+      <w:bookmarkStart w:id="68" w:name="Appendix_B_Second_Appendix"/>
+      <w:bookmarkStart w:id="69" w:name="_bookmark6"/>
+      <w:bookmarkStart w:id="70" w:name="_Toc211201385"/>
+      <w:bookmarkStart w:id="71" w:name="_Toc211201493"/>
+      <w:bookmarkStart w:id="72" w:name="_Toc211272477"/>
+      <w:bookmarkEnd w:id="68"/>
+      <w:bookmarkEnd w:id="69"/>
       <w:r>
         <w:lastRenderedPageBreak/>
         <w:t>Appendix</w:t>
@@ -11320,9 +12320,9 @@
       <w:r>
         <w:t>Appendix</w:t>
       </w:r>
-      <w:bookmarkEnd w:id="65"/>
-      <w:bookmarkEnd w:id="66"/>
-      <w:bookmarkEnd w:id="67"/>
+      <w:bookmarkEnd w:id="70"/>
+      <w:bookmarkEnd w:id="71"/>
+      <w:bookmarkEnd w:id="72"/>
     </w:p>
     <w:sectPr>
       <w:pgSz w:w="11910" w:h="16840"/>
@@ -12454,6 +13454,92 @@
     </w:lvl>
   </w:abstractNum>
   <w:abstractNum w:abstractNumId="8" w15:restartNumberingAfterBreak="0">
+    <w:nsid w:val="7C2C6BCA"/>
+    <w:multiLevelType w:val="hybridMultilevel"/>
+    <w:tmpl w:val="E5741BDE"/>
+    <w:lvl w:ilvl="0" w:tplc="1409000F">
+      <w:start w:val="1"/>
+      <w:numFmt w:val="decimal"/>
+      <w:lvlText w:val="%1."/>
+      <w:lvlJc w:val="left"/>
+      <w:pPr>
+        <w:ind w:left="720" w:hanging="360"/>
+      </w:pPr>
+    </w:lvl>
+    <w:lvl w:ilvl="1" w:tplc="14090019" w:tentative="1">
+      <w:start w:val="1"/>
+      <w:numFmt w:val="lowerLetter"/>
+      <w:lvlText w:val="%2."/>
+      <w:lvlJc w:val="left"/>
+      <w:pPr>
+        <w:ind w:left="1440" w:hanging="360"/>
+      </w:pPr>
+    </w:lvl>
+    <w:lvl w:ilvl="2" w:tplc="1409001B" w:tentative="1">
+      <w:start w:val="1"/>
+      <w:numFmt w:val="lowerRoman"/>
+      <w:lvlText w:val="%3."/>
+      <w:lvlJc w:val="right"/>
+      <w:pPr>
+        <w:ind w:left="2160" w:hanging="180"/>
+      </w:pPr>
+    </w:lvl>
+    <w:lvl w:ilvl="3" w:tplc="1409000F" w:tentative="1">
+      <w:start w:val="1"/>
+      <w:numFmt w:val="decimal"/>
+      <w:lvlText w:val="%4."/>
+      <w:lvlJc w:val="left"/>
+      <w:pPr>
+        <w:ind w:left="2880" w:hanging="360"/>
+      </w:pPr>
+    </w:lvl>
+    <w:lvl w:ilvl="4" w:tplc="14090019" w:tentative="1">
+      <w:start w:val="1"/>
+      <w:numFmt w:val="lowerLetter"/>
+      <w:lvlText w:val="%5."/>
+      <w:lvlJc w:val="left"/>
+      <w:pPr>
+        <w:ind w:left="3600" w:hanging="360"/>
+      </w:pPr>
+    </w:lvl>
+    <w:lvl w:ilvl="5" w:tplc="1409001B" w:tentative="1">
+      <w:start w:val="1"/>
+      <w:numFmt w:val="lowerRoman"/>
+      <w:lvlText w:val="%6."/>
+      <w:lvlJc w:val="right"/>
+      <w:pPr>
+        <w:ind w:left="4320" w:hanging="180"/>
+      </w:pPr>
+    </w:lvl>
+    <w:lvl w:ilvl="6" w:tplc="1409000F" w:tentative="1">
+      <w:start w:val="1"/>
+      <w:numFmt w:val="decimal"/>
+      <w:lvlText w:val="%7."/>
+      <w:lvlJc w:val="left"/>
+      <w:pPr>
+        <w:ind w:left="5040" w:hanging="360"/>
+      </w:pPr>
+    </w:lvl>
+    <w:lvl w:ilvl="7" w:tplc="14090019" w:tentative="1">
+      <w:start w:val="1"/>
+      <w:numFmt w:val="lowerLetter"/>
+      <w:lvlText w:val="%8."/>
+      <w:lvlJc w:val="left"/>
+      <w:pPr>
+        <w:ind w:left="5760" w:hanging="360"/>
+      </w:pPr>
+    </w:lvl>
+    <w:lvl w:ilvl="8" w:tplc="1409001B" w:tentative="1">
+      <w:start w:val="1"/>
+      <w:numFmt w:val="lowerRoman"/>
+      <w:lvlText w:val="%9."/>
+      <w:lvlJc w:val="right"/>
+      <w:pPr>
+        <w:ind w:left="6480" w:hanging="180"/>
+      </w:pPr>
+    </w:lvl>
+  </w:abstractNum>
+  <w:abstractNum w:abstractNumId="9" w15:restartNumberingAfterBreak="0">
     <w:nsid w:val="7FB05BFF"/>
     <w:multiLevelType w:val="hybridMultilevel"/>
     <w:tmpl w:val="227E969A"/>
@@ -12568,7 +13654,7 @@
     <w:abstractNumId w:val="1"/>
   </w:num>
   <w:num w:numId="3" w16cid:durableId="610015803">
-    <w:abstractNumId w:val="8"/>
+    <w:abstractNumId w:val="9"/>
   </w:num>
   <w:num w:numId="4" w16cid:durableId="2049989543">
     <w:abstractNumId w:val="4"/>
@@ -12587,6 +13673,9 @@
   </w:num>
   <w:num w:numId="9" w16cid:durableId="426733803">
     <w:abstractNumId w:val="5"/>
+  </w:num>
+  <w:num w:numId="10" w16cid:durableId="710151778">
+    <w:abstractNumId w:val="8"/>
   </w:num>
 </w:numbering>
 </file>
@@ -13055,6 +14144,28 @@
       <w:szCs w:val="24"/>
     </w:rPr>
   </w:style>
+  <w:style w:type="paragraph" w:styleId="Heading4">
+    <w:name w:val="heading 4"/>
+    <w:basedOn w:val="Normal"/>
+    <w:next w:val="Normal"/>
+    <w:link w:val="Heading4Char"/>
+    <w:uiPriority w:val="9"/>
+    <w:unhideWhenUsed/>
+    <w:qFormat/>
+    <w:rsid w:val="005E3152"/>
+    <w:pPr>
+      <w:keepNext/>
+      <w:keepLines/>
+      <w:spacing w:before="40"/>
+      <w:outlineLvl w:val="3"/>
+    </w:pPr>
+    <w:rPr>
+      <w:rFonts w:asciiTheme="majorHAnsi" w:eastAsiaTheme="majorEastAsia" w:hAnsiTheme="majorHAnsi" w:cstheme="majorBidi"/>
+      <w:i/>
+      <w:iCs/>
+      <w:color w:val="365F91" w:themeColor="accent1" w:themeShade="BF"/>
+    </w:rPr>
+  </w:style>
   <w:style w:type="character" w:default="1" w:styleId="DefaultParagraphFont">
     <w:name w:val="Default Paragraph Font"/>
     <w:uiPriority w:val="1"/>
@@ -13220,6 +14331,7 @@
   </w:style>
   <w:style w:type="character" w:customStyle="1" w:styleId="BodyTextChar">
     <w:name w:val="Body Text Char"/>
+    <w:aliases w:val="FrontMatter Char"/>
     <w:basedOn w:val="DefaultParagraphFont"/>
     <w:link w:val="BodyText"/>
     <w:uiPriority w:val="1"/>
@@ -13276,6 +14388,96 @@
     <w:rsid w:val="003D48A0"/>
     <w:rPr>
       <w:rFonts w:ascii="Times New Roman" w:eastAsia="Times New Roman" w:hAnsi="Times New Roman" w:cs="Times New Roman"/>
+    </w:rPr>
+  </w:style>
+  <w:style w:type="character" w:customStyle="1" w:styleId="Heading4Char">
+    <w:name w:val="Heading 4 Char"/>
+    <w:basedOn w:val="DefaultParagraphFont"/>
+    <w:link w:val="Heading4"/>
+    <w:uiPriority w:val="9"/>
+    <w:rsid w:val="005E3152"/>
+    <w:rPr>
+      <w:rFonts w:asciiTheme="majorHAnsi" w:eastAsiaTheme="majorEastAsia" w:hAnsiTheme="majorHAnsi" w:cstheme="majorBidi"/>
+      <w:i/>
+      <w:iCs/>
+      <w:color w:val="365F91" w:themeColor="accent1" w:themeShade="BF"/>
+    </w:rPr>
+  </w:style>
+  <w:style w:type="character" w:styleId="CommentReference">
+    <w:name w:val="annotation reference"/>
+    <w:basedOn w:val="DefaultParagraphFont"/>
+    <w:uiPriority w:val="99"/>
+    <w:semiHidden/>
+    <w:unhideWhenUsed/>
+    <w:rsid w:val="00F06FBD"/>
+    <w:rPr>
+      <w:sz w:val="16"/>
+      <w:szCs w:val="16"/>
+    </w:rPr>
+  </w:style>
+  <w:style w:type="paragraph" w:styleId="CommentText">
+    <w:name w:val="annotation text"/>
+    <w:basedOn w:val="Normal"/>
+    <w:link w:val="CommentTextChar"/>
+    <w:uiPriority w:val="99"/>
+    <w:unhideWhenUsed/>
+    <w:rsid w:val="00F06FBD"/>
+    <w:rPr>
+      <w:sz w:val="20"/>
+      <w:szCs w:val="20"/>
+    </w:rPr>
+  </w:style>
+  <w:style w:type="character" w:customStyle="1" w:styleId="CommentTextChar">
+    <w:name w:val="Comment Text Char"/>
+    <w:basedOn w:val="DefaultParagraphFont"/>
+    <w:link w:val="CommentText"/>
+    <w:uiPriority w:val="99"/>
+    <w:rsid w:val="00F06FBD"/>
+    <w:rPr>
+      <w:rFonts w:ascii="Times New Roman" w:eastAsia="Times New Roman" w:hAnsi="Times New Roman" w:cs="Times New Roman"/>
+      <w:sz w:val="20"/>
+      <w:szCs w:val="20"/>
+    </w:rPr>
+  </w:style>
+  <w:style w:type="paragraph" w:styleId="CommentSubject">
+    <w:name w:val="annotation subject"/>
+    <w:basedOn w:val="CommentText"/>
+    <w:next w:val="CommentText"/>
+    <w:link w:val="CommentSubjectChar"/>
+    <w:uiPriority w:val="99"/>
+    <w:semiHidden/>
+    <w:unhideWhenUsed/>
+    <w:rsid w:val="00F06FBD"/>
+    <w:rPr>
+      <w:b/>
+      <w:bCs/>
+    </w:rPr>
+  </w:style>
+  <w:style w:type="character" w:customStyle="1" w:styleId="CommentSubjectChar">
+    <w:name w:val="Comment Subject Char"/>
+    <w:basedOn w:val="CommentTextChar"/>
+    <w:link w:val="CommentSubject"/>
+    <w:uiPriority w:val="99"/>
+    <w:semiHidden/>
+    <w:rsid w:val="00F06FBD"/>
+    <w:rPr>
+      <w:rFonts w:ascii="Times New Roman" w:eastAsia="Times New Roman" w:hAnsi="Times New Roman" w:cs="Times New Roman"/>
+      <w:b/>
+      <w:bCs/>
+      <w:sz w:val="20"/>
+      <w:szCs w:val="20"/>
+    </w:rPr>
+  </w:style>
+  <w:style w:type="character" w:styleId="UnresolvedMention">
+    <w:name w:val="Unresolved Mention"/>
+    <w:basedOn w:val="DefaultParagraphFont"/>
+    <w:uiPriority w:val="99"/>
+    <w:semiHidden/>
+    <w:unhideWhenUsed/>
+    <w:rsid w:val="008B1477"/>
+    <w:rPr>
+      <w:color w:val="605E5C"/>
+      <w:shd w:val="clear" w:color="auto" w:fill="E1DFDD"/>
     </w:rPr>
   </w:style>
 </w:styles>

--- a/FINALREPORT/Cromwell_Pilacan_Project108.docx
+++ b/FINALREPORT/Cromwell_Pilacan_Project108.docx
@@ -90,7 +90,7 @@
             <v:stroke joinstyle="miter"/>
             <v:path gradientshapeok="t" o:connecttype="rect"/>
           </v:shapetype>
-          <v:shape id="_x0000_s2052" type="#_x0000_t202" alt="" style="position:absolute;margin-left:149.25pt;margin-top:10.25pt;width:304.05pt;height:138.2pt;z-index:-251659776;mso-wrap-style:square;mso-wrap-edited:f;mso-width-percent:0;mso-wrap-distance-left:0;mso-wrap-distance-right:0;mso-position-horizontal-relative:page;mso-width-percent:0;v-text-anchor:top" filled="f" strokeweight=".14042mm">
+          <v:shape id="_x0000_s2052" type="#_x0000_t202" alt="" style="position:absolute;margin-left:149.25pt;margin-top:10.25pt;width:304.05pt;height:138.2pt;z-index:-251658752;mso-wrap-style:square;mso-wrap-edited:f;mso-width-percent:0;mso-wrap-distance-left:0;mso-wrap-distance-right:0;mso-position-horizontal-relative:page;mso-width-percent:0;v-text-anchor:top" filled="f" strokeweight=".14042mm">
             <v:textbox style="mso-next-textbox:#_x0000_s2052" inset="0,0,0,0">
               <w:txbxContent>
                 <w:p>
@@ -6969,7 +6969,6 @@
       </w:r>
     </w:p>
     <w:p/>
-    <w:p/>
     <w:p>
       <w:r>
         <w:t>Lake owners.</w:t>
@@ -7392,11 +7391,9 @@
           <w:numId w:val="5"/>
         </w:numPr>
       </w:pPr>
-      <w:bookmarkStart w:id="32" w:name="_Toc211299431"/>
-      <w:r>
-        <w:t>Existing Solutions</w:t>
-      </w:r>
-      <w:bookmarkEnd w:id="32"/>
+      <w:r>
+        <w:t>Commercial Solutions</w:t>
+      </w:r>
     </w:p>
     <w:p>
       <w:pPr>
@@ -7414,11 +7411,31 @@
           <w:numId w:val="5"/>
         </w:numPr>
       </w:pPr>
-      <w:bookmarkStart w:id="33" w:name="_Toc211299432"/>
+      <w:r>
+        <w:t>Existing Project Solutions</w:t>
+      </w:r>
+    </w:p>
+    <w:p>
+      <w:pPr>
+        <w:pStyle w:val="ReportBody"/>
+      </w:pPr>
+      <w:r>
+        <w:t>Project stuff.</w:t>
+      </w:r>
+    </w:p>
+    <w:p>
+      <w:pPr>
+        <w:pStyle w:val="Heading2"/>
+        <w:numPr>
+          <w:ilvl w:val="1"/>
+          <w:numId w:val="5"/>
+        </w:numPr>
+      </w:pPr>
+      <w:bookmarkStart w:id="32" w:name="_Toc211299432"/>
       <w:r>
         <w:t>Identified Research Gaps</w:t>
       </w:r>
-      <w:bookmarkEnd w:id="33"/>
+      <w:bookmarkEnd w:id="32"/>
     </w:p>
     <w:p>
       <w:pPr>
@@ -7436,7 +7453,7 @@
           <w:numId w:val="5"/>
         </w:numPr>
       </w:pPr>
-      <w:bookmarkStart w:id="34" w:name="_Toc211299433"/>
+      <w:bookmarkStart w:id="33" w:name="_Toc211299433"/>
       <w:r>
         <w:t xml:space="preserve">System </w:t>
       </w:r>
@@ -7457,13 +7474,51 @@
       <w:r>
         <w:t>CHECK THE CONSISTENT TENSE)</w:t>
       </w:r>
-      <w:bookmarkEnd w:id="34"/>
+      <w:bookmarkEnd w:id="33"/>
+      <w:r>
+        <w:t xml:space="preserve"> (DOUBLE CHECK DEPTH)</w:t>
+      </w:r>
     </w:p>
     <w:p>
       <w:pPr>
         <w:pStyle w:val="ReportBody"/>
       </w:pPr>
       <w:r>
+        <w:t xml:space="preserve">After reviewing existing </w:t>
+      </w:r>
+      <w:r>
+        <w:t>commercial solutions and technologies</w:t>
+      </w:r>
+      <w:r>
+        <w:t xml:space="preserve">, this project aims to </w:t>
+      </w:r>
+      <w:r>
+        <w:t>design and develop a</w:t>
+      </w:r>
+      <w:r>
+        <w:t xml:space="preserve">n autonomous buoy capable of </w:t>
+      </w:r>
+      <w:r>
+        <w:t>self-navigation</w:t>
+      </w:r>
+      <w:r>
+        <w:t xml:space="preserve"> </w:t>
+      </w:r>
+      <w:r>
+        <w:t xml:space="preserve">using onboard generated waypoints, </w:t>
+      </w:r>
+      <w:r>
+        <w:t xml:space="preserve">while being energy self-sufficient. </w:t>
+      </w:r>
+      <w:r>
+        <w:t xml:space="preserve"> </w:t>
+      </w:r>
+    </w:p>
+    <w:p>
+      <w:pPr>
+        <w:pStyle w:val="ReportBody"/>
+      </w:pPr>
+      <w:r>
         <w:t>The buoy design</w:t>
       </w:r>
       <w:r>
@@ -7515,10 +7570,7 @@
         <w:t xml:space="preserve">commercially available components. </w:t>
       </w:r>
       <w:r>
-        <w:t xml:space="preserve">Early stages of development involved reviewing existing ASV projects, </w:t>
-      </w:r>
-      <w:r>
-        <w:t>providing insights into building an autonomous mobile buoy.</w:t>
+        <w:t>Early stages of development involved reviewing existing ASV projects, providing insights into building an autonomous mobile buoy.</w:t>
       </w:r>
     </w:p>
     <w:p>
@@ -7526,6 +7578,7 @@
         <w:pStyle w:val="ReportBody"/>
       </w:pPr>
       <w:r>
+        <w:lastRenderedPageBreak/>
         <w:t>This section outlines the design process and component selection for each subsystem, including the physical structure</w:t>
       </w:r>
       <w:r>
@@ -7543,11 +7596,34 @@
           <w:numId w:val="5"/>
         </w:numPr>
       </w:pPr>
-      <w:bookmarkStart w:id="35" w:name="_Toc211299434"/>
+      <w:r>
+        <w:t xml:space="preserve">System </w:t>
+      </w:r>
+      <w:r>
+        <w:t>Architecture</w:t>
+      </w:r>
+    </w:p>
+    <w:p>
+      <w:pPr>
+        <w:pStyle w:val="ReportBody"/>
+      </w:pPr>
+      <w:r>
+        <w:t>Diagram</w:t>
+      </w:r>
+    </w:p>
+    <w:p>
+      <w:pPr>
+        <w:pStyle w:val="Heading2"/>
+        <w:numPr>
+          <w:ilvl w:val="1"/>
+          <w:numId w:val="5"/>
+        </w:numPr>
+      </w:pPr>
+      <w:bookmarkStart w:id="34" w:name="_Toc211299434"/>
       <w:r>
         <w:t>Physical Design</w:t>
       </w:r>
-      <w:bookmarkEnd w:id="35"/>
+      <w:bookmarkEnd w:id="34"/>
     </w:p>
     <w:p>
       <w:pPr>
@@ -7601,13 +7677,12 @@
           <w:numId w:val="5"/>
         </w:numPr>
       </w:pPr>
-      <w:bookmarkStart w:id="36" w:name="_Toc211299435"/>
+      <w:bookmarkStart w:id="35" w:name="_Toc211299435"/>
       <w:proofErr w:type="gramStart"/>
       <w:r>
-        <w:lastRenderedPageBreak/>
         <w:t>Hull</w:t>
       </w:r>
-      <w:bookmarkEnd w:id="36"/>
+      <w:bookmarkEnd w:id="35"/>
       <w:r>
         <w:t>(</w:t>
       </w:r>
@@ -7749,7 +7824,7 @@
           <w:numId w:val="5"/>
         </w:numPr>
       </w:pPr>
-      <w:bookmarkStart w:id="37" w:name="_Toc211299436"/>
+      <w:bookmarkStart w:id="36" w:name="_Toc211299436"/>
       <w:r>
         <w:t xml:space="preserve">Propulsion </w:t>
       </w:r>
@@ -7757,7 +7832,7 @@
       <w:r>
         <w:t>System</w:t>
       </w:r>
-      <w:bookmarkEnd w:id="37"/>
+      <w:bookmarkEnd w:id="36"/>
       <w:r>
         <w:t>(</w:t>
       </w:r>
@@ -7806,29 +7881,13 @@
         <w:pStyle w:val="ReportBody"/>
       </w:pPr>
       <w:r>
-        <w:t xml:space="preserve">The T200 thrusters from </w:t>
-      </w:r>
-      <w:proofErr w:type="spellStart"/>
-      <w:r>
-        <w:t>BlueRobotics</w:t>
-      </w:r>
-      <w:proofErr w:type="spellEnd"/>
-      <w:r>
-        <w:t xml:space="preserve"> were selected for their proven reliability and widespread use in the USV project realm. Although they are not the cheapest commercially available option, their robust design reduces the likelihood of future mechanical or electrical failures.</w:t>
+        <w:t>The T200 thrusters from BlueRobotics were selected for their proven reliability and widespread use in the USV project realm. Although they are not the cheapest commercially available option, their robust design reduces the likelihood of future mechanical or electrical failures.</w:t>
       </w:r>
       <w:r>
         <w:t xml:space="preserve"> </w:t>
       </w:r>
       <w:r>
-        <w:t xml:space="preserve">The necessary supporting hardware, including ESCs and mounting brackets, was also sourced from </w:t>
-      </w:r>
-      <w:proofErr w:type="spellStart"/>
-      <w:r>
-        <w:t>BlueRobotics</w:t>
-      </w:r>
-      <w:proofErr w:type="spellEnd"/>
-      <w:r>
-        <w:t xml:space="preserve"> to ensure full compatibility and simplify integration.</w:t>
+        <w:t>The necessary supporting hardware, including ESCs and mounting brackets, was also sourced from BlueRobotics to ensure full compatibility and simplify integration.</w:t>
       </w:r>
     </w:p>
     <w:p>
@@ -7839,7 +7898,7 @@
           <w:numId w:val="5"/>
         </w:numPr>
       </w:pPr>
-      <w:bookmarkStart w:id="38" w:name="_Toc211299437"/>
+      <w:bookmarkStart w:id="37" w:name="_Toc211299437"/>
       <w:r>
         <w:t>Waterproof Box</w:t>
       </w:r>
@@ -7850,7 +7909,7 @@
       <w:r>
         <w:t>Mounting</w:t>
       </w:r>
-      <w:bookmarkEnd w:id="38"/>
+      <w:bookmarkEnd w:id="37"/>
       <w:r>
         <w:t>(</w:t>
       </w:r>
@@ -7884,13 +7943,21 @@
         <w:t xml:space="preserve"> </w:t>
       </w:r>
       <w:r>
-        <w:t>printed brackets based on open</w:t>
+        <w:t xml:space="preserve">printed brackets based on </w:t>
+      </w:r>
+      <w:proofErr w:type="gramStart"/>
+      <w:r>
+        <w:t>open</w:t>
       </w:r>
       <w:r>
         <w:t xml:space="preserve"> </w:t>
       </w:r>
       <w:r>
-        <w:t>source designs from similar projects. These brackets secured the box firmly in place, while a fishing line tether at the hinges maintained downward tension to prevent movement during operation.</w:t>
+        <w:t>source</w:t>
+      </w:r>
+      <w:proofErr w:type="gramEnd"/>
+      <w:r>
+        <w:t xml:space="preserve"> designs from similar projects. These brackets secured the box firmly in place, while a fishing line tether at the hinges maintained downward tension to prevent movement during operation.</w:t>
       </w:r>
     </w:p>
     <w:p>
@@ -7901,8 +7968,9 @@
           <w:numId w:val="5"/>
         </w:numPr>
       </w:pPr>
-      <w:bookmarkStart w:id="39" w:name="_Toc211299438"/>
-      <w:r>
+      <w:bookmarkStart w:id="38" w:name="_Toc211299438"/>
+      <w:r>
+        <w:lastRenderedPageBreak/>
         <w:t>Autonomy Hardware and Software</w:t>
       </w:r>
       <w:r>
@@ -7915,7 +7983,7 @@
       <w:r>
         <w:t>(CONFIRM RATIONALE WITH CONNOR)</w:t>
       </w:r>
-      <w:bookmarkEnd w:id="39"/>
+      <w:bookmarkEnd w:id="38"/>
     </w:p>
     <w:p>
       <w:pPr>
@@ -7942,10 +8010,7 @@
         <w:t xml:space="preserve"> sonar</w:t>
       </w:r>
       <w:r>
-        <w:t xml:space="preserve"> and wireless communication system. The design rationale and detailed evaluation for these components are outlined in his report. Key selection criteria included ArduPilot compatibility, MAVLink support, and component </w:t>
-      </w:r>
-      <w:r>
-        <w:t xml:space="preserve">availability. </w:t>
+        <w:t xml:space="preserve"> and wireless communication system. The design rationale and detailed evaluation for these components are outlined in his report. Key selection criteria included ArduPilot compatibility, MAVLink support, and component availability. </w:t>
       </w:r>
     </w:p>
     <w:p>
@@ -7953,7 +8018,6 @@
         <w:pStyle w:val="ReportBody"/>
       </w:pPr>
       <w:r>
-        <w:lastRenderedPageBreak/>
         <w:t>For</w:t>
       </w:r>
       <w:r>
@@ -8052,7 +8116,7 @@
           <w:numId w:val="5"/>
         </w:numPr>
       </w:pPr>
-      <w:bookmarkStart w:id="40" w:name="_Toc211299439"/>
+      <w:bookmarkStart w:id="39" w:name="_Toc211299439"/>
       <w:r>
         <w:t xml:space="preserve">Power Supply and Distribution </w:t>
       </w:r>
@@ -8060,7 +8124,7 @@
       <w:r>
         <w:t>System</w:t>
       </w:r>
-      <w:bookmarkEnd w:id="40"/>
+      <w:bookmarkEnd w:id="39"/>
       <w:r>
         <w:t>(</w:t>
       </w:r>
@@ -8085,11 +8149,11 @@
           <w:numId w:val="5"/>
         </w:numPr>
       </w:pPr>
-      <w:bookmarkStart w:id="41" w:name="_Toc211299440"/>
+      <w:bookmarkStart w:id="40" w:name="_Toc211299440"/>
       <w:r>
         <w:t>Batteries</w:t>
       </w:r>
-      <w:bookmarkEnd w:id="41"/>
+      <w:bookmarkEnd w:id="40"/>
     </w:p>
     <w:p>
       <w:pPr>
@@ -8180,8 +8244,9 @@
           <w:numId w:val="5"/>
         </w:numPr>
       </w:pPr>
-      <w:bookmarkStart w:id="42" w:name="_Toc211299441"/>
-      <w:r>
+      <w:bookmarkStart w:id="41" w:name="_Toc211299441"/>
+      <w:r>
+        <w:lastRenderedPageBreak/>
         <w:t xml:space="preserve">Solar </w:t>
       </w:r>
       <w:proofErr w:type="gramStart"/>
@@ -8191,7 +8256,7 @@
       <w:r>
         <w:t>s</w:t>
       </w:r>
-      <w:bookmarkEnd w:id="42"/>
+      <w:bookmarkEnd w:id="41"/>
       <w:r>
         <w:t>(</w:t>
       </w:r>
@@ -8257,13 +8322,21 @@
       </w:r>
       <w:proofErr w:type="gramEnd"/>
       <w:r>
-        <w:t xml:space="preserve"> electronics supplier in New Zealand, and included a step</w:t>
+        <w:t xml:space="preserve"> electronics supplier in New Zealand, and included a </w:t>
+      </w:r>
+      <w:proofErr w:type="gramStart"/>
+      <w:r>
+        <w:t>step</w:t>
       </w:r>
       <w:r>
         <w:t xml:space="preserve"> </w:t>
       </w:r>
       <w:r>
-        <w:t>down buck converter and a boost charger to regulate and optimise charging performance.</w:t>
+        <w:t>down</w:t>
+      </w:r>
+      <w:proofErr w:type="gramEnd"/>
+      <w:r>
+        <w:t xml:space="preserve"> buck converter and a boost charger to regulate and optimise charging performance.</w:t>
       </w:r>
     </w:p>
     <w:p>
@@ -8274,9 +8347,8 @@
           <w:numId w:val="5"/>
         </w:numPr>
       </w:pPr>
-      <w:bookmarkStart w:id="43" w:name="_Toc211299442"/>
-      <w:r>
-        <w:lastRenderedPageBreak/>
+      <w:bookmarkStart w:id="42" w:name="_Toc211299442"/>
+      <w:r>
         <w:t xml:space="preserve">Power </w:t>
       </w:r>
       <w:r>
@@ -8285,7 +8357,7 @@
       <w:r>
         <w:t xml:space="preserve"> (INCLUDE PINOUTS OF POWER MODUES)</w:t>
       </w:r>
-      <w:bookmarkEnd w:id="43"/>
+      <w:bookmarkEnd w:id="42"/>
     </w:p>
     <w:p>
       <w:pPr>
@@ -8365,7 +8437,7 @@
           <w:numId w:val="5"/>
         </w:numPr>
       </w:pPr>
-      <w:bookmarkStart w:id="44" w:name="_Toc211299443"/>
+      <w:bookmarkStart w:id="43" w:name="_Toc211299443"/>
       <w:r>
         <w:t>PCB Design</w:t>
       </w:r>
@@ -8375,7 +8447,7 @@
       <w:r>
         <w:t>Required Features</w:t>
       </w:r>
-      <w:bookmarkEnd w:id="44"/>
+      <w:bookmarkEnd w:id="43"/>
     </w:p>
     <w:p>
       <w:pPr>
@@ -8405,7 +8477,7 @@
           <w:numId w:val="5"/>
         </w:numPr>
       </w:pPr>
-      <w:bookmarkStart w:id="45" w:name="_Toc211299444"/>
+      <w:bookmarkStart w:id="44" w:name="_Toc211299444"/>
       <w:r>
         <w:t xml:space="preserve">Power </w:t>
       </w:r>
@@ -8413,7 +8485,7 @@
       <w:r>
         <w:t>Distribution</w:t>
       </w:r>
-      <w:bookmarkEnd w:id="45"/>
+      <w:bookmarkEnd w:id="44"/>
       <w:r>
         <w:t>(</w:t>
       </w:r>
@@ -8427,22 +8499,17 @@
         <w:pStyle w:val="ReportBody"/>
       </w:pPr>
       <w:r>
-        <w:t xml:space="preserve">Power distribution on the custom PCB for additional peripherals was achieved by implementing an XT60 input </w:t>
-      </w:r>
-      <w:r>
-        <w:t>like</w:t>
+        <w:t>Power distribution on the custom PCB for additional peripherals was achieved by implementing an XT60 input like</w:t>
       </w:r>
       <w:r>
         <w:t>,</w:t>
       </w:r>
       <w:r>
-        <w:t xml:space="preserve"> that of the power module. This input routed power to a dedicated buck converter, which then supplied the required voltage to each external subsystem. To facilitate this, XT60 male and female pigtail connectors were sourced from AliExpress, and large exposed copper pads were included on the PCB to serve as high</w:t>
-      </w:r>
-      <w:r>
-        <w:t xml:space="preserve"> </w:t>
-      </w:r>
-      <w:r>
-        <w:t>current power inputs for these connectors. The buck converter itself was a commercially available unit purchased from E</w:t>
+        <w:t xml:space="preserve"> that of the power module. This input routed power to a dedicated buck converter, which then supplied the required voltage to each external subsystem. To facilitate this, XT60 male and female pigtail connectors were sourced from AliExpress, and large exposed copper pads were included on the PCB to serve as high current </w:t>
+      </w:r>
+      <w:r>
+        <w:lastRenderedPageBreak/>
+        <w:t>power inputs for these connectors. The buck converter itself was a commercially available unit purchased from E</w:t>
       </w:r>
       <w:r>
         <w:t>p</w:t>
@@ -8456,19 +8523,7 @@
         <w:pStyle w:val="ReportBody"/>
       </w:pPr>
       <w:r>
-        <w:t xml:space="preserve">Power delivery to the motors via the ESCs was implemented </w:t>
-      </w:r>
-      <w:r>
-        <w:t>off board</w:t>
-      </w:r>
-      <w:r>
-        <w:t xml:space="preserve"> using XT60 splitter cables, as shown in Figure 4.3. This approach was chosen to handle the high current draw of the thrusters while providing a safer, lower</w:t>
-      </w:r>
-      <w:r>
-        <w:t xml:space="preserve"> </w:t>
-      </w:r>
-      <w:r>
-        <w:t>cost, and more maintainable alternative to distributing motor power directly through the PCB.</w:t>
+        <w:t>Power delivery to the motors via the ESCs was implemented off board using XT60 splitter cables, as shown in Figure 4.3. This approach was chosen to handle the high current draw of the thrusters while providing a safer, lower cost, and more maintainable alternative to distributing motor power directly through the PCB.</w:t>
       </w:r>
     </w:p>
     <w:p>
@@ -8479,17 +8534,17 @@
           <w:numId w:val="5"/>
         </w:numPr>
       </w:pPr>
-      <w:bookmarkStart w:id="46" w:name="_Toc211299445"/>
+      <w:bookmarkStart w:id="45" w:name="_Toc211299445"/>
       <w:r>
         <w:t>Current Sensing</w:t>
       </w:r>
-      <w:bookmarkEnd w:id="46"/>
+      <w:bookmarkEnd w:id="45"/>
     </w:p>
     <w:p>
       <w:pPr>
         <w:pStyle w:val="ReportBody"/>
       </w:pPr>
-      <w:bookmarkStart w:id="47" w:name="_Toc211299446"/>
+      <w:bookmarkStart w:id="46" w:name="_Toc211299446"/>
       <w:r>
         <w:t>Current sensing is an important feature of the PM07, providing valuable insight into the system’s overall power consumption. Although custom current sensing circuitry could have been designed, commercially available modules were selected to maintain the project’s focus on using off the shelf components and to enhance system replicability.</w:t>
       </w:r>
@@ -8504,10 +8559,7 @@
         <w:pStyle w:val="ReportBody"/>
       </w:pPr>
       <w:r>
-        <w:t>Based on the expected current draw of individual subsystems, the electrical requirements for the sensors were defined as a maximum sensing capacity of at least 1.5 A to accommodate transient spikes, and a minimum sensitivity of 200 mA for low power devices.</w:t>
-      </w:r>
-      <w:r>
-        <w:t xml:space="preserve"> These values were validated in future lab testing</w:t>
+        <w:t>Based on the expected current draw of individual subsystems, the electrical requirements for the sensors were defined as a maximum sensing capacity of at least 1.5 A to accommodate transient spikes, and a minimum sensitivity of 200 mA for low power devices. These values were validated in future lab testing</w:t>
       </w:r>
       <w:r>
         <w:t>.</w:t>
@@ -8575,15 +8627,12 @@
           <w:numId w:val="5"/>
         </w:numPr>
       </w:pPr>
-      <w:bookmarkStart w:id="48" w:name="_Toc211299447"/>
+      <w:bookmarkStart w:id="47" w:name="_Toc211299447"/>
+      <w:bookmarkEnd w:id="46"/>
+      <w:r>
+        <w:t>PCB Design Additional Features (INCLUDE SCHEMATIC AND PCB PHOTO)</w:t>
+      </w:r>
       <w:bookmarkEnd w:id="47"/>
-      <w:r>
-        <w:t xml:space="preserve">PCB Design Additional Features </w:t>
-      </w:r>
-      <w:r>
-        <w:t>(INCLUDE SCHEMATIC AND PCB PHOTO)</w:t>
-      </w:r>
-      <w:bookmarkEnd w:id="48"/>
     </w:p>
     <w:p>
       <w:pPr>
@@ -8621,11 +8670,12 @@
           <w:numId w:val="5"/>
         </w:numPr>
       </w:pPr>
-      <w:bookmarkStart w:id="49" w:name="_Toc211299448"/>
-      <w:r>
+      <w:bookmarkStart w:id="48" w:name="_Toc211299448"/>
+      <w:r>
+        <w:lastRenderedPageBreak/>
         <w:t>Power Switching</w:t>
       </w:r>
-      <w:bookmarkEnd w:id="49"/>
+      <w:bookmarkEnd w:id="48"/>
     </w:p>
     <w:p>
       <w:pPr>
@@ -8647,11 +8697,11 @@
           <w:numId w:val="5"/>
         </w:numPr>
       </w:pPr>
-      <w:bookmarkStart w:id="50" w:name="_Toc211299449"/>
+      <w:bookmarkStart w:id="49" w:name="_Toc211299449"/>
       <w:r>
         <w:t>Hard Wired Communications</w:t>
       </w:r>
-      <w:bookmarkEnd w:id="50"/>
+      <w:bookmarkEnd w:id="49"/>
     </w:p>
     <w:p>
       <w:pPr>
@@ -8681,11 +8731,11 @@
           <w:numId w:val="5"/>
         </w:numPr>
       </w:pPr>
-      <w:bookmarkStart w:id="51" w:name="_Toc211299450"/>
+      <w:bookmarkStart w:id="50" w:name="_Toc211299450"/>
       <w:r>
         <w:t>ESP Motor Control</w:t>
       </w:r>
-      <w:bookmarkEnd w:id="51"/>
+      <w:bookmarkEnd w:id="50"/>
     </w:p>
     <w:p>
       <w:pPr>
@@ -8695,11 +8745,11 @@
           <w:numId w:val="5"/>
         </w:numPr>
       </w:pPr>
-      <w:bookmarkStart w:id="52" w:name="_Toc211299451"/>
+      <w:bookmarkStart w:id="51" w:name="_Toc211299451"/>
       <w:r>
         <w:t>Jumpers for Shorting Current Sensors</w:t>
       </w:r>
-      <w:bookmarkEnd w:id="52"/>
+      <w:bookmarkEnd w:id="51"/>
     </w:p>
     <w:p>
       <w:pPr>
@@ -8709,7 +8759,7 @@
           <w:numId w:val="5"/>
         </w:numPr>
       </w:pPr>
-      <w:bookmarkStart w:id="53" w:name="_Toc211299452"/>
+      <w:bookmarkStart w:id="52" w:name="_Toc211299452"/>
       <w:r>
         <w:t>Final PCB Design</w:t>
       </w:r>
@@ -8727,7 +8777,7 @@
       <w:r>
         <w:t>system bill of materials can be found in appendix B, including sub system, full system diagrams and photos.</w:t>
       </w:r>
-      <w:bookmarkEnd w:id="53"/>
+      <w:bookmarkEnd w:id="52"/>
     </w:p>
     <w:p>
       <w:pPr>
@@ -8737,7 +8787,7 @@
           <w:numId w:val="5"/>
         </w:numPr>
       </w:pPr>
-      <w:bookmarkStart w:id="54" w:name="_Toc211299453"/>
+      <w:bookmarkStart w:id="53" w:name="_Toc211299453"/>
       <w:r>
         <w:t xml:space="preserve">Design </w:t>
       </w:r>
@@ -8745,7 +8795,7 @@
       <w:r>
         <w:t>Validation</w:t>
       </w:r>
-      <w:bookmarkEnd w:id="54"/>
+      <w:bookmarkEnd w:id="53"/>
       <w:r>
         <w:t>(</w:t>
       </w:r>
@@ -8773,7 +8823,7 @@
           <w:numId w:val="5"/>
         </w:numPr>
       </w:pPr>
-      <w:bookmarkStart w:id="55" w:name="_Toc211299454"/>
+      <w:bookmarkStart w:id="54" w:name="_Toc211299454"/>
       <w:r>
         <w:t>Mobility</w:t>
       </w:r>
@@ -8783,7 +8833,7 @@
       <w:r>
         <w:t>Autonomy</w:t>
       </w:r>
-      <w:bookmarkEnd w:id="55"/>
+      <w:bookmarkEnd w:id="54"/>
     </w:p>
     <w:p>
       <w:pPr>
@@ -8793,11 +8843,11 @@
           <w:numId w:val="5"/>
         </w:numPr>
       </w:pPr>
-      <w:bookmarkStart w:id="56" w:name="_Toc211299455"/>
+      <w:bookmarkStart w:id="55" w:name="_Toc211299455"/>
       <w:r>
         <w:t>Solar Testing</w:t>
       </w:r>
-      <w:bookmarkEnd w:id="56"/>
+      <w:bookmarkEnd w:id="55"/>
     </w:p>
     <w:p>
       <w:pPr>
@@ -8807,7 +8857,7 @@
           <w:numId w:val="5"/>
         </w:numPr>
       </w:pPr>
-      <w:bookmarkStart w:id="57" w:name="_Toc211299456"/>
+      <w:bookmarkStart w:id="56" w:name="_Toc211299456"/>
       <w:r>
         <w:t xml:space="preserve">Final Design </w:t>
       </w:r>
@@ -8819,7 +8869,7 @@
       <w:r>
         <w:t>INCLUDE PHOTOS AND DIAGRAMS)</w:t>
       </w:r>
-      <w:bookmarkEnd w:id="57"/>
+      <w:bookmarkEnd w:id="56"/>
     </w:p>
     <w:p>
       <w:pPr>
@@ -8829,12 +8879,11 @@
           <w:numId w:val="5"/>
         </w:numPr>
       </w:pPr>
-      <w:bookmarkStart w:id="58" w:name="_Toc211299457"/>
-      <w:r>
-        <w:lastRenderedPageBreak/>
+      <w:bookmarkStart w:id="57" w:name="_Toc211299457"/>
+      <w:r>
         <w:t>Challenges</w:t>
       </w:r>
-      <w:bookmarkEnd w:id="58"/>
+      <w:bookmarkEnd w:id="57"/>
     </w:p>
     <w:p>
       <w:pPr>
@@ -8847,11 +8896,11 @@
           <w:tab w:val="clear" w:pos="567"/>
         </w:tabs>
       </w:pPr>
-      <w:bookmarkStart w:id="59" w:name="_Toc211299458"/>
+      <w:bookmarkStart w:id="58" w:name="_Toc211299458"/>
       <w:r>
         <w:t>Methodology</w:t>
       </w:r>
-      <w:bookmarkEnd w:id="59"/>
+      <w:bookmarkEnd w:id="58"/>
     </w:p>
     <w:p>
       <w:pPr>
@@ -8861,11 +8910,11 @@
           <w:numId w:val="5"/>
         </w:numPr>
       </w:pPr>
-      <w:bookmarkStart w:id="60" w:name="_Toc211299459"/>
+      <w:bookmarkStart w:id="59" w:name="_Toc211299459"/>
       <w:r>
         <w:t>Lab Testing</w:t>
       </w:r>
-      <w:bookmarkEnd w:id="60"/>
+      <w:bookmarkEnd w:id="59"/>
     </w:p>
     <w:p>
       <w:pPr>
@@ -8875,11 +8924,11 @@
           <w:numId w:val="5"/>
         </w:numPr>
       </w:pPr>
-      <w:bookmarkStart w:id="61" w:name="_Toc211299460"/>
+      <w:bookmarkStart w:id="60" w:name="_Toc211299460"/>
       <w:r>
         <w:t>Field Testing</w:t>
       </w:r>
-      <w:bookmarkEnd w:id="61"/>
+      <w:bookmarkEnd w:id="60"/>
     </w:p>
     <w:p>
       <w:pPr>
@@ -8892,11 +8941,11 @@
           <w:tab w:val="clear" w:pos="567"/>
         </w:tabs>
       </w:pPr>
-      <w:bookmarkStart w:id="62" w:name="_Toc211299461"/>
+      <w:bookmarkStart w:id="61" w:name="_Toc211299461"/>
       <w:r>
         <w:t>Power Results</w:t>
       </w:r>
-      <w:bookmarkEnd w:id="62"/>
+      <w:bookmarkEnd w:id="61"/>
     </w:p>
     <w:p>
       <w:pPr>
@@ -8906,11 +8955,11 @@
           <w:numId w:val="5"/>
         </w:numPr>
       </w:pPr>
-      <w:bookmarkStart w:id="63" w:name="_Toc211299462"/>
+      <w:bookmarkStart w:id="62" w:name="_Toc211299462"/>
       <w:r>
         <w:t>Lab Testing</w:t>
       </w:r>
-      <w:bookmarkEnd w:id="63"/>
+      <w:bookmarkEnd w:id="62"/>
     </w:p>
     <w:p>
       <w:pPr>
@@ -8920,11 +8969,11 @@
           <w:numId w:val="5"/>
         </w:numPr>
       </w:pPr>
-      <w:bookmarkStart w:id="64" w:name="_Toc211299463"/>
+      <w:bookmarkStart w:id="63" w:name="_Toc211299463"/>
       <w:r>
         <w:t>Field Testing</w:t>
       </w:r>
-      <w:bookmarkEnd w:id="64"/>
+      <w:bookmarkEnd w:id="63"/>
     </w:p>
     <w:p>
       <w:pPr>
@@ -8937,14 +8986,14 @@
           <w:tab w:val="clear" w:pos="567"/>
         </w:tabs>
       </w:pPr>
-      <w:bookmarkStart w:id="65" w:name="_Toc211299464"/>
+      <w:bookmarkStart w:id="64" w:name="_Toc211299464"/>
       <w:r>
         <w:t>Results</w:t>
       </w:r>
       <w:r>
         <w:t xml:space="preserve"> Analysis</w:t>
       </w:r>
-      <w:bookmarkEnd w:id="65"/>
+      <w:bookmarkEnd w:id="64"/>
     </w:p>
     <w:p>
       <w:pPr>
@@ -8954,11 +9003,11 @@
           <w:numId w:val="5"/>
         </w:numPr>
       </w:pPr>
-      <w:bookmarkStart w:id="66" w:name="_Toc211299465"/>
+      <w:bookmarkStart w:id="65" w:name="_Toc211299465"/>
       <w:r>
         <w:t>Total Current Draw</w:t>
       </w:r>
-      <w:bookmarkEnd w:id="66"/>
+      <w:bookmarkEnd w:id="65"/>
     </w:p>
     <w:p>
       <w:pPr>
@@ -8968,11 +9017,11 @@
           <w:numId w:val="5"/>
         </w:numPr>
       </w:pPr>
-      <w:bookmarkStart w:id="67" w:name="_Toc211299466"/>
+      <w:bookmarkStart w:id="66" w:name="_Toc211299466"/>
       <w:r>
         <w:t>Calculating Solar Power</w:t>
       </w:r>
-      <w:bookmarkEnd w:id="67"/>
+      <w:bookmarkEnd w:id="66"/>
     </w:p>
     <w:p>
       <w:pPr>
@@ -8982,11 +9031,11 @@
           <w:numId w:val="5"/>
         </w:numPr>
       </w:pPr>
-      <w:bookmarkStart w:id="68" w:name="_Toc211299467"/>
+      <w:bookmarkStart w:id="67" w:name="_Toc211299467"/>
       <w:r>
         <w:t>Net Energy Expenditure</w:t>
       </w:r>
-      <w:bookmarkEnd w:id="68"/>
+      <w:bookmarkEnd w:id="67"/>
     </w:p>
     <w:p>
       <w:pPr>
@@ -8996,18 +9045,22 @@
           <w:numId w:val="5"/>
         </w:numPr>
       </w:pPr>
-      <w:bookmarkStart w:id="69" w:name="_Toc211299468"/>
+      <w:bookmarkStart w:id="68" w:name="_Toc211299468"/>
       <w:r>
         <w:t>Design Implications</w:t>
       </w:r>
-      <w:bookmarkEnd w:id="69"/>
+      <w:bookmarkEnd w:id="68"/>
     </w:p>
     <w:p>
       <w:pPr>
         <w:pStyle w:val="ReportBody"/>
       </w:pPr>
       <w:r>
-        <w:t xml:space="preserve">Heavily net negative, loitering as anchor system is power intensive, drop flight controller, ESP &gt;&gt;, additional power </w:t>
+        <w:t xml:space="preserve">Heavily net negative, loitering as anchor system is power intensive, drop flight controller, </w:t>
+      </w:r>
+      <w:r>
+        <w:lastRenderedPageBreak/>
+        <w:t xml:space="preserve">ESP &gt;&gt;, additional power </w:t>
       </w:r>
       <w:proofErr w:type="gramStart"/>
       <w:r>
@@ -9026,11 +9079,11 @@
           <w:numId w:val="5"/>
         </w:numPr>
       </w:pPr>
-      <w:bookmarkStart w:id="70" w:name="_Toc211299469"/>
+      <w:bookmarkStart w:id="69" w:name="_Toc211299469"/>
       <w:r>
         <w:t>Future Works</w:t>
       </w:r>
-      <w:bookmarkEnd w:id="70"/>
+      <w:bookmarkEnd w:id="69"/>
     </w:p>
     <w:p>
       <w:pPr>
@@ -9067,110 +9120,110 @@
           <w:tab w:val="clear" w:pos="567"/>
         </w:tabs>
       </w:pPr>
-      <w:bookmarkStart w:id="71" w:name="_Toc211299470"/>
+      <w:bookmarkStart w:id="70" w:name="_Toc211299470"/>
       <w:r>
         <w:t>Conclusion</w:t>
       </w:r>
+      <w:bookmarkEnd w:id="70"/>
+    </w:p>
+    <w:p>
+      <w:pPr>
+        <w:pStyle w:val="ReportBody"/>
+      </w:pPr>
+      <w:r>
+        <w:t>Summary and implications.</w:t>
+      </w:r>
+    </w:p>
+    <w:p>
+      <w:pPr>
+        <w:pStyle w:val="Heading1"/>
+      </w:pPr>
+      <w:bookmarkStart w:id="71" w:name="_Toc211201383"/>
+      <w:bookmarkStart w:id="72" w:name="_Toc211201491"/>
+    </w:p>
+    <w:p>
+      <w:pPr>
+        <w:pStyle w:val="Heading1"/>
+      </w:pPr>
+    </w:p>
+    <w:p>
+      <w:pPr>
+        <w:pStyle w:val="Heading1"/>
+      </w:pPr>
+    </w:p>
+    <w:p>
+      <w:pPr>
+        <w:pStyle w:val="Heading1"/>
+      </w:pPr>
+    </w:p>
+    <w:p>
+      <w:pPr>
+        <w:pStyle w:val="Heading1"/>
+      </w:pPr>
+    </w:p>
+    <w:p>
+      <w:pPr>
+        <w:pStyle w:val="Heading1"/>
+      </w:pPr>
+    </w:p>
+    <w:p>
+      <w:pPr>
+        <w:pStyle w:val="Heading1"/>
+      </w:pPr>
+    </w:p>
+    <w:p>
+      <w:pPr>
+        <w:pStyle w:val="Heading1"/>
+      </w:pPr>
+    </w:p>
+    <w:p>
+      <w:pPr>
+        <w:pStyle w:val="Heading1"/>
+      </w:pPr>
+    </w:p>
+    <w:p>
+      <w:pPr>
+        <w:pStyle w:val="Heading1"/>
+      </w:pPr>
+    </w:p>
+    <w:p>
+      <w:pPr>
+        <w:pStyle w:val="Heading1"/>
+      </w:pPr>
+    </w:p>
+    <w:p>
+      <w:pPr>
+        <w:pStyle w:val="Heading1"/>
+      </w:pPr>
+    </w:p>
+    <w:p>
+      <w:pPr>
+        <w:pStyle w:val="Heading1"/>
+      </w:pPr>
+    </w:p>
+    <w:p>
+      <w:pPr>
+        <w:pStyle w:val="Heading1"/>
+      </w:pPr>
+    </w:p>
+    <w:p>
+      <w:pPr>
+        <w:pStyle w:val="Heading1"/>
+      </w:pPr>
+      <w:bookmarkStart w:id="73" w:name="_Toc211299471"/>
+      <w:r>
+        <w:t>References</w:t>
+      </w:r>
       <w:bookmarkEnd w:id="71"/>
-    </w:p>
-    <w:p>
-      <w:pPr>
-        <w:pStyle w:val="ReportBody"/>
-      </w:pPr>
-      <w:r>
-        <w:t>Summary and implications.</w:t>
-      </w:r>
-    </w:p>
-    <w:p>
-      <w:pPr>
-        <w:pStyle w:val="Heading1"/>
-      </w:pPr>
-      <w:bookmarkStart w:id="72" w:name="_Toc211201383"/>
-      <w:bookmarkStart w:id="73" w:name="_Toc211201491"/>
-    </w:p>
-    <w:p>
-      <w:pPr>
-        <w:pStyle w:val="Heading1"/>
-      </w:pPr>
-    </w:p>
-    <w:p>
-      <w:pPr>
-        <w:pStyle w:val="Heading1"/>
-      </w:pPr>
-    </w:p>
-    <w:p>
-      <w:pPr>
-        <w:pStyle w:val="Heading1"/>
-      </w:pPr>
-    </w:p>
-    <w:p>
-      <w:pPr>
-        <w:pStyle w:val="Heading1"/>
-      </w:pPr>
-    </w:p>
-    <w:p>
-      <w:pPr>
-        <w:pStyle w:val="Heading1"/>
-      </w:pPr>
-    </w:p>
-    <w:p>
-      <w:pPr>
-        <w:pStyle w:val="Heading1"/>
-      </w:pPr>
-    </w:p>
-    <w:p>
-      <w:pPr>
-        <w:pStyle w:val="Heading1"/>
-      </w:pPr>
-    </w:p>
-    <w:p>
-      <w:pPr>
-        <w:pStyle w:val="Heading1"/>
-      </w:pPr>
-    </w:p>
-    <w:p>
-      <w:pPr>
-        <w:pStyle w:val="Heading1"/>
-      </w:pPr>
-    </w:p>
-    <w:p>
-      <w:pPr>
-        <w:pStyle w:val="Heading1"/>
-      </w:pPr>
-    </w:p>
-    <w:p>
-      <w:pPr>
-        <w:pStyle w:val="Heading1"/>
-      </w:pPr>
-    </w:p>
-    <w:p>
-      <w:pPr>
-        <w:pStyle w:val="Heading1"/>
-      </w:pPr>
-    </w:p>
-    <w:p>
-      <w:pPr>
-        <w:pStyle w:val="Heading1"/>
-      </w:pPr>
-    </w:p>
-    <w:p>
-      <w:pPr>
-        <w:pStyle w:val="Heading1"/>
-      </w:pPr>
-      <w:bookmarkStart w:id="74" w:name="_Toc211299471"/>
-      <w:r>
-        <w:t>References</w:t>
-      </w:r>
       <w:bookmarkEnd w:id="72"/>
       <w:bookmarkEnd w:id="73"/>
+    </w:p>
+    <w:p>
+      <w:pPr>
+        <w:pStyle w:val="ReportBody"/>
+      </w:pPr>
+      <w:bookmarkStart w:id="74" w:name="_bookmark4"/>
       <w:bookmarkEnd w:id="74"/>
-    </w:p>
-    <w:p>
-      <w:pPr>
-        <w:pStyle w:val="ReportBody"/>
-      </w:pPr>
-      <w:bookmarkStart w:id="75" w:name="_bookmark4"/>
-      <w:bookmarkEnd w:id="75"/>
       <w:r>
         <w:t xml:space="preserve">[1] M. J. Balas, Y. J. Lee, and L. Kendall, “Disturbance tracking control theory with application to horizontal axis wind turbines,” in </w:t>
       </w:r>
@@ -9207,17 +9260,17 @@
           <w:tab w:val="left" w:pos="2209"/>
         </w:tabs>
       </w:pPr>
-      <w:bookmarkStart w:id="76" w:name="Appendix_A_The_First_Appendix"/>
-      <w:bookmarkStart w:id="77" w:name="_bookmark5"/>
-      <w:bookmarkStart w:id="78" w:name="Appendix_B_Second_Appendix"/>
-      <w:bookmarkStart w:id="79" w:name="_bookmark6"/>
-      <w:bookmarkStart w:id="80" w:name="_Toc211201385"/>
-      <w:bookmarkStart w:id="81" w:name="_Toc211201493"/>
-      <w:bookmarkStart w:id="82" w:name="_Toc211299472"/>
+      <w:bookmarkStart w:id="75" w:name="Appendix_A_The_First_Appendix"/>
+      <w:bookmarkStart w:id="76" w:name="_bookmark5"/>
+      <w:bookmarkStart w:id="77" w:name="Appendix_B_Second_Appendix"/>
+      <w:bookmarkStart w:id="78" w:name="_bookmark6"/>
+      <w:bookmarkStart w:id="79" w:name="_Toc211201385"/>
+      <w:bookmarkStart w:id="80" w:name="_Toc211201493"/>
+      <w:bookmarkStart w:id="81" w:name="_Toc211299472"/>
+      <w:bookmarkEnd w:id="75"/>
       <w:bookmarkEnd w:id="76"/>
       <w:bookmarkEnd w:id="77"/>
       <w:bookmarkEnd w:id="78"/>
-      <w:bookmarkEnd w:id="79"/>
       <w:r>
         <w:lastRenderedPageBreak/>
         <w:t>Appendix</w:t>
@@ -9228,13 +9281,23 @@
         </w:rPr>
         <w:t xml:space="preserve"> </w:t>
       </w:r>
+      <w:bookmarkEnd w:id="79"/>
       <w:bookmarkEnd w:id="80"/>
+      <w:r>
+        <w:t>A</w:t>
+      </w:r>
+      <w:r>
+        <w:t xml:space="preserve"> – System Design Diagram and Photos</w:t>
+      </w:r>
       <w:bookmarkEnd w:id="81"/>
-      <w:r>
-        <w:t>A</w:t>
-      </w:r>
-      <w:r>
-        <w:t xml:space="preserve"> – System Design Diagram and Photos</w:t>
+    </w:p>
+    <w:p>
+      <w:pPr>
+        <w:pStyle w:val="Heading2"/>
+      </w:pPr>
+      <w:bookmarkStart w:id="82" w:name="_Toc211299473"/>
+      <w:r>
+        <w:t>A1. Power Distribution Diagram</w:t>
       </w:r>
       <w:bookmarkEnd w:id="82"/>
     </w:p>
@@ -9242,9 +9305,9 @@
       <w:pPr>
         <w:pStyle w:val="Heading2"/>
       </w:pPr>
-      <w:bookmarkStart w:id="83" w:name="_Toc211299473"/>
-      <w:r>
-        <w:t>A1. Power Distribution Diagram</w:t>
+      <w:bookmarkStart w:id="83" w:name="_Toc211299474"/>
+      <w:r>
+        <w:t>A2. PCB Schematic from Altium</w:t>
       </w:r>
       <w:bookmarkEnd w:id="83"/>
     </w:p>
@@ -9252,56 +9315,34 @@
       <w:pPr>
         <w:pStyle w:val="Heading2"/>
       </w:pPr>
-      <w:bookmarkStart w:id="84" w:name="_Toc211299474"/>
-      <w:r>
-        <w:t>A</w:t>
-      </w:r>
-      <w:r>
-        <w:t>2</w:t>
-      </w:r>
-      <w:r>
-        <w:t xml:space="preserve">. </w:t>
-      </w:r>
-      <w:r>
-        <w:t>PCB Schematic from Altium</w:t>
+      <w:bookmarkStart w:id="84" w:name="_Toc211299475"/>
+      <w:r>
+        <w:t>A3. Full System Wiring Diagram</w:t>
       </w:r>
       <w:bookmarkEnd w:id="84"/>
+      <w:r>
+        <w:t xml:space="preserve"> </w:t>
+      </w:r>
     </w:p>
     <w:p>
       <w:pPr>
         <w:pStyle w:val="Heading2"/>
       </w:pPr>
-      <w:bookmarkStart w:id="85" w:name="_Toc211299475"/>
-      <w:r>
-        <w:t>A</w:t>
-      </w:r>
-      <w:r>
-        <w:t>3. Full System Wiring Diagram</w:t>
+      <w:bookmarkStart w:id="85" w:name="_Toc211299476"/>
+      <w:r>
+        <w:t>A4. Physical Layout Diagram</w:t>
       </w:r>
       <w:bookmarkEnd w:id="85"/>
-      <w:r>
-        <w:t xml:space="preserve"> </w:t>
-      </w:r>
     </w:p>
     <w:p>
       <w:pPr>
         <w:pStyle w:val="Heading2"/>
       </w:pPr>
-      <w:bookmarkStart w:id="86" w:name="_Toc211299476"/>
-      <w:r>
-        <w:t>A4. Physical Layout Diagram</w:t>
+      <w:bookmarkStart w:id="86" w:name="_Toc211299477"/>
+      <w:r>
+        <w:t>A5. Testing Set Up</w:t>
       </w:r>
       <w:bookmarkEnd w:id="86"/>
-    </w:p>
-    <w:p>
-      <w:pPr>
-        <w:pStyle w:val="Heading2"/>
-      </w:pPr>
-      <w:bookmarkStart w:id="87" w:name="_Toc211299477"/>
-      <w:r>
-        <w:t>A5. Testing Set Up</w:t>
-      </w:r>
-      <w:bookmarkEnd w:id="87"/>
     </w:p>
     <w:p>
       <w:pPr>
@@ -9311,11 +9352,11 @@
           <w:szCs w:val="28"/>
         </w:rPr>
       </w:pPr>
-      <w:bookmarkStart w:id="88" w:name="_Toc211299478"/>
+      <w:bookmarkStart w:id="87" w:name="_Toc211299478"/>
       <w:r>
         <w:t>A6. Final Set Up</w:t>
       </w:r>
-      <w:bookmarkEnd w:id="88"/>
+      <w:bookmarkEnd w:id="87"/>
       <w:r>
         <w:br w:type="page"/>
       </w:r>
@@ -9327,7 +9368,7 @@
           <w:tab w:val="left" w:pos="2209"/>
         </w:tabs>
       </w:pPr>
-      <w:bookmarkStart w:id="89" w:name="_Toc211299479"/>
+      <w:bookmarkStart w:id="88" w:name="_Toc211299479"/>
       <w:r>
         <w:lastRenderedPageBreak/>
         <w:t>Appendix</w:t>
@@ -9350,7 +9391,7 @@
       <w:r>
         <w:t xml:space="preserve"> Bill of Materials</w:t>
       </w:r>
-      <w:bookmarkEnd w:id="89"/>
+      <w:bookmarkEnd w:id="88"/>
     </w:p>
     <w:tbl>
       <w:tblPr>
@@ -11052,7 +11093,7 @@
           <w:tab w:val="left" w:pos="2209"/>
         </w:tabs>
       </w:pPr>
-      <w:bookmarkStart w:id="90" w:name="_Toc211299480"/>
+      <w:bookmarkStart w:id="89" w:name="_Toc211299480"/>
       <w:r>
         <w:lastRenderedPageBreak/>
         <w:t>Appendix</w:t>
@@ -11067,13 +11108,17 @@
         <w:t>C</w:t>
       </w:r>
       <w:r>
-        <w:t xml:space="preserve"> </w:t>
-      </w:r>
-      <w:r>
-        <w:t xml:space="preserve">– </w:t>
-      </w:r>
-      <w:r>
-        <w:t>Testing Results</w:t>
+        <w:t xml:space="preserve"> – Testing Results</w:t>
+      </w:r>
+      <w:bookmarkEnd w:id="89"/>
+    </w:p>
+    <w:p>
+      <w:pPr>
+        <w:pStyle w:val="Heading2"/>
+      </w:pPr>
+      <w:bookmarkStart w:id="90" w:name="_Toc211299481"/>
+      <w:r>
+        <w:t>C1. Lab Testing Results</w:t>
       </w:r>
       <w:bookmarkEnd w:id="90"/>
     </w:p>
@@ -11081,21 +11126,11 @@
       <w:pPr>
         <w:pStyle w:val="Heading2"/>
       </w:pPr>
-      <w:bookmarkStart w:id="91" w:name="_Toc211299481"/>
-      <w:r>
-        <w:t>C1. Lab Testing Results</w:t>
+      <w:bookmarkStart w:id="91" w:name="_Toc211299482"/>
+      <w:r>
+        <w:t>C2. Field Testing Results</w:t>
       </w:r>
       <w:bookmarkEnd w:id="91"/>
-    </w:p>
-    <w:p>
-      <w:pPr>
-        <w:pStyle w:val="Heading2"/>
-      </w:pPr>
-      <w:bookmarkStart w:id="92" w:name="_Toc211299482"/>
-      <w:r>
-        <w:t>C2. Field Testing Results</w:t>
-      </w:r>
-      <w:bookmarkEnd w:id="92"/>
     </w:p>
     <w:sectPr>
       <w:pgSz w:w="16840" w:h="11910" w:orient="landscape"/>
